--- a/docs/architecture/DashSpec-Architecture-RU.docx
+++ b/docs/architecture/DashSpec-Architecture-RU.docx
@@ -33,7 +33,7 @@
         <w:pStyle w:val="Heading1"/>
       </w:pPr>
       <w:bookmarkStart w:id="1" w:name="_введение"/>
-      <w:bookmarkStart w:id="2" w:name="_Toc243064285"/>
+      <w:bookmarkStart w:id="2" w:name="_Toc243065213"/>
       <w:r>
         <w:t>Введение</w:t>
       </w:r>
@@ -45,7 +45,7 @@
         <w:pStyle w:val="Heading2"/>
       </w:pPr>
       <w:bookmarkStart w:id="3" w:name="_53e7be3ecf004d37642b80059f8e5dcbea5fc45"/>
-      <w:bookmarkStart w:id="4" w:name="_Toc243064286"/>
+      <w:bookmarkStart w:id="4" w:name="_Toc243065214"/>
       <w:r>
         <w:t>О чём этот документ</w:t>
       </w:r>
@@ -109,7 +109,7 @@
         <w:pStyle w:val="Compact"/>
         <w:numPr>
           <w:ilvl w:val="0"/>
-          <w:numId w:val="2"/>
+          <w:numId w:val="3"/>
         </w:numPr>
       </w:pPr>
       <w:r>
@@ -121,7 +121,7 @@
         <w:pStyle w:val="Compact"/>
         <w:numPr>
           <w:ilvl w:val="0"/>
-          <w:numId w:val="2"/>
+          <w:numId w:val="3"/>
         </w:numPr>
       </w:pPr>
       <w:r>
@@ -133,7 +133,7 @@
         <w:pStyle w:val="Compact"/>
         <w:numPr>
           <w:ilvl w:val="0"/>
-          <w:numId w:val="2"/>
+          <w:numId w:val="3"/>
         </w:numPr>
       </w:pPr>
       <w:r>
@@ -148,7 +148,7 @@
         <w:pStyle w:val="Compact"/>
         <w:numPr>
           <w:ilvl w:val="0"/>
-          <w:numId w:val="2"/>
+          <w:numId w:val="3"/>
         </w:numPr>
       </w:pPr>
       <w:r>
@@ -181,9 +181,9 @@
         <w:tblLook w:val="0020" w:firstRow="1" w:lastRow="0" w:firstColumn="0" w:lastColumn="0" w:noHBand="0" w:noVBand="0"/>
       </w:tblPr>
       <w:tblGrid>
-        <w:gridCol w:w="2122"/>
-        <w:gridCol w:w="3774"/>
-        <w:gridCol w:w="4009"/>
+        <w:gridCol w:w="2361"/>
+        <w:gridCol w:w="4197"/>
+        <w:gridCol w:w="4458"/>
       </w:tblGrid>
       <w:tr>
         <w:trPr>
@@ -517,15 +517,60 @@
                 <w:b/>
                 <w:bCs/>
               </w:rPr>
-              <w:t xml:space="preserve">Диаграмма </w:t>
-            </w:r>
+              <w:t>Диаграмма потоков данных</w:t>
+            </w:r>
+          </w:p>
+        </w:tc>
+        <w:tc>
+          <w:tcPr>
+            <w:tcW w:w="3017" w:type="dxa"/>
+          </w:tcPr>
+          <w:p>
+            <w:pPr>
+              <w:pStyle w:val="Compact"/>
+            </w:pPr>
+            <w:r>
+              <w:t>Как данные идут от базы до карточки</w:t>
+            </w:r>
+          </w:p>
+        </w:tc>
+        <w:tc>
+          <w:tcPr>
+            <w:tcW w:w="3205" w:type="dxa"/>
+          </w:tcPr>
+          <w:p>
+            <w:pPr>
+              <w:pStyle w:val="Compact"/>
+            </w:pPr>
+            <w:r>
+              <w:t>§8, диаграммы 6–7</w:t>
+            </w:r>
+          </w:p>
+        </w:tc>
+      </w:tr>
+      <w:tr>
+        <w:tc>
+          <w:tcPr>
+            <w:tcW w:w="1697" w:type="dxa"/>
+          </w:tcPr>
+          <w:p>
+            <w:pPr>
+              <w:pStyle w:val="Compact"/>
+            </w:pPr>
             <w:r>
               <w:rPr>
                 <w:b/>
                 <w:bCs/>
               </w:rPr>
+              <w:t>Диаграмма последовательно</w:t>
+            </w:r>
+            <w:r>
+              <w:rPr>
+                <w:b/>
+                <w:bCs/>
+              </w:rPr>
               <w:lastRenderedPageBreak/>
-              <w:t>потоков данных</w:t>
+              <w:t>сти</w:t>
             </w:r>
           </w:p>
         </w:tc>
@@ -539,11 +584,7 @@
             </w:pPr>
             <w:r>
               <w:lastRenderedPageBreak/>
-              <w:t xml:space="preserve">Как данные идут от базы до </w:t>
-            </w:r>
-            <w:r>
-              <w:lastRenderedPageBreak/>
-              <w:t>карточки</w:t>
+              <w:t>Кто с кем общается во времени</w:t>
             </w:r>
           </w:p>
         </w:tc>
@@ -556,8 +597,7 @@
               <w:pStyle w:val="Compact"/>
             </w:pPr>
             <w:r>
-              <w:lastRenderedPageBreak/>
-              <w:t>§8, диаграммы 6–7</w:t>
+              <w:t>§8.5, диаграмма 8</w:t>
             </w:r>
           </w:p>
         </w:tc>
@@ -576,7 +616,7 @@
                 <w:b/>
                 <w:bCs/>
               </w:rPr>
-              <w:t>Диаграмма последовательности</w:t>
+              <w:t>Диаграмма семейств плагинов</w:t>
             </w:r>
           </w:p>
         </w:tc>
@@ -589,7 +629,7 @@
               <w:pStyle w:val="Compact"/>
             </w:pPr>
             <w:r>
-              <w:t>Кто с кем общается во времени</w:t>
+              <w:t>Точки расширения</w:t>
             </w:r>
           </w:p>
         </w:tc>
@@ -602,7 +642,7 @@
               <w:pStyle w:val="Compact"/>
             </w:pPr>
             <w:r>
-              <w:t>§8.5, диаграмма 8</w:t>
+              <w:t>§10, диаграмма 9</w:t>
             </w:r>
           </w:p>
         </w:tc>
@@ -621,7 +661,7 @@
                 <w:b/>
                 <w:bCs/>
               </w:rPr>
-              <w:t>Диаграмма семейств плагинов</w:t>
+              <w:t>Реестр разрешений</w:t>
             </w:r>
           </w:p>
         </w:tc>
@@ -634,7 +674,7 @@
               <w:pStyle w:val="Compact"/>
             </w:pPr>
             <w:r>
-              <w:t>Точки расширения</w:t>
+              <w:t>Кто «побеждает» при конфликте настроек</w:t>
             </w:r>
           </w:p>
         </w:tc>
@@ -647,7 +687,7 @@
               <w:pStyle w:val="Compact"/>
             </w:pPr>
             <w:r>
-              <w:t>§10, диаграмма 9</w:t>
+              <w:t>§7.4, диаграмма 10</w:t>
             </w:r>
           </w:p>
         </w:tc>
@@ -666,7 +706,7 @@
                 <w:b/>
                 <w:bCs/>
               </w:rPr>
-              <w:t>Реестр разрешений</w:t>
+              <w:t>Диаграмма развёртывания</w:t>
             </w:r>
           </w:p>
         </w:tc>
@@ -679,7 +719,7 @@
               <w:pStyle w:val="Compact"/>
             </w:pPr>
             <w:r>
-              <w:t>Кто «побеждает» при конфликте настроек</w:t>
+              <w:t>Что и где работает в проде</w:t>
             </w:r>
           </w:p>
         </w:tc>
@@ -692,7 +732,7 @@
               <w:pStyle w:val="Compact"/>
             </w:pPr>
             <w:r>
-              <w:t>§7.4, диаграмма 10</w:t>
+              <w:t>§11, диаграмма 11</w:t>
             </w:r>
           </w:p>
         </w:tc>
@@ -711,51 +751,6 @@
                 <w:b/>
                 <w:bCs/>
               </w:rPr>
-              <w:t>Диаграмма развёртывания</w:t>
-            </w:r>
-          </w:p>
-        </w:tc>
-        <w:tc>
-          <w:tcPr>
-            <w:tcW w:w="3017" w:type="dxa"/>
-          </w:tcPr>
-          <w:p>
-            <w:pPr>
-              <w:pStyle w:val="Compact"/>
-            </w:pPr>
-            <w:r>
-              <w:t>Что и где работает в проде</w:t>
-            </w:r>
-          </w:p>
-        </w:tc>
-        <w:tc>
-          <w:tcPr>
-            <w:tcW w:w="3205" w:type="dxa"/>
-          </w:tcPr>
-          <w:p>
-            <w:pPr>
-              <w:pStyle w:val="Compact"/>
-            </w:pPr>
-            <w:r>
-              <w:t>§11, диаграмма 11</w:t>
-            </w:r>
-          </w:p>
-        </w:tc>
-      </w:tr>
-      <w:tr>
-        <w:tc>
-          <w:tcPr>
-            <w:tcW w:w="1697" w:type="dxa"/>
-          </w:tcPr>
-          <w:p>
-            <w:pPr>
-              <w:pStyle w:val="Compact"/>
-            </w:pPr>
-            <w:r>
-              <w:rPr>
-                <w:b/>
-                <w:bCs/>
-              </w:rPr>
               <w:t>Диаграмма контура качества</w:t>
             </w:r>
           </w:p>
@@ -870,7 +865,7 @@
       <w:pPr>
         <w:pStyle w:val="TOC1"/>
         <w:tabs>
-          <w:tab w:val="right" w:leader="dot" w:pos="9679"/>
+          <w:tab w:val="right" w:leader="dot" w:pos="10790"/>
         </w:tabs>
         <w:rPr>
           <w:noProof/>
@@ -901,7 +896,7 @@
         <w:rPr>
           <w:noProof/>
         </w:rPr>
-        <w:instrText xml:space="preserve"> PAGEREF _Toc243064285 \h </w:instrText>
+        <w:instrText xml:space="preserve"> PAGEREF _Toc243065213 \h </w:instrText>
       </w:r>
       <w:r>
         <w:rPr>
@@ -931,7 +926,7 @@
       <w:pPr>
         <w:pStyle w:val="TOC2"/>
         <w:tabs>
-          <w:tab w:val="right" w:leader="dot" w:pos="9679"/>
+          <w:tab w:val="right" w:leader="dot" w:pos="10790"/>
         </w:tabs>
         <w:rPr>
           <w:noProof/>
@@ -962,7 +957,7 @@
         <w:rPr>
           <w:noProof/>
         </w:rPr>
-        <w:instrText xml:space="preserve"> PAGEREF _Toc243064286 \h </w:instrText>
+        <w:instrText xml:space="preserve"> PAGEREF _Toc243065214 \h </w:instrText>
       </w:r>
       <w:r>
         <w:rPr>
@@ -992,7 +987,7 @@
       <w:pPr>
         <w:pStyle w:val="TOC2"/>
         <w:tabs>
-          <w:tab w:val="right" w:leader="dot" w:pos="9679"/>
+          <w:tab w:val="right" w:leader="dot" w:pos="10790"/>
         </w:tabs>
         <w:rPr>
           <w:noProof/>
@@ -1023,7 +1018,7 @@
         <w:rPr>
           <w:noProof/>
         </w:rPr>
-        <w:instrText xml:space="preserve"> PAGEREF _Toc243064287 \h </w:instrText>
+        <w:instrText xml:space="preserve"> PAGEREF _Toc243065215 \h </w:instrText>
       </w:r>
       <w:r>
         <w:rPr>
@@ -1053,7 +1048,7 @@
       <w:pPr>
         <w:pStyle w:val="TOC1"/>
         <w:tabs>
-          <w:tab w:val="right" w:leader="dot" w:pos="9679"/>
+          <w:tab w:val="right" w:leader="dot" w:pos="10790"/>
         </w:tabs>
         <w:rPr>
           <w:noProof/>
@@ -1084,7 +1079,7 @@
         <w:rPr>
           <w:noProof/>
         </w:rPr>
-        <w:instrText xml:space="preserve"> PAGEREF _Toc243064288 \h </w:instrText>
+        <w:instrText xml:space="preserve"> PAGEREF _Toc243065216 \h </w:instrText>
       </w:r>
       <w:r>
         <w:rPr>
@@ -1101,7 +1096,7 @@
         <w:rPr>
           <w:noProof/>
         </w:rPr>
-        <w:t>5</w:t>
+        <w:t>4</w:t>
       </w:r>
       <w:r>
         <w:rPr>
@@ -1114,7 +1109,7 @@
       <w:pPr>
         <w:pStyle w:val="TOC2"/>
         <w:tabs>
-          <w:tab w:val="right" w:leader="dot" w:pos="9679"/>
+          <w:tab w:val="right" w:leader="dot" w:pos="10790"/>
         </w:tabs>
         <w:rPr>
           <w:noProof/>
@@ -1145,7 +1140,7 @@
         <w:rPr>
           <w:noProof/>
         </w:rPr>
-        <w:instrText xml:space="preserve"> PAGEREF _Toc243064289 \h </w:instrText>
+        <w:instrText xml:space="preserve"> PAGEREF _Toc243065217 \h </w:instrText>
       </w:r>
       <w:r>
         <w:rPr>
@@ -1162,7 +1157,7 @@
         <w:rPr>
           <w:noProof/>
         </w:rPr>
-        <w:t>5</w:t>
+        <w:t>4</w:t>
       </w:r>
       <w:r>
         <w:rPr>
@@ -1175,7 +1170,7 @@
       <w:pPr>
         <w:pStyle w:val="TOC2"/>
         <w:tabs>
-          <w:tab w:val="right" w:leader="dot" w:pos="9679"/>
+          <w:tab w:val="right" w:leader="dot" w:pos="10790"/>
         </w:tabs>
         <w:rPr>
           <w:noProof/>
@@ -1206,7 +1201,7 @@
         <w:rPr>
           <w:noProof/>
         </w:rPr>
-        <w:instrText xml:space="preserve"> PAGEREF _Toc243064290 \h </w:instrText>
+        <w:instrText xml:space="preserve"> PAGEREF _Toc243065218 \h </w:instrText>
       </w:r>
       <w:r>
         <w:rPr>
@@ -1236,7 +1231,7 @@
       <w:pPr>
         <w:pStyle w:val="TOC2"/>
         <w:tabs>
-          <w:tab w:val="right" w:leader="dot" w:pos="9679"/>
+          <w:tab w:val="right" w:leader="dot" w:pos="10790"/>
         </w:tabs>
         <w:rPr>
           <w:noProof/>
@@ -1267,7 +1262,7 @@
         <w:rPr>
           <w:noProof/>
         </w:rPr>
-        <w:instrText xml:space="preserve"> PAGEREF _Toc243064291 \h </w:instrText>
+        <w:instrText xml:space="preserve"> PAGEREF _Toc243065219 \h </w:instrText>
       </w:r>
       <w:r>
         <w:rPr>
@@ -1297,7 +1292,7 @@
       <w:pPr>
         <w:pStyle w:val="TOC2"/>
         <w:tabs>
-          <w:tab w:val="right" w:leader="dot" w:pos="9679"/>
+          <w:tab w:val="right" w:leader="dot" w:pos="10790"/>
         </w:tabs>
         <w:rPr>
           <w:noProof/>
@@ -1328,7 +1323,7 @@
         <w:rPr>
           <w:noProof/>
         </w:rPr>
-        <w:instrText xml:space="preserve"> PAGEREF _Toc243064292 \h </w:instrText>
+        <w:instrText xml:space="preserve"> PAGEREF _Toc243065220 \h </w:instrText>
       </w:r>
       <w:r>
         <w:rPr>
@@ -1345,7 +1340,7 @@
         <w:rPr>
           <w:noProof/>
         </w:rPr>
-        <w:t>6</w:t>
+        <w:t>5</w:t>
       </w:r>
       <w:r>
         <w:rPr>
@@ -1358,7 +1353,7 @@
       <w:pPr>
         <w:pStyle w:val="TOC1"/>
         <w:tabs>
-          <w:tab w:val="right" w:leader="dot" w:pos="9679"/>
+          <w:tab w:val="right" w:leader="dot" w:pos="10790"/>
         </w:tabs>
         <w:rPr>
           <w:noProof/>
@@ -1389,7 +1384,7 @@
         <w:rPr>
           <w:noProof/>
         </w:rPr>
-        <w:instrText xml:space="preserve"> PAGEREF _Toc243064293 \h </w:instrText>
+        <w:instrText xml:space="preserve"> PAGEREF _Toc243065221 \h </w:instrText>
       </w:r>
       <w:r>
         <w:rPr>
@@ -1419,7 +1414,7 @@
       <w:pPr>
         <w:pStyle w:val="TOC1"/>
         <w:tabs>
-          <w:tab w:val="right" w:leader="dot" w:pos="9679"/>
+          <w:tab w:val="right" w:leader="dot" w:pos="10790"/>
         </w:tabs>
         <w:rPr>
           <w:noProof/>
@@ -1450,7 +1445,7 @@
         <w:rPr>
           <w:noProof/>
         </w:rPr>
-        <w:instrText xml:space="preserve"> PAGEREF _Toc243064294 \h </w:instrText>
+        <w:instrText xml:space="preserve"> PAGEREF _Toc243065222 \h </w:instrText>
       </w:r>
       <w:r>
         <w:rPr>
@@ -1467,7 +1462,7 @@
         <w:rPr>
           <w:noProof/>
         </w:rPr>
-        <w:t>7</w:t>
+        <w:t>6</w:t>
       </w:r>
       <w:r>
         <w:rPr>
@@ -1480,7 +1475,7 @@
       <w:pPr>
         <w:pStyle w:val="TOC1"/>
         <w:tabs>
-          <w:tab w:val="right" w:leader="dot" w:pos="9679"/>
+          <w:tab w:val="right" w:leader="dot" w:pos="10790"/>
         </w:tabs>
         <w:rPr>
           <w:noProof/>
@@ -1511,7 +1506,7 @@
         <w:rPr>
           <w:noProof/>
         </w:rPr>
-        <w:instrText xml:space="preserve"> PAGEREF _Toc243064295 \h </w:instrText>
+        <w:instrText xml:space="preserve"> PAGEREF _Toc243065223 \h </w:instrText>
       </w:r>
       <w:r>
         <w:rPr>
@@ -1528,7 +1523,7 @@
         <w:rPr>
           <w:noProof/>
         </w:rPr>
-        <w:t>10</w:t>
+        <w:t>9</w:t>
       </w:r>
       <w:r>
         <w:rPr>
@@ -1541,7 +1536,7 @@
       <w:pPr>
         <w:pStyle w:val="TOC2"/>
         <w:tabs>
-          <w:tab w:val="right" w:leader="dot" w:pos="9679"/>
+          <w:tab w:val="right" w:leader="dot" w:pos="10790"/>
         </w:tabs>
         <w:rPr>
           <w:noProof/>
@@ -1572,7 +1567,7 @@
         <w:rPr>
           <w:noProof/>
         </w:rPr>
-        <w:instrText xml:space="preserve"> PAGEREF _Toc243064296 \h </w:instrText>
+        <w:instrText xml:space="preserve"> PAGEREF _Toc243065224 \h </w:instrText>
       </w:r>
       <w:r>
         <w:rPr>
@@ -1589,7 +1584,7 @@
         <w:rPr>
           <w:noProof/>
         </w:rPr>
-        <w:t>11</w:t>
+        <w:t>10</w:t>
       </w:r>
       <w:r>
         <w:rPr>
@@ -1602,7 +1597,7 @@
       <w:pPr>
         <w:pStyle w:val="TOC2"/>
         <w:tabs>
-          <w:tab w:val="right" w:leader="dot" w:pos="9679"/>
+          <w:tab w:val="right" w:leader="dot" w:pos="10790"/>
         </w:tabs>
         <w:rPr>
           <w:noProof/>
@@ -1633,7 +1628,7 @@
         <w:rPr>
           <w:noProof/>
         </w:rPr>
-        <w:instrText xml:space="preserve"> PAGEREF _Toc243064297 \h </w:instrText>
+        <w:instrText xml:space="preserve"> PAGEREF _Toc243065225 \h </w:instrText>
       </w:r>
       <w:r>
         <w:rPr>
@@ -1650,7 +1645,7 @@
         <w:rPr>
           <w:noProof/>
         </w:rPr>
-        <w:t>11</w:t>
+        <w:t>10</w:t>
       </w:r>
       <w:r>
         <w:rPr>
@@ -1663,7 +1658,7 @@
       <w:pPr>
         <w:pStyle w:val="TOC2"/>
         <w:tabs>
-          <w:tab w:val="right" w:leader="dot" w:pos="9679"/>
+          <w:tab w:val="right" w:leader="dot" w:pos="10790"/>
         </w:tabs>
         <w:rPr>
           <w:noProof/>
@@ -1694,7 +1689,7 @@
         <w:rPr>
           <w:noProof/>
         </w:rPr>
-        <w:instrText xml:space="preserve"> PAGEREF _Toc243064298 \h </w:instrText>
+        <w:instrText xml:space="preserve"> PAGEREF _Toc243065226 \h </w:instrText>
       </w:r>
       <w:r>
         <w:rPr>
@@ -1711,7 +1706,7 @@
         <w:rPr>
           <w:noProof/>
         </w:rPr>
-        <w:t>12</w:t>
+        <w:t>10</w:t>
       </w:r>
       <w:r>
         <w:rPr>
@@ -1724,7 +1719,7 @@
       <w:pPr>
         <w:pStyle w:val="TOC2"/>
         <w:tabs>
-          <w:tab w:val="right" w:leader="dot" w:pos="9679"/>
+          <w:tab w:val="right" w:leader="dot" w:pos="10790"/>
         </w:tabs>
         <w:rPr>
           <w:noProof/>
@@ -1755,7 +1750,7 @@
         <w:rPr>
           <w:noProof/>
         </w:rPr>
-        <w:instrText xml:space="preserve"> PAGEREF _Toc243064299 \h </w:instrText>
+        <w:instrText xml:space="preserve"> PAGEREF _Toc243065227 \h </w:instrText>
       </w:r>
       <w:r>
         <w:rPr>
@@ -1772,7 +1767,7 @@
         <w:rPr>
           <w:noProof/>
         </w:rPr>
-        <w:t>12</w:t>
+        <w:t>11</w:t>
       </w:r>
       <w:r>
         <w:rPr>
@@ -1785,7 +1780,7 @@
       <w:pPr>
         <w:pStyle w:val="TOC2"/>
         <w:tabs>
-          <w:tab w:val="right" w:leader="dot" w:pos="9679"/>
+          <w:tab w:val="right" w:leader="dot" w:pos="10790"/>
         </w:tabs>
         <w:rPr>
           <w:noProof/>
@@ -1816,7 +1811,7 @@
         <w:rPr>
           <w:noProof/>
         </w:rPr>
-        <w:instrText xml:space="preserve"> PAGEREF _Toc243064300 \h </w:instrText>
+        <w:instrText xml:space="preserve"> PAGEREF _Toc243065228 \h </w:instrText>
       </w:r>
       <w:r>
         <w:rPr>
@@ -1833,7 +1828,7 @@
         <w:rPr>
           <w:noProof/>
         </w:rPr>
-        <w:t>12</w:t>
+        <w:t>11</w:t>
       </w:r>
       <w:r>
         <w:rPr>
@@ -1846,7 +1841,7 @@
       <w:pPr>
         <w:pStyle w:val="TOC2"/>
         <w:tabs>
-          <w:tab w:val="right" w:leader="dot" w:pos="9679"/>
+          <w:tab w:val="right" w:leader="dot" w:pos="10790"/>
         </w:tabs>
         <w:rPr>
           <w:noProof/>
@@ -1877,7 +1872,7 @@
         <w:rPr>
           <w:noProof/>
         </w:rPr>
-        <w:instrText xml:space="preserve"> PAGEREF _Toc243064301 \h </w:instrText>
+        <w:instrText xml:space="preserve"> PAGEREF _Toc243065229 \h </w:instrText>
       </w:r>
       <w:r>
         <w:rPr>
@@ -1894,7 +1889,7 @@
         <w:rPr>
           <w:noProof/>
         </w:rPr>
-        <w:t>13</w:t>
+        <w:t>11</w:t>
       </w:r>
       <w:r>
         <w:rPr>
@@ -1907,7 +1902,7 @@
       <w:pPr>
         <w:pStyle w:val="TOC2"/>
         <w:tabs>
-          <w:tab w:val="right" w:leader="dot" w:pos="9679"/>
+          <w:tab w:val="right" w:leader="dot" w:pos="10790"/>
         </w:tabs>
         <w:rPr>
           <w:noProof/>
@@ -1938,7 +1933,7 @@
         <w:rPr>
           <w:noProof/>
         </w:rPr>
-        <w:instrText xml:space="preserve"> PAGEREF _Toc243064302 \h </w:instrText>
+        <w:instrText xml:space="preserve"> PAGEREF _Toc243065230 \h </w:instrText>
       </w:r>
       <w:r>
         <w:rPr>
@@ -1955,7 +1950,7 @@
         <w:rPr>
           <w:noProof/>
         </w:rPr>
-        <w:t>13</w:t>
+        <w:t>12</w:t>
       </w:r>
       <w:r>
         <w:rPr>
@@ -1968,7 +1963,7 @@
       <w:pPr>
         <w:pStyle w:val="TOC1"/>
         <w:tabs>
-          <w:tab w:val="right" w:leader="dot" w:pos="9679"/>
+          <w:tab w:val="right" w:leader="dot" w:pos="10790"/>
         </w:tabs>
         <w:rPr>
           <w:noProof/>
@@ -1981,7 +1976,6 @@
         <w:rPr>
           <w:noProof/>
         </w:rPr>
-        <w:lastRenderedPageBreak/>
         <w:t>5. Правила, которые держат архитектуру</w:t>
       </w:r>
       <w:r>
@@ -2000,7 +1994,7 @@
         <w:rPr>
           <w:noProof/>
         </w:rPr>
-        <w:instrText xml:space="preserve"> PAGEREF _Toc243064303 \h </w:instrText>
+        <w:instrText xml:space="preserve"> PAGEREF _Toc243065231 \h </w:instrText>
       </w:r>
       <w:r>
         <w:rPr>
@@ -2017,7 +2011,7 @@
         <w:rPr>
           <w:noProof/>
         </w:rPr>
-        <w:t>15</w:t>
+        <w:t>14</w:t>
       </w:r>
       <w:r>
         <w:rPr>
@@ -2030,7 +2024,7 @@
       <w:pPr>
         <w:pStyle w:val="TOC1"/>
         <w:tabs>
-          <w:tab w:val="right" w:leader="dot" w:pos="9679"/>
+          <w:tab w:val="right" w:leader="dot" w:pos="10790"/>
         </w:tabs>
         <w:rPr>
           <w:noProof/>
@@ -2061,7 +2055,7 @@
         <w:rPr>
           <w:noProof/>
         </w:rPr>
-        <w:instrText xml:space="preserve"> PAGEREF _Toc243064304 \h </w:instrText>
+        <w:instrText xml:space="preserve"> PAGEREF _Toc243065232 \h </w:instrText>
       </w:r>
       <w:r>
         <w:rPr>
@@ -2078,7 +2072,7 @@
         <w:rPr>
           <w:noProof/>
         </w:rPr>
-        <w:t>16</w:t>
+        <w:t>15</w:t>
       </w:r>
       <w:r>
         <w:rPr>
@@ -2091,7 +2085,7 @@
       <w:pPr>
         <w:pStyle w:val="TOC2"/>
         <w:tabs>
-          <w:tab w:val="right" w:leader="dot" w:pos="9679"/>
+          <w:tab w:val="right" w:leader="dot" w:pos="10790"/>
         </w:tabs>
         <w:rPr>
           <w:noProof/>
@@ -2122,7 +2116,7 @@
         <w:rPr>
           <w:noProof/>
         </w:rPr>
-        <w:instrText xml:space="preserve"> PAGEREF _Toc243064305 \h </w:instrText>
+        <w:instrText xml:space="preserve"> PAGEREF _Toc243065233 \h </w:instrText>
       </w:r>
       <w:r>
         <w:rPr>
@@ -2139,7 +2133,7 @@
         <w:rPr>
           <w:noProof/>
         </w:rPr>
-        <w:t>16</w:t>
+        <w:t>15</w:t>
       </w:r>
       <w:r>
         <w:rPr>
@@ -2152,7 +2146,7 @@
       <w:pPr>
         <w:pStyle w:val="TOC2"/>
         <w:tabs>
-          <w:tab w:val="right" w:leader="dot" w:pos="9679"/>
+          <w:tab w:val="right" w:leader="dot" w:pos="10790"/>
         </w:tabs>
         <w:rPr>
           <w:noProof/>
@@ -2183,7 +2177,7 @@
         <w:rPr>
           <w:noProof/>
         </w:rPr>
-        <w:instrText xml:space="preserve"> PAGEREF _Toc243064306 \h </w:instrText>
+        <w:instrText xml:space="preserve"> PAGEREF _Toc243065234 \h </w:instrText>
       </w:r>
       <w:r>
         <w:rPr>
@@ -2200,7 +2194,7 @@
         <w:rPr>
           <w:noProof/>
         </w:rPr>
-        <w:t>17</w:t>
+        <w:t>15</w:t>
       </w:r>
       <w:r>
         <w:rPr>
@@ -2213,7 +2207,7 @@
       <w:pPr>
         <w:pStyle w:val="TOC2"/>
         <w:tabs>
-          <w:tab w:val="right" w:leader="dot" w:pos="9679"/>
+          <w:tab w:val="right" w:leader="dot" w:pos="10790"/>
         </w:tabs>
         <w:rPr>
           <w:noProof/>
@@ -2244,7 +2238,7 @@
         <w:rPr>
           <w:noProof/>
         </w:rPr>
-        <w:instrText xml:space="preserve"> PAGEREF _Toc243064307 \h </w:instrText>
+        <w:instrText xml:space="preserve"> PAGEREF _Toc243065235 \h </w:instrText>
       </w:r>
       <w:r>
         <w:rPr>
@@ -2261,7 +2255,7 @@
         <w:rPr>
           <w:noProof/>
         </w:rPr>
-        <w:t>17</w:t>
+        <w:t>16</w:t>
       </w:r>
       <w:r>
         <w:rPr>
@@ -2274,7 +2268,7 @@
       <w:pPr>
         <w:pStyle w:val="TOC1"/>
         <w:tabs>
-          <w:tab w:val="right" w:leader="dot" w:pos="9679"/>
+          <w:tab w:val="right" w:leader="dot" w:pos="10790"/>
         </w:tabs>
         <w:rPr>
           <w:noProof/>
@@ -2305,7 +2299,7 @@
         <w:rPr>
           <w:noProof/>
         </w:rPr>
-        <w:instrText xml:space="preserve"> PAGEREF _Toc243064308 \h </w:instrText>
+        <w:instrText xml:space="preserve"> PAGEREF _Toc243065236 \h </w:instrText>
       </w:r>
       <w:r>
         <w:rPr>
@@ -2322,7 +2316,7 @@
         <w:rPr>
           <w:noProof/>
         </w:rPr>
-        <w:t>18</w:t>
+        <w:t>17</w:t>
       </w:r>
       <w:r>
         <w:rPr>
@@ -2335,7 +2329,7 @@
       <w:pPr>
         <w:pStyle w:val="TOC2"/>
         <w:tabs>
-          <w:tab w:val="right" w:leader="dot" w:pos="9679"/>
+          <w:tab w:val="right" w:leader="dot" w:pos="10790"/>
         </w:tabs>
         <w:rPr>
           <w:noProof/>
@@ -2366,7 +2360,7 @@
         <w:rPr>
           <w:noProof/>
         </w:rPr>
-        <w:instrText xml:space="preserve"> PAGEREF _Toc243064309 \h </w:instrText>
+        <w:instrText xml:space="preserve"> PAGEREF _Toc243065237 \h </w:instrText>
       </w:r>
       <w:r>
         <w:rPr>
@@ -2383,7 +2377,7 @@
         <w:rPr>
           <w:noProof/>
         </w:rPr>
-        <w:t>18</w:t>
+        <w:t>17</w:t>
       </w:r>
       <w:r>
         <w:rPr>
@@ -2396,7 +2390,7 @@
       <w:pPr>
         <w:pStyle w:val="TOC2"/>
         <w:tabs>
-          <w:tab w:val="right" w:leader="dot" w:pos="9679"/>
+          <w:tab w:val="right" w:leader="dot" w:pos="10790"/>
         </w:tabs>
         <w:rPr>
           <w:noProof/>
@@ -2409,6 +2403,7 @@
         <w:rPr>
           <w:noProof/>
         </w:rPr>
+        <w:lastRenderedPageBreak/>
         <w:t>7.2 Стадии конвейера</w:t>
       </w:r>
       <w:r>
@@ -2427,7 +2422,7 @@
         <w:rPr>
           <w:noProof/>
         </w:rPr>
-        <w:instrText xml:space="preserve"> PAGEREF _Toc243064310 \h </w:instrText>
+        <w:instrText xml:space="preserve"> PAGEREF _Toc243065238 \h </w:instrText>
       </w:r>
       <w:r>
         <w:rPr>
@@ -2444,7 +2439,7 @@
         <w:rPr>
           <w:noProof/>
         </w:rPr>
-        <w:t>19</w:t>
+        <w:t>18</w:t>
       </w:r>
       <w:r>
         <w:rPr>
@@ -2457,7 +2452,7 @@
       <w:pPr>
         <w:pStyle w:val="TOC2"/>
         <w:tabs>
-          <w:tab w:val="right" w:leader="dot" w:pos="9679"/>
+          <w:tab w:val="right" w:leader="dot" w:pos="10790"/>
         </w:tabs>
         <w:rPr>
           <w:noProof/>
@@ -2488,7 +2483,7 @@
         <w:rPr>
           <w:noProof/>
         </w:rPr>
-        <w:instrText xml:space="preserve"> PAGEREF _Toc243064311 \h </w:instrText>
+        <w:instrText xml:space="preserve"> PAGEREF _Toc243065239 \h </w:instrText>
       </w:r>
       <w:r>
         <w:rPr>
@@ -2505,7 +2500,7 @@
         <w:rPr>
           <w:noProof/>
         </w:rPr>
-        <w:t>20</w:t>
+        <w:t>19</w:t>
       </w:r>
       <w:r>
         <w:rPr>
@@ -2518,7 +2513,7 @@
       <w:pPr>
         <w:pStyle w:val="TOC2"/>
         <w:tabs>
-          <w:tab w:val="right" w:leader="dot" w:pos="9679"/>
+          <w:tab w:val="right" w:leader="dot" w:pos="10790"/>
         </w:tabs>
         <w:rPr>
           <w:noProof/>
@@ -2549,7 +2544,7 @@
         <w:rPr>
           <w:noProof/>
         </w:rPr>
-        <w:instrText xml:space="preserve"> PAGEREF _Toc243064312 \h </w:instrText>
+        <w:instrText xml:space="preserve"> PAGEREF _Toc243065240 \h </w:instrText>
       </w:r>
       <w:r>
         <w:rPr>
@@ -2566,7 +2561,7 @@
         <w:rPr>
           <w:noProof/>
         </w:rPr>
-        <w:t>21</w:t>
+        <w:t>20</w:t>
       </w:r>
       <w:r>
         <w:rPr>
@@ -2579,7 +2574,7 @@
       <w:pPr>
         <w:pStyle w:val="TOC1"/>
         <w:tabs>
-          <w:tab w:val="right" w:leader="dot" w:pos="9679"/>
+          <w:tab w:val="right" w:leader="dot" w:pos="10790"/>
         </w:tabs>
         <w:rPr>
           <w:noProof/>
@@ -2610,7 +2605,7 @@
         <w:rPr>
           <w:noProof/>
         </w:rPr>
-        <w:instrText xml:space="preserve"> PAGEREF _Toc243064313 \h </w:instrText>
+        <w:instrText xml:space="preserve"> PAGEREF _Toc243065241 \h </w:instrText>
       </w:r>
       <w:r>
         <w:rPr>
@@ -2627,7 +2622,7 @@
         <w:rPr>
           <w:noProof/>
         </w:rPr>
-        <w:t>22</w:t>
+        <w:t>20</w:t>
       </w:r>
       <w:r>
         <w:rPr>
@@ -2640,7 +2635,7 @@
       <w:pPr>
         <w:pStyle w:val="TOC2"/>
         <w:tabs>
-          <w:tab w:val="right" w:leader="dot" w:pos="9679"/>
+          <w:tab w:val="right" w:leader="dot" w:pos="10790"/>
         </w:tabs>
         <w:rPr>
           <w:noProof/>
@@ -2671,7 +2666,7 @@
         <w:rPr>
           <w:noProof/>
         </w:rPr>
-        <w:instrText xml:space="preserve"> PAGEREF _Toc243064314 \h </w:instrText>
+        <w:instrText xml:space="preserve"> PAGEREF _Toc243065242 \h </w:instrText>
       </w:r>
       <w:r>
         <w:rPr>
@@ -2688,7 +2683,7 @@
         <w:rPr>
           <w:noProof/>
         </w:rPr>
-        <w:t>22</w:t>
+        <w:t>21</w:t>
       </w:r>
       <w:r>
         <w:rPr>
@@ -2701,7 +2696,7 @@
       <w:pPr>
         <w:pStyle w:val="TOC2"/>
         <w:tabs>
-          <w:tab w:val="right" w:leader="dot" w:pos="9679"/>
+          <w:tab w:val="right" w:leader="dot" w:pos="10790"/>
         </w:tabs>
         <w:rPr>
           <w:noProof/>
@@ -2732,7 +2727,7 @@
         <w:rPr>
           <w:noProof/>
         </w:rPr>
-        <w:instrText xml:space="preserve"> PAGEREF _Toc243064315 \h </w:instrText>
+        <w:instrText xml:space="preserve"> PAGEREF _Toc243065243 \h </w:instrText>
       </w:r>
       <w:r>
         <w:rPr>
@@ -2749,7 +2744,7 @@
         <w:rPr>
           <w:noProof/>
         </w:rPr>
-        <w:t>22</w:t>
+        <w:t>21</w:t>
       </w:r>
       <w:r>
         <w:rPr>
@@ -2762,7 +2757,7 @@
       <w:pPr>
         <w:pStyle w:val="TOC2"/>
         <w:tabs>
-          <w:tab w:val="right" w:leader="dot" w:pos="9679"/>
+          <w:tab w:val="right" w:leader="dot" w:pos="10790"/>
         </w:tabs>
         <w:rPr>
           <w:noProof/>
@@ -2793,7 +2788,7 @@
         <w:rPr>
           <w:noProof/>
         </w:rPr>
-        <w:instrText xml:space="preserve"> PAGEREF _Toc243064316 \h </w:instrText>
+        <w:instrText xml:space="preserve"> PAGEREF _Toc243065244 \h </w:instrText>
       </w:r>
       <w:r>
         <w:rPr>
@@ -2810,7 +2805,7 @@
         <w:rPr>
           <w:noProof/>
         </w:rPr>
-        <w:t>23</w:t>
+        <w:t>21</w:t>
       </w:r>
       <w:r>
         <w:rPr>
@@ -2823,7 +2818,7 @@
       <w:pPr>
         <w:pStyle w:val="TOC2"/>
         <w:tabs>
-          <w:tab w:val="right" w:leader="dot" w:pos="9679"/>
+          <w:tab w:val="right" w:leader="dot" w:pos="10790"/>
         </w:tabs>
         <w:rPr>
           <w:noProof/>
@@ -2854,7 +2849,7 @@
         <w:rPr>
           <w:noProof/>
         </w:rPr>
-        <w:instrText xml:space="preserve"> PAGEREF _Toc243064317 \h </w:instrText>
+        <w:instrText xml:space="preserve"> PAGEREF _Toc243065245 \h </w:instrText>
       </w:r>
       <w:r>
         <w:rPr>
@@ -2871,7 +2866,7 @@
         <w:rPr>
           <w:noProof/>
         </w:rPr>
-        <w:t>23</w:t>
+        <w:t>22</w:t>
       </w:r>
       <w:r>
         <w:rPr>
@@ -2884,7 +2879,7 @@
       <w:pPr>
         <w:pStyle w:val="TOC2"/>
         <w:tabs>
-          <w:tab w:val="right" w:leader="dot" w:pos="9679"/>
+          <w:tab w:val="right" w:leader="dot" w:pos="10790"/>
         </w:tabs>
         <w:rPr>
           <w:noProof/>
@@ -2915,7 +2910,7 @@
         <w:rPr>
           <w:noProof/>
         </w:rPr>
-        <w:instrText xml:space="preserve"> PAGEREF _Toc243064318 \h </w:instrText>
+        <w:instrText xml:space="preserve"> PAGEREF _Toc243065246 \h </w:instrText>
       </w:r>
       <w:r>
         <w:rPr>
@@ -2932,7 +2927,7 @@
         <w:rPr>
           <w:noProof/>
         </w:rPr>
-        <w:t>24</w:t>
+        <w:t>23</w:t>
       </w:r>
       <w:r>
         <w:rPr>
@@ -2945,7 +2940,7 @@
       <w:pPr>
         <w:pStyle w:val="TOC1"/>
         <w:tabs>
-          <w:tab w:val="right" w:leader="dot" w:pos="9679"/>
+          <w:tab w:val="right" w:leader="dot" w:pos="10790"/>
         </w:tabs>
         <w:rPr>
           <w:noProof/>
@@ -2976,7 +2971,7 @@
         <w:rPr>
           <w:noProof/>
         </w:rPr>
-        <w:instrText xml:space="preserve"> PAGEREF _Toc243064319 \h </w:instrText>
+        <w:instrText xml:space="preserve"> PAGEREF _Toc243065247 \h </w:instrText>
       </w:r>
       <w:r>
         <w:rPr>
@@ -2993,7 +2988,7 @@
         <w:rPr>
           <w:noProof/>
         </w:rPr>
-        <w:t>24</w:t>
+        <w:t>23</w:t>
       </w:r>
       <w:r>
         <w:rPr>
@@ -3006,7 +3001,7 @@
       <w:pPr>
         <w:pStyle w:val="TOC1"/>
         <w:tabs>
-          <w:tab w:val="right" w:leader="dot" w:pos="9679"/>
+          <w:tab w:val="right" w:leader="dot" w:pos="10790"/>
         </w:tabs>
         <w:rPr>
           <w:noProof/>
@@ -3037,7 +3032,7 @@
         <w:rPr>
           <w:noProof/>
         </w:rPr>
-        <w:instrText xml:space="preserve"> PAGEREF _Toc243064320 \h </w:instrText>
+        <w:instrText xml:space="preserve"> PAGEREF _Toc243065248 \h </w:instrText>
       </w:r>
       <w:r>
         <w:rPr>
@@ -3054,7 +3049,7 @@
         <w:rPr>
           <w:noProof/>
         </w:rPr>
-        <w:t>25</w:t>
+        <w:t>24</w:t>
       </w:r>
       <w:r>
         <w:rPr>
@@ -3067,7 +3062,7 @@
       <w:pPr>
         <w:pStyle w:val="TOC2"/>
         <w:tabs>
-          <w:tab w:val="right" w:leader="dot" w:pos="9679"/>
+          <w:tab w:val="right" w:leader="dot" w:pos="10790"/>
         </w:tabs>
         <w:rPr>
           <w:noProof/>
@@ -3098,7 +3093,7 @@
         <w:rPr>
           <w:noProof/>
         </w:rPr>
-        <w:instrText xml:space="preserve"> PAGEREF _Toc243064321 \h </w:instrText>
+        <w:instrText xml:space="preserve"> PAGEREF _Toc243065249 \h </w:instrText>
       </w:r>
       <w:r>
         <w:rPr>
@@ -3115,7 +3110,7 @@
         <w:rPr>
           <w:noProof/>
         </w:rPr>
-        <w:t>25</w:t>
+        <w:t>24</w:t>
       </w:r>
       <w:r>
         <w:rPr>
@@ -3128,7 +3123,7 @@
       <w:pPr>
         <w:pStyle w:val="TOC2"/>
         <w:tabs>
-          <w:tab w:val="right" w:leader="dot" w:pos="9679"/>
+          <w:tab w:val="right" w:leader="dot" w:pos="10790"/>
         </w:tabs>
         <w:rPr>
           <w:noProof/>
@@ -3159,7 +3154,7 @@
         <w:rPr>
           <w:noProof/>
         </w:rPr>
-        <w:instrText xml:space="preserve"> PAGEREF _Toc243064322 \h </w:instrText>
+        <w:instrText xml:space="preserve"> PAGEREF _Toc243065250 \h </w:instrText>
       </w:r>
       <w:r>
         <w:rPr>
@@ -3176,7 +3171,7 @@
         <w:rPr>
           <w:noProof/>
         </w:rPr>
-        <w:t>26</w:t>
+        <w:t>25</w:t>
       </w:r>
       <w:r>
         <w:rPr>
@@ -3189,7 +3184,7 @@
       <w:pPr>
         <w:pStyle w:val="TOC2"/>
         <w:tabs>
-          <w:tab w:val="right" w:leader="dot" w:pos="9679"/>
+          <w:tab w:val="right" w:leader="dot" w:pos="10790"/>
         </w:tabs>
         <w:rPr>
           <w:noProof/>
@@ -3220,7 +3215,7 @@
         <w:rPr>
           <w:noProof/>
         </w:rPr>
-        <w:instrText xml:space="preserve"> PAGEREF _Toc243064323 \h </w:instrText>
+        <w:instrText xml:space="preserve"> PAGEREF _Toc243065251 \h </w:instrText>
       </w:r>
       <w:r>
         <w:rPr>
@@ -3237,7 +3232,7 @@
         <w:rPr>
           <w:noProof/>
         </w:rPr>
-        <w:t>26</w:t>
+        <w:t>25</w:t>
       </w:r>
       <w:r>
         <w:rPr>
@@ -3250,7 +3245,7 @@
       <w:pPr>
         <w:pStyle w:val="TOC2"/>
         <w:tabs>
-          <w:tab w:val="right" w:leader="dot" w:pos="9679"/>
+          <w:tab w:val="right" w:leader="dot" w:pos="10790"/>
         </w:tabs>
         <w:rPr>
           <w:noProof/>
@@ -3281,7 +3276,7 @@
         <w:rPr>
           <w:noProof/>
         </w:rPr>
-        <w:instrText xml:space="preserve"> PAGEREF _Toc243064324 \h </w:instrText>
+        <w:instrText xml:space="preserve"> PAGEREF _Toc243065252 \h </w:instrText>
       </w:r>
       <w:r>
         <w:rPr>
@@ -3298,7 +3293,7 @@
         <w:rPr>
           <w:noProof/>
         </w:rPr>
-        <w:t>27</w:t>
+        <w:t>25</w:t>
       </w:r>
       <w:r>
         <w:rPr>
@@ -3311,7 +3306,7 @@
       <w:pPr>
         <w:pStyle w:val="TOC1"/>
         <w:tabs>
-          <w:tab w:val="right" w:leader="dot" w:pos="9679"/>
+          <w:tab w:val="right" w:leader="dot" w:pos="10790"/>
         </w:tabs>
         <w:rPr>
           <w:noProof/>
@@ -3342,7 +3337,7 @@
         <w:rPr>
           <w:noProof/>
         </w:rPr>
-        <w:instrText xml:space="preserve"> PAGEREF _Toc243064325 \h </w:instrText>
+        <w:instrText xml:space="preserve"> PAGEREF _Toc243065253 \h </w:instrText>
       </w:r>
       <w:r>
         <w:rPr>
@@ -3359,7 +3354,7 @@
         <w:rPr>
           <w:noProof/>
         </w:rPr>
-        <w:t>27</w:t>
+        <w:t>26</w:t>
       </w:r>
       <w:r>
         <w:rPr>
@@ -3372,7 +3367,7 @@
       <w:pPr>
         <w:pStyle w:val="TOC2"/>
         <w:tabs>
-          <w:tab w:val="right" w:leader="dot" w:pos="9679"/>
+          <w:tab w:val="right" w:leader="dot" w:pos="10790"/>
         </w:tabs>
         <w:rPr>
           <w:noProof/>
@@ -3403,7 +3398,7 @@
         <w:rPr>
           <w:noProof/>
         </w:rPr>
-        <w:instrText xml:space="preserve"> PAGEREF _Toc243064326 \h </w:instrText>
+        <w:instrText xml:space="preserve"> PAGEREF _Toc243065254 \h </w:instrText>
       </w:r>
       <w:r>
         <w:rPr>
@@ -3420,7 +3415,7 @@
         <w:rPr>
           <w:noProof/>
         </w:rPr>
-        <w:t>28</w:t>
+        <w:t>26</w:t>
       </w:r>
       <w:r>
         <w:rPr>
@@ -3433,7 +3428,7 @@
       <w:pPr>
         <w:pStyle w:val="TOC2"/>
         <w:tabs>
-          <w:tab w:val="right" w:leader="dot" w:pos="9679"/>
+          <w:tab w:val="right" w:leader="dot" w:pos="10790"/>
         </w:tabs>
         <w:rPr>
           <w:noProof/>
@@ -3464,7 +3459,7 @@
         <w:rPr>
           <w:noProof/>
         </w:rPr>
-        <w:instrText xml:space="preserve"> PAGEREF _Toc243064327 \h </w:instrText>
+        <w:instrText xml:space="preserve"> PAGEREF _Toc243065255 \h </w:instrText>
       </w:r>
       <w:r>
         <w:rPr>
@@ -3481,7 +3476,7 @@
         <w:rPr>
           <w:noProof/>
         </w:rPr>
-        <w:t>28</w:t>
+        <w:t>27</w:t>
       </w:r>
       <w:r>
         <w:rPr>
@@ -3494,7 +3489,7 @@
       <w:pPr>
         <w:pStyle w:val="TOC2"/>
         <w:tabs>
-          <w:tab w:val="right" w:leader="dot" w:pos="9679"/>
+          <w:tab w:val="right" w:leader="dot" w:pos="10790"/>
         </w:tabs>
         <w:rPr>
           <w:noProof/>
@@ -3525,7 +3520,7 @@
         <w:rPr>
           <w:noProof/>
         </w:rPr>
-        <w:instrText xml:space="preserve"> PAGEREF _Toc243064328 \h </w:instrText>
+        <w:instrText xml:space="preserve"> PAGEREF _Toc243065256 \h </w:instrText>
       </w:r>
       <w:r>
         <w:rPr>
@@ -3542,7 +3537,7 @@
         <w:rPr>
           <w:noProof/>
         </w:rPr>
-        <w:t>28</w:t>
+        <w:t>27</w:t>
       </w:r>
       <w:r>
         <w:rPr>
@@ -3555,7 +3550,7 @@
       <w:pPr>
         <w:pStyle w:val="TOC2"/>
         <w:tabs>
-          <w:tab w:val="right" w:leader="dot" w:pos="9679"/>
+          <w:tab w:val="right" w:leader="dot" w:pos="10790"/>
         </w:tabs>
         <w:rPr>
           <w:noProof/>
@@ -3586,7 +3581,7 @@
         <w:rPr>
           <w:noProof/>
         </w:rPr>
-        <w:instrText xml:space="preserve"> PAGEREF _Toc243064329 \h </w:instrText>
+        <w:instrText xml:space="preserve"> PAGEREF _Toc243065257 \h </w:instrText>
       </w:r>
       <w:r>
         <w:rPr>
@@ -3603,7 +3598,7 @@
         <w:rPr>
           <w:noProof/>
         </w:rPr>
-        <w:t>28</w:t>
+        <w:t>27</w:t>
       </w:r>
       <w:r>
         <w:rPr>
@@ -3616,7 +3611,7 @@
       <w:pPr>
         <w:pStyle w:val="TOC1"/>
         <w:tabs>
-          <w:tab w:val="right" w:leader="dot" w:pos="9679"/>
+          <w:tab w:val="right" w:leader="dot" w:pos="10790"/>
         </w:tabs>
         <w:rPr>
           <w:noProof/>
@@ -3647,7 +3642,7 @@
         <w:rPr>
           <w:noProof/>
         </w:rPr>
-        <w:instrText xml:space="preserve"> PAGEREF _Toc243064330 \h </w:instrText>
+        <w:instrText xml:space="preserve"> PAGEREF _Toc243065258 \h </w:instrText>
       </w:r>
       <w:r>
         <w:rPr>
@@ -3664,7 +3659,7 @@
         <w:rPr>
           <w:noProof/>
         </w:rPr>
-        <w:t>28</w:t>
+        <w:t>27</w:t>
       </w:r>
       <w:r>
         <w:rPr>
@@ -3677,7 +3672,7 @@
       <w:pPr>
         <w:pStyle w:val="TOC2"/>
         <w:tabs>
-          <w:tab w:val="right" w:leader="dot" w:pos="9679"/>
+          <w:tab w:val="right" w:leader="dot" w:pos="10790"/>
         </w:tabs>
         <w:rPr>
           <w:noProof/>
@@ -3708,7 +3703,7 @@
         <w:rPr>
           <w:noProof/>
         </w:rPr>
-        <w:instrText xml:space="preserve"> PAGEREF _Toc243064331 \h </w:instrText>
+        <w:instrText xml:space="preserve"> PAGEREF _Toc243065259 \h </w:instrText>
       </w:r>
       <w:r>
         <w:rPr>
@@ -3725,7 +3720,7 @@
         <w:rPr>
           <w:noProof/>
         </w:rPr>
-        <w:t>29</w:t>
+        <w:t>27</w:t>
       </w:r>
       <w:r>
         <w:rPr>
@@ -3738,7 +3733,7 @@
       <w:pPr>
         <w:pStyle w:val="TOC2"/>
         <w:tabs>
-          <w:tab w:val="right" w:leader="dot" w:pos="9679"/>
+          <w:tab w:val="right" w:leader="dot" w:pos="10790"/>
         </w:tabs>
         <w:rPr>
           <w:noProof/>
@@ -3769,7 +3764,7 @@
         <w:rPr>
           <w:noProof/>
         </w:rPr>
-        <w:instrText xml:space="preserve"> PAGEREF _Toc243064332 \h </w:instrText>
+        <w:instrText xml:space="preserve"> PAGEREF _Toc243065260 \h </w:instrText>
       </w:r>
       <w:r>
         <w:rPr>
@@ -3786,7 +3781,7 @@
         <w:rPr>
           <w:noProof/>
         </w:rPr>
-        <w:t>29</w:t>
+        <w:t>28</w:t>
       </w:r>
       <w:r>
         <w:rPr>
@@ -3799,7 +3794,7 @@
       <w:pPr>
         <w:pStyle w:val="TOC1"/>
         <w:tabs>
-          <w:tab w:val="right" w:leader="dot" w:pos="9679"/>
+          <w:tab w:val="right" w:leader="dot" w:pos="10790"/>
         </w:tabs>
         <w:rPr>
           <w:noProof/>
@@ -3830,7 +3825,7 @@
         <w:rPr>
           <w:noProof/>
         </w:rPr>
-        <w:instrText xml:space="preserve"> PAGEREF _Toc243064333 \h </w:instrText>
+        <w:instrText xml:space="preserve"> PAGEREF _Toc243065261 \h </w:instrText>
       </w:r>
       <w:r>
         <w:rPr>
@@ -3847,7 +3842,7 @@
         <w:rPr>
           <w:noProof/>
         </w:rPr>
-        <w:t>29</w:t>
+        <w:t>28</w:t>
       </w:r>
       <w:r>
         <w:rPr>
@@ -3860,7 +3855,7 @@
       <w:pPr>
         <w:pStyle w:val="TOC1"/>
         <w:tabs>
-          <w:tab w:val="right" w:leader="dot" w:pos="9679"/>
+          <w:tab w:val="right" w:leader="dot" w:pos="10790"/>
         </w:tabs>
         <w:rPr>
           <w:noProof/>
@@ -3891,7 +3886,7 @@
         <w:rPr>
           <w:noProof/>
         </w:rPr>
-        <w:instrText xml:space="preserve"> PAGEREF _Toc243064334 \h </w:instrText>
+        <w:instrText xml:space="preserve"> PAGEREF _Toc243065262 \h </w:instrText>
       </w:r>
       <w:r>
         <w:rPr>
@@ -3908,7 +3903,7 @@
         <w:rPr>
           <w:noProof/>
         </w:rPr>
-        <w:t>31</w:t>
+        <w:t>29</w:t>
       </w:r>
       <w:r>
         <w:rPr>
@@ -3921,7 +3916,7 @@
       <w:pPr>
         <w:pStyle w:val="TOC2"/>
         <w:tabs>
-          <w:tab w:val="right" w:leader="dot" w:pos="9679"/>
+          <w:tab w:val="right" w:leader="dot" w:pos="10790"/>
         </w:tabs>
         <w:rPr>
           <w:noProof/>
@@ -3952,7 +3947,7 @@
         <w:rPr>
           <w:noProof/>
         </w:rPr>
-        <w:instrText xml:space="preserve"> PAGEREF _Toc243064335 \h </w:instrText>
+        <w:instrText xml:space="preserve"> PAGEREF _Toc243065263 \h </w:instrText>
       </w:r>
       <w:r>
         <w:rPr>
@@ -3969,7 +3964,7 @@
         <w:rPr>
           <w:noProof/>
         </w:rPr>
-        <w:t>31</w:t>
+        <w:t>29</w:t>
       </w:r>
       <w:r>
         <w:rPr>
@@ -3982,7 +3977,7 @@
       <w:pPr>
         <w:pStyle w:val="TOC2"/>
         <w:tabs>
-          <w:tab w:val="right" w:leader="dot" w:pos="9679"/>
+          <w:tab w:val="right" w:leader="dot" w:pos="10790"/>
         </w:tabs>
         <w:rPr>
           <w:noProof/>
@@ -4013,7 +4008,7 @@
         <w:rPr>
           <w:noProof/>
         </w:rPr>
-        <w:instrText xml:space="preserve"> PAGEREF _Toc243064336 \h </w:instrText>
+        <w:instrText xml:space="preserve"> PAGEREF _Toc243065264 \h </w:instrText>
       </w:r>
       <w:r>
         <w:rPr>
@@ -4030,7 +4025,7 @@
         <w:rPr>
           <w:noProof/>
         </w:rPr>
-        <w:t>31</w:t>
+        <w:t>29</w:t>
       </w:r>
       <w:r>
         <w:rPr>
@@ -4043,7 +4038,7 @@
       <w:pPr>
         <w:pStyle w:val="TOC2"/>
         <w:tabs>
-          <w:tab w:val="right" w:leader="dot" w:pos="9679"/>
+          <w:tab w:val="right" w:leader="dot" w:pos="10790"/>
         </w:tabs>
         <w:rPr>
           <w:noProof/>
@@ -4074,7 +4069,7 @@
         <w:rPr>
           <w:noProof/>
         </w:rPr>
-        <w:instrText xml:space="preserve"> PAGEREF _Toc243064337 \h </w:instrText>
+        <w:instrText xml:space="preserve"> PAGEREF _Toc243065265 \h </w:instrText>
       </w:r>
       <w:r>
         <w:rPr>
@@ -4091,7 +4086,7 @@
         <w:rPr>
           <w:noProof/>
         </w:rPr>
-        <w:t>31</w:t>
+        <w:t>29</w:t>
       </w:r>
       <w:r>
         <w:rPr>
@@ -4104,7 +4099,7 @@
       <w:pPr>
         <w:pStyle w:val="TOC2"/>
         <w:tabs>
-          <w:tab w:val="right" w:leader="dot" w:pos="9679"/>
+          <w:tab w:val="right" w:leader="dot" w:pos="10790"/>
         </w:tabs>
         <w:rPr>
           <w:noProof/>
@@ -4135,7 +4130,7 @@
         <w:rPr>
           <w:noProof/>
         </w:rPr>
-        <w:instrText xml:space="preserve"> PAGEREF _Toc243064338 \h </w:instrText>
+        <w:instrText xml:space="preserve"> PAGEREF _Toc243065266 \h </w:instrText>
       </w:r>
       <w:r>
         <w:rPr>
@@ -4152,7 +4147,7 @@
         <w:rPr>
           <w:noProof/>
         </w:rPr>
-        <w:t>31</w:t>
+        <w:t>30</w:t>
       </w:r>
       <w:r>
         <w:rPr>
@@ -4165,7 +4160,7 @@
       <w:pPr>
         <w:pStyle w:val="TOC2"/>
         <w:tabs>
-          <w:tab w:val="right" w:leader="dot" w:pos="9679"/>
+          <w:tab w:val="right" w:leader="dot" w:pos="10790"/>
         </w:tabs>
         <w:rPr>
           <w:noProof/>
@@ -4178,7 +4173,6 @@
         <w:rPr>
           <w:noProof/>
         </w:rPr>
-        <w:lastRenderedPageBreak/>
         <w:t>14.5 Единая модель расширений</w:t>
       </w:r>
       <w:r>
@@ -4197,7 +4191,7 @@
         <w:rPr>
           <w:noProof/>
         </w:rPr>
-        <w:instrText xml:space="preserve"> PAGEREF _Toc243064339 \h </w:instrText>
+        <w:instrText xml:space="preserve"> PAGEREF _Toc243065267 \h </w:instrText>
       </w:r>
       <w:r>
         <w:rPr>
@@ -4214,7 +4208,7 @@
         <w:rPr>
           <w:noProof/>
         </w:rPr>
-        <w:t>31</w:t>
+        <w:t>30</w:t>
       </w:r>
       <w:r>
         <w:rPr>
@@ -4227,7 +4221,7 @@
       <w:pPr>
         <w:pStyle w:val="TOC2"/>
         <w:tabs>
-          <w:tab w:val="right" w:leader="dot" w:pos="9679"/>
+          <w:tab w:val="right" w:leader="dot" w:pos="10790"/>
         </w:tabs>
         <w:rPr>
           <w:noProof/>
@@ -4258,7 +4252,7 @@
         <w:rPr>
           <w:noProof/>
         </w:rPr>
-        <w:instrText xml:space="preserve"> PAGEREF _Toc243064340 \h </w:instrText>
+        <w:instrText xml:space="preserve"> PAGEREF _Toc243065268 \h </w:instrText>
       </w:r>
       <w:r>
         <w:rPr>
@@ -4275,7 +4269,7 @@
         <w:rPr>
           <w:noProof/>
         </w:rPr>
-        <w:t>32</w:t>
+        <w:t>30</w:t>
       </w:r>
       <w:r>
         <w:rPr>
@@ -4288,7 +4282,7 @@
       <w:pPr>
         <w:pStyle w:val="TOC2"/>
         <w:tabs>
-          <w:tab w:val="right" w:leader="dot" w:pos="9679"/>
+          <w:tab w:val="right" w:leader="dot" w:pos="10790"/>
         </w:tabs>
         <w:rPr>
           <w:noProof/>
@@ -4319,7 +4313,7 @@
         <w:rPr>
           <w:noProof/>
         </w:rPr>
-        <w:instrText xml:space="preserve"> PAGEREF _Toc243064341 \h </w:instrText>
+        <w:instrText xml:space="preserve"> PAGEREF _Toc243065269 \h </w:instrText>
       </w:r>
       <w:r>
         <w:rPr>
@@ -4336,7 +4330,7 @@
         <w:rPr>
           <w:noProof/>
         </w:rPr>
-        <w:t>32</w:t>
+        <w:t>30</w:t>
       </w:r>
       <w:r>
         <w:rPr>
@@ -4349,7 +4343,7 @@
       <w:pPr>
         <w:pStyle w:val="TOC2"/>
         <w:tabs>
-          <w:tab w:val="right" w:leader="dot" w:pos="9679"/>
+          <w:tab w:val="right" w:leader="dot" w:pos="10790"/>
         </w:tabs>
         <w:rPr>
           <w:noProof/>
@@ -4380,7 +4374,7 @@
         <w:rPr>
           <w:noProof/>
         </w:rPr>
-        <w:instrText xml:space="preserve"> PAGEREF _Toc243064342 \h </w:instrText>
+        <w:instrText xml:space="preserve"> PAGEREF _Toc243065270 \h </w:instrText>
       </w:r>
       <w:r>
         <w:rPr>
@@ -4397,7 +4391,7 @@
         <w:rPr>
           <w:noProof/>
         </w:rPr>
-        <w:t>32</w:t>
+        <w:t>30</w:t>
       </w:r>
       <w:r>
         <w:rPr>
@@ -4410,7 +4404,7 @@
       <w:pPr>
         <w:pStyle w:val="TOC2"/>
         <w:tabs>
-          <w:tab w:val="right" w:leader="dot" w:pos="9679"/>
+          <w:tab w:val="right" w:leader="dot" w:pos="10790"/>
         </w:tabs>
         <w:rPr>
           <w:noProof/>
@@ -4441,7 +4435,7 @@
         <w:rPr>
           <w:noProof/>
         </w:rPr>
-        <w:instrText xml:space="preserve"> PAGEREF _Toc243064343 \h </w:instrText>
+        <w:instrText xml:space="preserve"> PAGEREF _Toc243065271 \h </w:instrText>
       </w:r>
       <w:r>
         <w:rPr>
@@ -4458,7 +4452,7 @@
         <w:rPr>
           <w:noProof/>
         </w:rPr>
-        <w:t>32</w:t>
+        <w:t>30</w:t>
       </w:r>
       <w:r>
         <w:rPr>
@@ -4471,7 +4465,7 @@
       <w:pPr>
         <w:pStyle w:val="TOC1"/>
         <w:tabs>
-          <w:tab w:val="right" w:leader="dot" w:pos="9679"/>
+          <w:tab w:val="right" w:leader="dot" w:pos="10790"/>
         </w:tabs>
         <w:rPr>
           <w:noProof/>
@@ -4502,7 +4496,7 @@
         <w:rPr>
           <w:noProof/>
         </w:rPr>
-        <w:instrText xml:space="preserve"> PAGEREF _Toc243064344 \h </w:instrText>
+        <w:instrText xml:space="preserve"> PAGEREF _Toc243065272 \h </w:instrText>
       </w:r>
       <w:r>
         <w:rPr>
@@ -4519,7 +4513,7 @@
         <w:rPr>
           <w:noProof/>
         </w:rPr>
-        <w:t>32</w:t>
+        <w:t>31</w:t>
       </w:r>
       <w:r>
         <w:rPr>
@@ -4532,7 +4526,7 @@
       <w:pPr>
         <w:pStyle w:val="TOC2"/>
         <w:tabs>
-          <w:tab w:val="right" w:leader="dot" w:pos="9679"/>
+          <w:tab w:val="right" w:leader="dot" w:pos="10790"/>
         </w:tabs>
         <w:rPr>
           <w:noProof/>
@@ -4576,7 +4570,7 @@
         <w:rPr>
           <w:noProof/>
         </w:rPr>
-        <w:instrText xml:space="preserve"> PAGEREF _Toc243064345 \h </w:instrText>
+        <w:instrText xml:space="preserve"> PAGEREF _Toc243065273 \h </w:instrText>
       </w:r>
       <w:r>
         <w:rPr>
@@ -4593,7 +4587,7 @@
         <w:rPr>
           <w:noProof/>
         </w:rPr>
-        <w:t>32</w:t>
+        <w:t>31</w:t>
       </w:r>
       <w:r>
         <w:rPr>
@@ -4606,7 +4600,7 @@
       <w:pPr>
         <w:pStyle w:val="TOC2"/>
         <w:tabs>
-          <w:tab w:val="right" w:leader="dot" w:pos="9679"/>
+          <w:tab w:val="right" w:leader="dot" w:pos="10790"/>
         </w:tabs>
         <w:rPr>
           <w:noProof/>
@@ -4637,7 +4631,7 @@
         <w:rPr>
           <w:noProof/>
         </w:rPr>
-        <w:instrText xml:space="preserve"> PAGEREF _Toc243064346 \h </w:instrText>
+        <w:instrText xml:space="preserve"> PAGEREF _Toc243065274 \h </w:instrText>
       </w:r>
       <w:r>
         <w:rPr>
@@ -4654,7 +4648,7 @@
         <w:rPr>
           <w:noProof/>
         </w:rPr>
-        <w:t>33</w:t>
+        <w:t>31</w:t>
       </w:r>
       <w:r>
         <w:rPr>
@@ -4667,7 +4661,7 @@
       <w:pPr>
         <w:pStyle w:val="TOC2"/>
         <w:tabs>
-          <w:tab w:val="right" w:leader="dot" w:pos="9679"/>
+          <w:tab w:val="right" w:leader="dot" w:pos="10790"/>
         </w:tabs>
         <w:rPr>
           <w:noProof/>
@@ -4711,7 +4705,7 @@
         <w:rPr>
           <w:noProof/>
         </w:rPr>
-        <w:instrText xml:space="preserve"> PAGEREF _Toc243064347 \h </w:instrText>
+        <w:instrText xml:space="preserve"> PAGEREF _Toc243065275 \h </w:instrText>
       </w:r>
       <w:r>
         <w:rPr>
@@ -4728,7 +4722,7 @@
         <w:rPr>
           <w:noProof/>
         </w:rPr>
-        <w:t>33</w:t>
+        <w:t>31</w:t>
       </w:r>
       <w:r>
         <w:rPr>
@@ -4741,7 +4735,7 @@
       <w:pPr>
         <w:pStyle w:val="TOC2"/>
         <w:tabs>
-          <w:tab w:val="right" w:leader="dot" w:pos="9679"/>
+          <w:tab w:val="right" w:leader="dot" w:pos="10790"/>
         </w:tabs>
         <w:rPr>
           <w:noProof/>
@@ -4754,6 +4748,7 @@
         <w:rPr>
           <w:noProof/>
         </w:rPr>
+        <w:lastRenderedPageBreak/>
         <w:t>15.4 Избыточная связность в середине платформы</w:t>
       </w:r>
       <w:r>
@@ -4772,7 +4767,7 @@
         <w:rPr>
           <w:noProof/>
         </w:rPr>
-        <w:instrText xml:space="preserve"> PAGEREF _Toc243064348 \h </w:instrText>
+        <w:instrText xml:space="preserve"> PAGEREF _Toc243065276 \h </w:instrText>
       </w:r>
       <w:r>
         <w:rPr>
@@ -4789,7 +4784,7 @@
         <w:rPr>
           <w:noProof/>
         </w:rPr>
-        <w:t>33</w:t>
+        <w:t>31</w:t>
       </w:r>
       <w:r>
         <w:rPr>
@@ -4802,7 +4797,7 @@
       <w:pPr>
         <w:pStyle w:val="TOC2"/>
         <w:tabs>
-          <w:tab w:val="right" w:leader="dot" w:pos="9679"/>
+          <w:tab w:val="right" w:leader="dot" w:pos="10790"/>
         </w:tabs>
         <w:rPr>
           <w:noProof/>
@@ -4833,7 +4828,7 @@
         <w:rPr>
           <w:noProof/>
         </w:rPr>
-        <w:instrText xml:space="preserve"> PAGEREF _Toc243064349 \h </w:instrText>
+        <w:instrText xml:space="preserve"> PAGEREF _Toc243065277 \h </w:instrText>
       </w:r>
       <w:r>
         <w:rPr>
@@ -4850,7 +4845,7 @@
         <w:rPr>
           <w:noProof/>
         </w:rPr>
-        <w:t>34</w:t>
+        <w:t>32</w:t>
       </w:r>
       <w:r>
         <w:rPr>
@@ -4863,7 +4858,7 @@
       <w:pPr>
         <w:pStyle w:val="TOC2"/>
         <w:tabs>
-          <w:tab w:val="right" w:leader="dot" w:pos="9679"/>
+          <w:tab w:val="right" w:leader="dot" w:pos="10790"/>
         </w:tabs>
         <w:rPr>
           <w:noProof/>
@@ -4894,7 +4889,7 @@
         <w:rPr>
           <w:noProof/>
         </w:rPr>
-        <w:instrText xml:space="preserve"> PAGEREF _Toc243064350 \h </w:instrText>
+        <w:instrText xml:space="preserve"> PAGEREF _Toc243065278 \h </w:instrText>
       </w:r>
       <w:r>
         <w:rPr>
@@ -4911,7 +4906,7 @@
         <w:rPr>
           <w:noProof/>
         </w:rPr>
-        <w:t>34</w:t>
+        <w:t>32</w:t>
       </w:r>
       <w:r>
         <w:rPr>
@@ -4924,7 +4919,7 @@
       <w:pPr>
         <w:pStyle w:val="TOC2"/>
         <w:tabs>
-          <w:tab w:val="right" w:leader="dot" w:pos="9679"/>
+          <w:tab w:val="right" w:leader="dot" w:pos="10790"/>
         </w:tabs>
         <w:rPr>
           <w:noProof/>
@@ -4955,7 +4950,7 @@
         <w:rPr>
           <w:noProof/>
         </w:rPr>
-        <w:instrText xml:space="preserve"> PAGEREF _Toc243064351 \h </w:instrText>
+        <w:instrText xml:space="preserve"> PAGEREF _Toc243065279 \h </w:instrText>
       </w:r>
       <w:r>
         <w:rPr>
@@ -4972,7 +4967,7 @@
         <w:rPr>
           <w:noProof/>
         </w:rPr>
-        <w:t>34</w:t>
+        <w:t>32</w:t>
       </w:r>
       <w:r>
         <w:rPr>
@@ -4985,7 +4980,7 @@
       <w:pPr>
         <w:pStyle w:val="TOC2"/>
         <w:tabs>
-          <w:tab w:val="right" w:leader="dot" w:pos="9679"/>
+          <w:tab w:val="right" w:leader="dot" w:pos="10790"/>
         </w:tabs>
         <w:rPr>
           <w:noProof/>
@@ -5016,7 +5011,7 @@
         <w:rPr>
           <w:noProof/>
         </w:rPr>
-        <w:instrText xml:space="preserve"> PAGEREF _Toc243064352 \h </w:instrText>
+        <w:instrText xml:space="preserve"> PAGEREF _Toc243065280 \h </w:instrText>
       </w:r>
       <w:r>
         <w:rPr>
@@ -5033,7 +5028,7 @@
         <w:rPr>
           <w:noProof/>
         </w:rPr>
-        <w:t>34</w:t>
+        <w:t>32</w:t>
       </w:r>
       <w:r>
         <w:rPr>
@@ -5046,7 +5041,7 @@
       <w:pPr>
         <w:pStyle w:val="TOC2"/>
         <w:tabs>
-          <w:tab w:val="right" w:leader="dot" w:pos="9679"/>
+          <w:tab w:val="right" w:leader="dot" w:pos="10790"/>
         </w:tabs>
         <w:rPr>
           <w:noProof/>
@@ -5077,7 +5072,7 @@
         <w:rPr>
           <w:noProof/>
         </w:rPr>
-        <w:instrText xml:space="preserve"> PAGEREF _Toc243064353 \h </w:instrText>
+        <w:instrText xml:space="preserve"> PAGEREF _Toc243065281 \h </w:instrText>
       </w:r>
       <w:r>
         <w:rPr>
@@ -5094,7 +5089,7 @@
         <w:rPr>
           <w:noProof/>
         </w:rPr>
-        <w:t>35</w:t>
+        <w:t>33</w:t>
       </w:r>
       <w:r>
         <w:rPr>
@@ -5107,7 +5102,7 @@
       <w:pPr>
         <w:pStyle w:val="TOC2"/>
         <w:tabs>
-          <w:tab w:val="right" w:leader="dot" w:pos="9679"/>
+          <w:tab w:val="right" w:leader="dot" w:pos="10790"/>
         </w:tabs>
         <w:rPr>
           <w:noProof/>
@@ -5138,7 +5133,7 @@
         <w:rPr>
           <w:noProof/>
         </w:rPr>
-        <w:instrText xml:space="preserve"> PAGEREF _Toc243064354 \h </w:instrText>
+        <w:instrText xml:space="preserve"> PAGEREF _Toc243065282 \h </w:instrText>
       </w:r>
       <w:r>
         <w:rPr>
@@ -5155,7 +5150,7 @@
         <w:rPr>
           <w:noProof/>
         </w:rPr>
-        <w:t>35</w:t>
+        <w:t>33</w:t>
       </w:r>
       <w:r>
         <w:rPr>
@@ -5168,7 +5163,7 @@
       <w:pPr>
         <w:pStyle w:val="TOC1"/>
         <w:tabs>
-          <w:tab w:val="right" w:leader="dot" w:pos="9679"/>
+          <w:tab w:val="right" w:leader="dot" w:pos="10790"/>
         </w:tabs>
         <w:rPr>
           <w:noProof/>
@@ -5199,7 +5194,7 @@
         <w:rPr>
           <w:noProof/>
         </w:rPr>
-        <w:instrText xml:space="preserve"> PAGEREF _Toc243064355 \h </w:instrText>
+        <w:instrText xml:space="preserve"> PAGEREF _Toc243065283 \h </w:instrText>
       </w:r>
       <w:r>
         <w:rPr>
@@ -5216,7 +5211,7 @@
         <w:rPr>
           <w:noProof/>
         </w:rPr>
-        <w:t>35</w:t>
+        <w:t>33</w:t>
       </w:r>
       <w:r>
         <w:rPr>
@@ -5229,7 +5224,7 @@
       <w:pPr>
         <w:pStyle w:val="TOC1"/>
         <w:tabs>
-          <w:tab w:val="right" w:leader="dot" w:pos="9679"/>
+          <w:tab w:val="right" w:leader="dot" w:pos="10790"/>
         </w:tabs>
         <w:rPr>
           <w:noProof/>
@@ -5260,7 +5255,7 @@
         <w:rPr>
           <w:noProof/>
         </w:rPr>
-        <w:instrText xml:space="preserve"> PAGEREF _Toc243064356 \h </w:instrText>
+        <w:instrText xml:space="preserve"> PAGEREF _Toc243065284 \h </w:instrText>
       </w:r>
       <w:r>
         <w:rPr>
@@ -5277,7 +5272,7 @@
         <w:rPr>
           <w:noProof/>
         </w:rPr>
-        <w:t>36</w:t>
+        <w:t>34</w:t>
       </w:r>
       <w:r>
         <w:rPr>
@@ -5290,7 +5285,7 @@
       <w:pPr>
         <w:pStyle w:val="TOC1"/>
         <w:tabs>
-          <w:tab w:val="right" w:leader="dot" w:pos="9679"/>
+          <w:tab w:val="right" w:leader="dot" w:pos="10790"/>
         </w:tabs>
         <w:rPr>
           <w:noProof/>
@@ -5321,7 +5316,7 @@
         <w:rPr>
           <w:noProof/>
         </w:rPr>
-        <w:instrText xml:space="preserve"> PAGEREF _Toc243064357 \h </w:instrText>
+        <w:instrText xml:space="preserve"> PAGEREF _Toc243065285 \h </w:instrText>
       </w:r>
       <w:r>
         <w:rPr>
@@ -5338,7 +5333,7 @@
         <w:rPr>
           <w:noProof/>
         </w:rPr>
-        <w:t>36</w:t>
+        <w:t>34</w:t>
       </w:r>
       <w:r>
         <w:rPr>
@@ -5351,7 +5346,7 @@
       <w:pPr>
         <w:pStyle w:val="TOC1"/>
         <w:tabs>
-          <w:tab w:val="right" w:leader="dot" w:pos="9679"/>
+          <w:tab w:val="right" w:leader="dot" w:pos="10790"/>
         </w:tabs>
         <w:rPr>
           <w:noProof/>
@@ -5382,7 +5377,7 @@
         <w:rPr>
           <w:noProof/>
         </w:rPr>
-        <w:instrText xml:space="preserve"> PAGEREF _Toc243064358 \h </w:instrText>
+        <w:instrText xml:space="preserve"> PAGEREF _Toc243065286 \h </w:instrText>
       </w:r>
       <w:r>
         <w:rPr>
@@ -5399,7 +5394,7 @@
         <w:rPr>
           <w:noProof/>
         </w:rPr>
-        <w:t>37</w:t>
+        <w:t>35</w:t>
       </w:r>
       <w:r>
         <w:rPr>
@@ -5425,7 +5420,7 @@
         <w:pStyle w:val="Heading2"/>
       </w:pPr>
       <w:bookmarkStart w:id="5" w:name="_d221499b8938cea138bf30d90ea1ba4acd9f919"/>
-      <w:bookmarkStart w:id="6" w:name="_Toc243064287"/>
+      <w:bookmarkStart w:id="6" w:name="_Toc243065215"/>
       <w:r>
         <w:t>Как читать документ непрограммисту</w:t>
       </w:r>
@@ -5445,7 +5440,7 @@
         <w:pStyle w:val="Compact"/>
         <w:numPr>
           <w:ilvl w:val="0"/>
-          <w:numId w:val="3"/>
+          <w:numId w:val="4"/>
         </w:numPr>
       </w:pPr>
       <w:r>
@@ -5457,7 +5452,7 @@
         <w:pStyle w:val="Compact"/>
         <w:numPr>
           <w:ilvl w:val="0"/>
-          <w:numId w:val="3"/>
+          <w:numId w:val="4"/>
         </w:numPr>
       </w:pPr>
       <w:r>
@@ -5469,7 +5464,7 @@
         <w:pStyle w:val="Compact"/>
         <w:numPr>
           <w:ilvl w:val="0"/>
-          <w:numId w:val="3"/>
+          <w:numId w:val="4"/>
         </w:numPr>
       </w:pPr>
       <w:r>
@@ -5481,7 +5476,7 @@
         <w:pStyle w:val="Compact"/>
         <w:numPr>
           <w:ilvl w:val="0"/>
-          <w:numId w:val="3"/>
+          <w:numId w:val="4"/>
         </w:numPr>
       </w:pPr>
       <w:r>
@@ -5493,7 +5488,7 @@
         <w:pStyle w:val="Compact"/>
         <w:numPr>
           <w:ilvl w:val="0"/>
-          <w:numId w:val="3"/>
+          <w:numId w:val="4"/>
         </w:numPr>
       </w:pPr>
       <w:r>
@@ -5505,7 +5500,7 @@
         <w:pStyle w:val="Compact"/>
         <w:numPr>
           <w:ilvl w:val="0"/>
-          <w:numId w:val="3"/>
+          <w:numId w:val="4"/>
         </w:numPr>
       </w:pPr>
       <w:r>
@@ -5528,9 +5523,8 @@
         <w:pStyle w:val="Heading1"/>
       </w:pPr>
       <w:bookmarkStart w:id="7" w:name="_3bd71eff0fac30a8e6470040f522daefe2a064a"/>
-      <w:bookmarkStart w:id="8" w:name="_Toc243064288"/>
-      <w:r>
-        <w:lastRenderedPageBreak/>
+      <w:bookmarkStart w:id="8" w:name="_Toc243065216"/>
+      <w:r>
         <w:t>1. Что такое DashSpec — объяснение «на пальцах»</w:t>
       </w:r>
       <w:bookmarkEnd w:id="7"/>
@@ -5541,7 +5535,7 @@
         <w:pStyle w:val="Heading2"/>
       </w:pPr>
       <w:bookmarkStart w:id="9" w:name="_0c3ec9a20e3343de0d0bc9cbd98421a7894311f"/>
-      <w:bookmarkStart w:id="10" w:name="_Toc243064289"/>
+      <w:bookmarkStart w:id="10" w:name="_Toc243065217"/>
       <w:r>
         <w:t>1.1 Проблема, которую решает система</w:t>
       </w:r>
@@ -5564,9 +5558,9 @@
         <w:tblLook w:val="0020" w:firstRow="1" w:lastRow="0" w:firstColumn="0" w:lastColumn="0" w:noHBand="0" w:noVBand="0"/>
       </w:tblPr>
       <w:tblGrid>
-        <w:gridCol w:w="1365"/>
-        <w:gridCol w:w="3823"/>
-        <w:gridCol w:w="2731"/>
+        <w:gridCol w:w="1899"/>
+        <w:gridCol w:w="5318"/>
+        <w:gridCol w:w="3799"/>
       </w:tblGrid>
       <w:tr>
         <w:trPr>
@@ -5779,8 +5773,9 @@
         <w:pStyle w:val="Heading2"/>
       </w:pPr>
       <w:bookmarkStart w:id="11" w:name="_f08c5e17d0e937aad91ef29a1ccfc7ff160ae16"/>
-      <w:bookmarkStart w:id="12" w:name="_Toc243064290"/>
-      <w:r>
+      <w:bookmarkStart w:id="12" w:name="_Toc243065218"/>
+      <w:r>
+        <w:lastRenderedPageBreak/>
         <w:t>1.2 Идея DashSpec в одном абзаце</w:t>
       </w:r>
       <w:bookmarkEnd w:id="11"/>
@@ -5847,7 +5842,7 @@
         <w:pStyle w:val="Heading2"/>
       </w:pPr>
       <w:bookmarkStart w:id="13" w:name="_40fcd3b616ec1895578aaeebf013683338bbc87"/>
-      <w:bookmarkStart w:id="14" w:name="_Toc243064291"/>
+      <w:bookmarkStart w:id="14" w:name="_Toc243065219"/>
       <w:r>
         <w:t>1.3 Аналогия для непрограммистов</w:t>
       </w:r>
@@ -5870,8 +5865,8 @@
         <w:tblLook w:val="0020" w:firstRow="1" w:lastRow="0" w:firstColumn="0" w:lastColumn="0" w:noHBand="0" w:noVBand="0"/>
       </w:tblPr>
       <w:tblGrid>
-        <w:gridCol w:w="5778"/>
-        <w:gridCol w:w="4127"/>
+        <w:gridCol w:w="6426"/>
+        <w:gridCol w:w="4590"/>
       </w:tblGrid>
       <w:tr>
         <w:trPr>
@@ -6039,11 +6034,7 @@
               <w:pStyle w:val="Compact"/>
             </w:pPr>
             <w:r>
-              <w:t xml:space="preserve">Коннекторы к базам данных и </w:t>
-            </w:r>
-            <w:r>
-              <w:lastRenderedPageBreak/>
-              <w:t>плагины</w:t>
+              <w:t>Коннекторы к базам данных и плагины</w:t>
             </w:r>
           </w:p>
         </w:tc>
@@ -6058,7 +6049,6 @@
               <w:pStyle w:val="Compact"/>
             </w:pPr>
             <w:r>
-              <w:lastRenderedPageBreak/>
               <w:t>Разные окна одной программы</w:t>
             </w:r>
           </w:p>
@@ -6101,7 +6091,7 @@
         <w:pStyle w:val="Heading2"/>
       </w:pPr>
       <w:bookmarkStart w:id="15" w:name="_fbeab2fa9888eb32b09a98f50eab2c8eeafeda5"/>
-      <w:bookmarkStart w:id="16" w:name="_Toc243064292"/>
+      <w:bookmarkStart w:id="16" w:name="_Toc243065220"/>
       <w:r>
         <w:t>1.4 Кто пользуется системой</w:t>
       </w:r>
@@ -6116,9 +6106,9 @@
         <w:tblLook w:val="0020" w:firstRow="1" w:lastRow="0" w:firstColumn="0" w:lastColumn="0" w:noHBand="0" w:noVBand="0"/>
       </w:tblPr>
       <w:tblGrid>
-        <w:gridCol w:w="1917"/>
-        <w:gridCol w:w="3515"/>
-        <w:gridCol w:w="4473"/>
+        <w:gridCol w:w="2132"/>
+        <w:gridCol w:w="3909"/>
+        <w:gridCol w:w="4975"/>
       </w:tblGrid>
       <w:tr>
         <w:trPr>
@@ -6379,8 +6369,9 @@
         <w:pStyle w:val="Heading1"/>
       </w:pPr>
       <w:bookmarkStart w:id="17" w:name="_0c5ea2e49d9b06c7e187dbee91f8c92addb812e"/>
-      <w:bookmarkStart w:id="18" w:name="_Toc243064293"/>
-      <w:r>
+      <w:bookmarkStart w:id="18" w:name="_Toc243065221"/>
+      <w:r>
+        <w:lastRenderedPageBreak/>
         <w:t>2. Контекст системы (C4, уровень 1)</w:t>
       </w:r>
       <w:bookmarkEnd w:id="17"/>
@@ -6397,7 +6388,7 @@
         </w:rPr>
         <w:drawing>
           <wp:inline distT="0" distB="0" distL="0" distR="0">
-            <wp:extent cx="5334000" cy="836839"/>
+            <wp:extent cx="6858000" cy="1084683"/>
             <wp:effectExtent l="0" t="0" r="0" b="0"/>
             <wp:docPr id="19" name="Picture" descr="Диаграмма 1. Контекст системы"/>
             <wp:cNvGraphicFramePr/>
@@ -6419,7 +6410,7 @@
                   <pic:spPr bwMode="auto">
                     <a:xfrm>
                       <a:off x="0" y="0"/>
-                      <a:ext cx="5334000" cy="836839"/>
+                      <a:ext cx="6858000" cy="1084683"/>
                     </a:xfrm>
                     <a:prstGeom prst="rect">
                       <a:avLst/>
@@ -6488,7 +6479,7 @@
         <w:pStyle w:val="Compact"/>
         <w:numPr>
           <w:ilvl w:val="0"/>
-          <w:numId w:val="4"/>
+          <w:numId w:val="5"/>
         </w:numPr>
       </w:pPr>
       <w:r>
@@ -6507,7 +6498,7 @@
         <w:pStyle w:val="Compact"/>
         <w:numPr>
           <w:ilvl w:val="0"/>
-          <w:numId w:val="4"/>
+          <w:numId w:val="5"/>
         </w:numPr>
       </w:pPr>
       <w:r>
@@ -6526,7 +6517,7 @@
         <w:pStyle w:val="Compact"/>
         <w:numPr>
           <w:ilvl w:val="0"/>
-          <w:numId w:val="4"/>
+          <w:numId w:val="5"/>
         </w:numPr>
       </w:pPr>
       <w:r>
@@ -6548,7 +6539,7 @@
         <w:pStyle w:val="Compact"/>
         <w:numPr>
           <w:ilvl w:val="0"/>
-          <w:numId w:val="4"/>
+          <w:numId w:val="5"/>
         </w:numPr>
       </w:pPr>
       <w:r>
@@ -6556,7 +6547,6 @@
           <w:b/>
           <w:bCs/>
         </w:rPr>
-        <w:lastRenderedPageBreak/>
         <w:t>Администратор</w:t>
       </w:r>
       <w:r>
@@ -6568,7 +6558,7 @@
         <w:pStyle w:val="Compact"/>
         <w:numPr>
           <w:ilvl w:val="0"/>
-          <w:numId w:val="4"/>
+          <w:numId w:val="5"/>
         </w:numPr>
       </w:pPr>
       <w:r>
@@ -6641,7 +6631,7 @@
         <w:pStyle w:val="Heading1"/>
       </w:pPr>
       <w:bookmarkStart w:id="19" w:name="_df7293f2ea004a4ffe319d6fb3aa33ffc7cd9be"/>
-      <w:bookmarkStart w:id="20" w:name="_Toc243064294"/>
+      <w:bookmarkStart w:id="20" w:name="_Toc243065222"/>
       <w:r>
         <w:t>3. Контейнеры системы (C4, уровень 2)</w:t>
       </w:r>
@@ -6659,7 +6649,7 @@
         </w:rPr>
         <w:drawing>
           <wp:inline distT="0" distB="0" distL="0" distR="0">
-            <wp:extent cx="5334000" cy="877660"/>
+            <wp:extent cx="6858000" cy="1093431"/>
             <wp:effectExtent l="0" t="0" r="0" b="0"/>
             <wp:docPr id="24" name="Picture" descr="Диаграмма 2. Контейнеры"/>
             <wp:cNvGraphicFramePr/>
@@ -6681,7 +6671,7 @@
                   <pic:spPr bwMode="auto">
                     <a:xfrm>
                       <a:off x="0" y="0"/>
-                      <a:ext cx="5334000" cy="877660"/>
+                      <a:ext cx="6858000" cy="1093431"/>
                     </a:xfrm>
                     <a:prstGeom prst="rect">
                       <a:avLst/>
@@ -6752,9 +6742,9 @@
         <w:tblLook w:val="0020" w:firstRow="1" w:lastRow="0" w:firstColumn="0" w:lastColumn="0" w:noHBand="0" w:noVBand="0"/>
       </w:tblPr>
       <w:tblGrid>
-        <w:gridCol w:w="2476"/>
-        <w:gridCol w:w="1351"/>
-        <w:gridCol w:w="6078"/>
+        <w:gridCol w:w="2754"/>
+        <w:gridCol w:w="1502"/>
+        <w:gridCol w:w="6760"/>
       </w:tblGrid>
       <w:tr>
         <w:trPr>
@@ -6827,7 +6817,11 @@
               <w:pStyle w:val="Compact"/>
             </w:pPr>
             <w:r>
-              <w:t>Точка входа деплоя: веб-служба, доступ, каталог, загрузка плагинов</w:t>
+              <w:t xml:space="preserve">Точка входа деплоя: веб-служба, доступ, каталог, загрузка </w:t>
+            </w:r>
+            <w:r>
+              <w:lastRenderedPageBreak/>
+              <w:t>плагинов</w:t>
             </w:r>
           </w:p>
         </w:tc>
@@ -6844,6 +6838,7 @@
                 <w:b/>
                 <w:bCs/>
               </w:rPr>
+              <w:lastRenderedPageBreak/>
               <w:t>Да</w:t>
             </w:r>
             <w:r>
@@ -6925,11 +6920,7 @@
               <w:pStyle w:val="Compact"/>
             </w:pPr>
             <w:r>
-              <w:t xml:space="preserve">Реестры плагинов: визуализации, виджеты фильтров, обработчики </w:t>
-            </w:r>
-            <w:r>
-              <w:lastRenderedPageBreak/>
-              <w:t>действий</w:t>
+              <w:t>Реестры плагинов: визуализации, виджеты фильтров, обработчики действий</w:t>
             </w:r>
           </w:p>
         </w:tc>
@@ -6942,7 +6933,6 @@
               <w:pStyle w:val="Compact"/>
             </w:pPr>
             <w:r>
-              <w:lastRenderedPageBreak/>
               <w:t>Нет, часть деплоя</w:t>
             </w:r>
           </w:p>
@@ -7224,7 +7214,11 @@
               <w:pStyle w:val="Compact"/>
             </w:pPr>
             <w:r>
-              <w:t>Контракты: порты, DTO, типизированные строки</w:t>
+              <w:t>Контракты: порты, DTO, типизирова</w:t>
+            </w:r>
+            <w:r>
+              <w:lastRenderedPageBreak/>
+              <w:t>нные строки</w:t>
             </w:r>
           </w:p>
         </w:tc>
@@ -7237,6 +7231,7 @@
               <w:pStyle w:val="Compact"/>
             </w:pPr>
             <w:r>
+              <w:lastRenderedPageBreak/>
               <w:t>Нет</w:t>
             </w:r>
           </w:p>
@@ -7277,11 +7272,7 @@
               <w:pStyle w:val="Compact"/>
             </w:pPr>
             <w:r>
-              <w:t xml:space="preserve">Подключаемые сборки: базы данных, визуализации, </w:t>
-            </w:r>
-            <w:r>
-              <w:lastRenderedPageBreak/>
-              <w:t>виджеты</w:t>
+              <w:t>Подключаемые сборки: базы данных, визуализации, виджеты</w:t>
             </w:r>
           </w:p>
         </w:tc>
@@ -7298,7 +7289,6 @@
                 <w:b/>
                 <w:bCs/>
               </w:rPr>
-              <w:lastRenderedPageBreak/>
               <w:t>Да</w:t>
             </w:r>
             <w:r>
@@ -7334,7 +7324,7 @@
         <w:pStyle w:val="Heading1"/>
       </w:pPr>
       <w:bookmarkStart w:id="21" w:name="_907cde7032cc1b1285ba3a5cfe93f1e93fc12d7"/>
-      <w:bookmarkStart w:id="22" w:name="_Toc243064295"/>
+      <w:bookmarkStart w:id="22" w:name="_Toc243065223"/>
       <w:r>
         <w:lastRenderedPageBreak/>
         <w:t>4. Компоненты (C4, уровень 3)</w:t>
@@ -7353,7 +7343,7 @@
         </w:rPr>
         <w:drawing>
           <wp:inline distT="0" distB="0" distL="0" distR="0">
-            <wp:extent cx="5334000" cy="7693269"/>
+            <wp:extent cx="4846320" cy="7865339"/>
             <wp:effectExtent l="0" t="0" r="0" b="0"/>
             <wp:docPr id="29" name="Picture" descr="Диаграмма 3. Слои и правило зависимостей"/>
             <wp:cNvGraphicFramePr/>
@@ -7375,7 +7365,7 @@
                   <pic:spPr bwMode="auto">
                     <a:xfrm>
                       <a:off x="0" y="0"/>
-                      <a:ext cx="5334000" cy="7693269"/>
+                      <a:ext cx="4846320" cy="7865339"/>
                     </a:xfrm>
                     <a:prstGeom prst="rect">
                       <a:avLst/>
@@ -7411,7 +7401,6 @@
           <w:i/>
           <w:iCs/>
         </w:rPr>
-        <w:lastRenderedPageBreak/>
         <w:t xml:space="preserve">Диаграмма 3 — шесть слоёв и направление зависимостей. Источник: </w:t>
       </w:r>
       <w:hyperlink r:id="rId10">
@@ -7437,8 +7426,9 @@
         <w:pStyle w:val="Heading2"/>
       </w:pPr>
       <w:bookmarkStart w:id="23" w:name="_2bd7c9afa85790927a99717a5967c546ee69dca"/>
-      <w:bookmarkStart w:id="24" w:name="_Toc243064296"/>
-      <w:r>
+      <w:bookmarkStart w:id="24" w:name="_Toc243065224"/>
+      <w:r>
+        <w:lastRenderedPageBreak/>
         <w:t>4.1 Слой 1 — авторинг (текст)</w:t>
       </w:r>
       <w:bookmarkEnd w:id="23"/>
@@ -7452,9 +7442,9 @@
         <w:tblLook w:val="0020" w:firstRow="1" w:lastRow="0" w:firstColumn="0" w:lastColumn="0" w:noHBand="0" w:noVBand="0"/>
       </w:tblPr>
       <w:tblGrid>
-        <w:gridCol w:w="2913"/>
-        <w:gridCol w:w="2913"/>
-        <w:gridCol w:w="4079"/>
+        <w:gridCol w:w="3240"/>
+        <w:gridCol w:w="3240"/>
+        <w:gridCol w:w="4536"/>
       </w:tblGrid>
       <w:tr>
         <w:trPr>
@@ -7699,7 +7689,7 @@
         <w:pStyle w:val="Heading2"/>
       </w:pPr>
       <w:bookmarkStart w:id="25" w:name="_3122a95b411e12c370eb6bcfca7b2294a466737"/>
-      <w:bookmarkStart w:id="26" w:name="_Toc243064297"/>
+      <w:bookmarkStart w:id="26" w:name="_Toc243065225"/>
       <w:r>
         <w:t>4.2 Слой 2 — Modeling (F#): «модель мира»</w:t>
       </w:r>
@@ -7725,8 +7715,8 @@
         <w:tblLook w:val="0020" w:firstRow="1" w:lastRow="0" w:firstColumn="0" w:lastColumn="0" w:noHBand="0" w:noVBand="0"/>
       </w:tblPr>
       <w:tblGrid>
-        <w:gridCol w:w="4952"/>
-        <w:gridCol w:w="4953"/>
+        <w:gridCol w:w="5508"/>
+        <w:gridCol w:w="5508"/>
       </w:tblGrid>
       <w:tr>
         <w:trPr>
@@ -8047,7 +8037,6 @@
         <w:pStyle w:val="FirstParagraph"/>
       </w:pPr>
       <w:r>
-        <w:lastRenderedPageBreak/>
         <w:t xml:space="preserve">Почему именно </w:t>
       </w:r>
       <w:r>
@@ -8072,7 +8061,7 @@
         <w:pStyle w:val="Heading2"/>
       </w:pPr>
       <w:bookmarkStart w:id="27" w:name="_c7c6958c7216dc92aae40daba1437ac5abea39f"/>
-      <w:bookmarkStart w:id="28" w:name="_Toc243064298"/>
+      <w:bookmarkStart w:id="28" w:name="_Toc243065226"/>
       <w:r>
         <w:t>4.3 Слой 3 — Execution (C#): «механика»</w:t>
       </w:r>
@@ -8087,8 +8076,8 @@
         <w:tblLook w:val="0020" w:firstRow="1" w:lastRow="0" w:firstColumn="0" w:lastColumn="0" w:noHBand="0" w:noVBand="0"/>
       </w:tblPr>
       <w:tblGrid>
-        <w:gridCol w:w="4952"/>
-        <w:gridCol w:w="4953"/>
+        <w:gridCol w:w="5508"/>
+        <w:gridCol w:w="5508"/>
       </w:tblGrid>
       <w:tr>
         <w:trPr>
@@ -8136,6 +8125,7 @@
                 <w:b/>
                 <w:bCs/>
               </w:rPr>
+              <w:lastRenderedPageBreak/>
               <w:t>Execution.Core</w:t>
             </w:r>
           </w:p>
@@ -8252,7 +8242,7 @@
         <w:pStyle w:val="Heading2"/>
       </w:pPr>
       <w:bookmarkStart w:id="29" w:name="_b9ea52a3615bcddf4c90daf649e97aeb530ac82"/>
-      <w:bookmarkStart w:id="30" w:name="_Toc243064299"/>
+      <w:bookmarkStart w:id="30" w:name="_Toc243065227"/>
       <w:r>
         <w:t>4.</w:t>
       </w:r>
@@ -8275,7 +8265,7 @@
         <w:pStyle w:val="Compact"/>
         <w:numPr>
           <w:ilvl w:val="0"/>
-          <w:numId w:val="5"/>
+          <w:numId w:val="6"/>
         </w:numPr>
       </w:pPr>
       <w:r>
@@ -8305,7 +8295,7 @@
         <w:pStyle w:val="Compact"/>
         <w:numPr>
           <w:ilvl w:val="0"/>
-          <w:numId w:val="5"/>
+          <w:numId w:val="6"/>
         </w:numPr>
       </w:pPr>
       <w:r>
@@ -8326,7 +8316,7 @@
         <w:pStyle w:val="Compact"/>
         <w:numPr>
           <w:ilvl w:val="0"/>
-          <w:numId w:val="5"/>
+          <w:numId w:val="6"/>
         </w:numPr>
       </w:pPr>
       <w:r>
@@ -8374,7 +8364,7 @@
         <w:pStyle w:val="Compact"/>
         <w:numPr>
           <w:ilvl w:val="0"/>
-          <w:numId w:val="5"/>
+          <w:numId w:val="6"/>
         </w:numPr>
       </w:pPr>
       <w:r>
@@ -8395,7 +8385,7 @@
         <w:pStyle w:val="Compact"/>
         <w:numPr>
           <w:ilvl w:val="0"/>
-          <w:numId w:val="5"/>
+          <w:numId w:val="6"/>
         </w:numPr>
       </w:pPr>
       <w:r>
@@ -8434,7 +8424,7 @@
         <w:pStyle w:val="Compact"/>
         <w:numPr>
           <w:ilvl w:val="0"/>
-          <w:numId w:val="5"/>
+          <w:numId w:val="6"/>
         </w:numPr>
       </w:pPr>
       <w:r>
@@ -8475,7 +8465,7 @@
         <w:pStyle w:val="Heading2"/>
       </w:pPr>
       <w:bookmarkStart w:id="31" w:name="_57f69c1edfabf2db00b4edd6c88aea0d48e8f2b"/>
-      <w:bookmarkStart w:id="32" w:name="_Toc243064300"/>
+      <w:bookmarkStart w:id="32" w:name="_Toc243065228"/>
       <w:r>
         <w:t>4.5 Слой 5 — Extensions: плагины</w:t>
       </w:r>
@@ -8498,9 +8488,8 @@
         <w:pStyle w:val="Heading2"/>
       </w:pPr>
       <w:bookmarkStart w:id="33" w:name="_da1630bc654ea22dc930ae73fdff1c9de54814f"/>
-      <w:bookmarkStart w:id="34" w:name="_Toc243064301"/>
-      <w:r>
-        <w:lastRenderedPageBreak/>
+      <w:bookmarkStart w:id="34" w:name="_Toc243065229"/>
+      <w:r>
         <w:t>4.6 Слой 6 — Surfaces: то, что разворачивают</w:t>
       </w:r>
       <w:bookmarkEnd w:id="33"/>
@@ -8514,9 +8503,9 @@
         <w:tblLook w:val="0020" w:firstRow="1" w:lastRow="0" w:firstColumn="0" w:lastColumn="0" w:noHBand="0" w:noVBand="0"/>
       </w:tblPr>
       <w:tblGrid>
-        <w:gridCol w:w="3876"/>
-        <w:gridCol w:w="3445"/>
-        <w:gridCol w:w="2584"/>
+        <w:gridCol w:w="4311"/>
+        <w:gridCol w:w="3831"/>
+        <w:gridCol w:w="2874"/>
       </w:tblGrid>
       <w:tr>
         <w:trPr>
@@ -8696,8 +8685,9 @@
         <w:pStyle w:val="Heading2"/>
       </w:pPr>
       <w:bookmarkStart w:id="35" w:name="_5a1f2d69d832bbd8e48569621f3bcb6c031424b"/>
-      <w:bookmarkStart w:id="36" w:name="_Toc243064302"/>
-      <w:r>
+      <w:bookmarkStart w:id="36" w:name="_Toc243065230"/>
+      <w:r>
+        <w:lastRenderedPageBreak/>
         <w:t>4.7 Карта проектов и реальных зависимостей</w:t>
       </w:r>
       <w:bookmarkEnd w:id="35"/>
@@ -8714,7 +8704,7 @@
         </w:rPr>
         <w:drawing>
           <wp:inline distT="0" distB="0" distL="0" distR="0">
-            <wp:extent cx="5334000" cy="5140307"/>
+            <wp:extent cx="6858000" cy="6394385"/>
             <wp:effectExtent l="0" t="0" r="0" b="0"/>
             <wp:docPr id="40" name="Picture" descr="Диаграмма 4a. Ствол платформы"/>
             <wp:cNvGraphicFramePr/>
@@ -8736,7 +8726,7 @@
                   <pic:spPr bwMode="auto">
                     <a:xfrm>
                       <a:off x="0" y="0"/>
-                      <a:ext cx="5334000" cy="5140307"/>
+                      <a:ext cx="6858000" cy="6394385"/>
                     </a:xfrm>
                     <a:prstGeom prst="rect">
                       <a:avLst/>
@@ -8772,7 +8762,6 @@
           <w:i/>
           <w:iCs/>
         </w:rPr>
-        <w:lastRenderedPageBreak/>
         <w:t xml:space="preserve">Диаграмма 4a — ствол </w:t>
       </w:r>
       <w:r>
@@ -8809,9 +8798,10 @@
           <w:noProof/>
           <w:lang w:val="en-US" w:eastAsia="en-US"/>
         </w:rPr>
+        <w:lastRenderedPageBreak/>
         <w:drawing>
           <wp:inline distT="0" distB="0" distL="0" distR="0">
-            <wp:extent cx="5334000" cy="2340428"/>
+            <wp:extent cx="6858000" cy="2965385"/>
             <wp:effectExtent l="0" t="0" r="0" b="0"/>
             <wp:docPr id="44" name="Picture" descr="Диаграмма 4b. Поверхности, плагины, инструменты"/>
             <wp:cNvGraphicFramePr/>
@@ -8833,7 +8823,7 @@
                   <pic:spPr bwMode="auto">
                     <a:xfrm>
                       <a:off x="0" y="0"/>
-                      <a:ext cx="5334000" cy="2340428"/>
+                      <a:ext cx="6858000" cy="2965385"/>
                     </a:xfrm>
                     <a:prstGeom prst="rect">
                       <a:avLst/>
@@ -8897,9 +8887,9 @@
         <w:tblLook w:val="0020" w:firstRow="1" w:lastRow="0" w:firstColumn="0" w:lastColumn="0" w:noHBand="0" w:noVBand="0"/>
       </w:tblPr>
       <w:tblGrid>
-        <w:gridCol w:w="3048"/>
-        <w:gridCol w:w="2285"/>
-        <w:gridCol w:w="4572"/>
+        <w:gridCol w:w="3389"/>
+        <w:gridCol w:w="2542"/>
+        <w:gridCol w:w="5085"/>
       </w:tblGrid>
       <w:tr>
         <w:trPr>
@@ -9415,7 +9405,6 @@
               <w:rPr>
                 <w:rStyle w:val="VerbatimChar"/>
               </w:rPr>
-              <w:lastRenderedPageBreak/>
               <w:t>Analyzers</w:t>
             </w:r>
           </w:p>
@@ -9491,7 +9480,11 @@
               <w:pStyle w:val="Compact"/>
             </w:pPr>
             <w:r>
-              <w:t>Контракты визуализаций, фильтров, общие компоненты</w:t>
+              <w:t xml:space="preserve">Контракты визуализаций, </w:t>
+            </w:r>
+            <w:r>
+              <w:lastRenderedPageBreak/>
+              <w:t>фильтров, общие компоненты</w:t>
             </w:r>
           </w:p>
         </w:tc>
@@ -9507,6 +9500,7 @@
               <w:rPr>
                 <w:rStyle w:val="VerbatimChar"/>
               </w:rPr>
+              <w:lastRenderedPageBreak/>
               <w:t>Core</w:t>
             </w:r>
             <w:r>
@@ -9886,7 +9880,7 @@
         <w:pStyle w:val="Compact"/>
         <w:numPr>
           <w:ilvl w:val="0"/>
-          <w:numId w:val="6"/>
+          <w:numId w:val="7"/>
         </w:numPr>
       </w:pPr>
       <w:r>
@@ -9920,7 +9914,7 @@
         <w:pStyle w:val="Compact"/>
         <w:numPr>
           <w:ilvl w:val="0"/>
-          <w:numId w:val="6"/>
+          <w:numId w:val="7"/>
         </w:numPr>
       </w:pPr>
       <w:r>
@@ -9971,7 +9965,7 @@
         <w:pStyle w:val="Compact"/>
         <w:numPr>
           <w:ilvl w:val="0"/>
-          <w:numId w:val="6"/>
+          <w:numId w:val="7"/>
         </w:numPr>
       </w:pPr>
       <w:r>
@@ -10025,7 +10019,7 @@
         <w:pStyle w:val="Compact"/>
         <w:numPr>
           <w:ilvl w:val="0"/>
-          <w:numId w:val="6"/>
+          <w:numId w:val="7"/>
         </w:numPr>
       </w:pPr>
       <w:r>
@@ -10055,7 +10049,7 @@
         <w:pStyle w:val="Heading1"/>
       </w:pPr>
       <w:bookmarkStart w:id="37" w:name="_5fb9b177cb5e3de5e8b7e1dacb842f7a9781a9f"/>
-      <w:bookmarkStart w:id="38" w:name="_Toc243064303"/>
+      <w:bookmarkStart w:id="38" w:name="_Toc243065231"/>
       <w:r>
         <w:t>5. Правила, которые держат архитектуру</w:t>
       </w:r>
@@ -10088,9 +10082,9 @@
         <w:tblLook w:val="0020" w:firstRow="1" w:lastRow="0" w:firstColumn="0" w:lastColumn="0" w:noHBand="0" w:noVBand="0"/>
       </w:tblPr>
       <w:tblGrid>
-        <w:gridCol w:w="2228"/>
-        <w:gridCol w:w="3467"/>
-        <w:gridCol w:w="4210"/>
+        <w:gridCol w:w="2478"/>
+        <w:gridCol w:w="3856"/>
+        <w:gridCol w:w="4682"/>
       </w:tblGrid>
       <w:tr>
         <w:trPr>
@@ -10164,11 +10158,7 @@
               <w:pStyle w:val="Compact"/>
             </w:pPr>
             <w:r>
-              <w:t xml:space="preserve">Стрелки идут только вниз: Surfaces → Execution → </w:t>
-            </w:r>
-            <w:r>
-              <w:lastRenderedPageBreak/>
-              <w:t>Modeling. Обратных зависимостей нет</w:t>
+              <w:t>Стрелки идут только вниз: Surfaces → Execution → Modeling. Обратных зависимостей нет</w:t>
             </w:r>
           </w:p>
         </w:tc>
@@ -10181,7 +10171,6 @@
               <w:pStyle w:val="Compact"/>
             </w:pPr>
             <w:r>
-              <w:lastRenderedPageBreak/>
               <w:t>Тесты архитектуры (NetArchTest)</w:t>
             </w:r>
           </w:p>
@@ -10315,7 +10304,15 @@
                 <w:b/>
                 <w:bCs/>
               </w:rPr>
-              <w:t>Никакого ввода-вывода в Runtime</w:t>
+              <w:t>Никакого ввода-</w:t>
+            </w:r>
+            <w:r>
+              <w:rPr>
+                <w:b/>
+                <w:bCs/>
+              </w:rPr>
+              <w:lastRenderedPageBreak/>
+              <w:t>вывода в Runtime</w:t>
             </w:r>
           </w:p>
         </w:tc>
@@ -10328,7 +10325,12 @@
               <w:pStyle w:val="Compact"/>
             </w:pPr>
             <w:r>
-              <w:t>Файлы, процессы, HTTP запреще</w:t>
+              <w:lastRenderedPageBreak/>
+              <w:t xml:space="preserve">Файлы, процессы, HTTP </w:t>
+            </w:r>
+            <w:r>
+              <w:lastRenderedPageBreak/>
+              <w:t>запреще</w:t>
             </w:r>
             <w:r>
               <w:t xml:space="preserve">ны в </w:t>
@@ -10350,6 +10352,7 @@
               <w:pStyle w:val="Compact"/>
             </w:pPr>
             <w:r>
+              <w:lastRenderedPageBreak/>
               <w:t xml:space="preserve">Анализатор </w:t>
             </w:r>
             <w:r>
@@ -10547,7 +10550,7 @@
         <w:pStyle w:val="Heading1"/>
       </w:pPr>
       <w:bookmarkStart w:id="39" w:name="_c93a7622e62b70fbb2eb9963be9721a983d95d4"/>
-      <w:bookmarkStart w:id="40" w:name="_Toc243064304"/>
+      <w:bookmarkStart w:id="40" w:name="_Toc243065232"/>
       <w:r>
         <w:t>6. Язык спецификаций</w:t>
       </w:r>
@@ -10559,7 +10562,7 @@
         <w:pStyle w:val="Heading2"/>
       </w:pPr>
       <w:bookmarkStart w:id="41" w:name="_d36da0985b3f3659e4f6a2365e10c0da8156cc5"/>
-      <w:bookmarkStart w:id="42" w:name="_Toc243064305"/>
+      <w:bookmarkStart w:id="42" w:name="_Toc243065233"/>
       <w:r>
         <w:t>6.1 Единый вид файла и явный заголовок</w:t>
       </w:r>
@@ -10701,7 +10704,7 @@
         <w:pStyle w:val="Compact"/>
         <w:numPr>
           <w:ilvl w:val="0"/>
-          <w:numId w:val="7"/>
+          <w:numId w:val="8"/>
         </w:numPr>
       </w:pPr>
       <w:r>
@@ -10738,14 +10741,13 @@
         <w:pStyle w:val="Compact"/>
         <w:numPr>
           <w:ilvl w:val="0"/>
-          <w:numId w:val="7"/>
+          <w:numId w:val="8"/>
         </w:numPr>
       </w:pPr>
       <w:r>
         <w:rPr>
           <w:rStyle w:val="VerbatimChar"/>
         </w:rPr>
-        <w:lastRenderedPageBreak/>
         <w:t>namespace Demo.Soak</w:t>
       </w:r>
       <w:r>
@@ -10760,7 +10762,7 @@
         <w:pStyle w:val="Compact"/>
         <w:numPr>
           <w:ilvl w:val="0"/>
-          <w:numId w:val="7"/>
+          <w:numId w:val="8"/>
         </w:numPr>
       </w:pPr>
       <w:r>
@@ -10842,7 +10844,7 @@
         <w:pStyle w:val="Compact"/>
         <w:numPr>
           <w:ilvl w:val="0"/>
-          <w:numId w:val="7"/>
+          <w:numId w:val="8"/>
         </w:numPr>
       </w:pPr>
       <w:r>
@@ -10863,7 +10865,7 @@
         <w:pStyle w:val="Compact"/>
         <w:numPr>
           <w:ilvl w:val="0"/>
-          <w:numId w:val="7"/>
+          <w:numId w:val="8"/>
         </w:numPr>
       </w:pPr>
       <w:r>
@@ -10881,7 +10883,7 @@
         <w:pStyle w:val="Heading2"/>
       </w:pPr>
       <w:bookmarkStart w:id="43" w:name="_d06b3ee35d26d76604b80cbc0df6f0b60fdbb27"/>
-      <w:bookmarkStart w:id="44" w:name="_Toc243064306"/>
+      <w:bookmarkStart w:id="44" w:name="_Toc243065234"/>
       <w:r>
         <w:t>6.2 Виды единиц</w:t>
       </w:r>
@@ -11079,6 +11081,7 @@
               <w:rPr>
                 <w:rStyle w:val="VerbatimChar"/>
               </w:rPr>
+              <w:lastRenderedPageBreak/>
               <w:t>presentation</w:t>
             </w:r>
           </w:p>
@@ -11333,7 +11336,7 @@
         <w:pStyle w:val="Heading2"/>
       </w:pPr>
       <w:bookmarkStart w:id="45" w:name="_1fe977b74969ff2aaba23fa9f7eb86ffaa23b44"/>
-      <w:bookmarkStart w:id="46" w:name="_Toc243064307"/>
+      <w:bookmarkStart w:id="46" w:name="_Toc243065235"/>
       <w:r>
         <w:t>6.3 Импорт вместо «вставки файла»</w:t>
       </w:r>
@@ -11373,7 +11376,7 @@
         <w:pStyle w:val="Compact"/>
         <w:numPr>
           <w:ilvl w:val="0"/>
-          <w:numId w:val="8"/>
+          <w:numId w:val="9"/>
         </w:numPr>
       </w:pPr>
       <w:r>
@@ -11401,7 +11404,7 @@
         <w:pStyle w:val="Compact"/>
         <w:numPr>
           <w:ilvl w:val="0"/>
-          <w:numId w:val="8"/>
+          <w:numId w:val="9"/>
         </w:numPr>
       </w:pPr>
       <w:r>
@@ -11429,7 +11432,7 @@
         <w:pStyle w:val="Compact"/>
         <w:numPr>
           <w:ilvl w:val="0"/>
-          <w:numId w:val="8"/>
+          <w:numId w:val="9"/>
         </w:numPr>
       </w:pPr>
       <w:r>
@@ -11457,7 +11460,7 @@
         <w:pStyle w:val="Compact"/>
         <w:numPr>
           <w:ilvl w:val="0"/>
-          <w:numId w:val="8"/>
+          <w:numId w:val="9"/>
         </w:numPr>
       </w:pPr>
       <w:r>
@@ -11490,7 +11493,7 @@
         <w:pStyle w:val="Heading1"/>
       </w:pPr>
       <w:bookmarkStart w:id="47" w:name="_6ed232472b78a56c9b612ae16f812adc30442a7"/>
-      <w:bookmarkStart w:id="48" w:name="_Toc243064308"/>
+      <w:bookmarkStart w:id="48" w:name="_Toc243065236"/>
       <w:r>
         <w:lastRenderedPageBreak/>
         <w:t>7. Жизненный цикл: от текста до экрана</w:t>
@@ -11503,7 +11506,7 @@
         <w:pStyle w:val="Heading2"/>
       </w:pPr>
       <w:bookmarkStart w:id="49" w:name="_76415e5c097f559e40a12a7f2ebe0f2b6067258"/>
-      <w:bookmarkStart w:id="50" w:name="_Toc243064309"/>
+      <w:bookmarkStart w:id="50" w:name="_Toc243065237"/>
       <w:r>
         <w:t>7.1 Общая картина</w:t>
       </w:r>
@@ -11521,7 +11524,7 @@
         </w:rPr>
         <w:drawing>
           <wp:inline distT="0" distB="0" distL="0" distR="0">
-            <wp:extent cx="5334000" cy="5128846"/>
+            <wp:extent cx="6858000" cy="6201941"/>
             <wp:effectExtent l="0" t="0" r="0" b="0"/>
             <wp:docPr id="55" name="Picture" descr="Диаграмма 5a. Разбор и построение IR"/>
             <wp:cNvGraphicFramePr/>
@@ -11543,7 +11546,7 @@
                   <pic:spPr bwMode="auto">
                     <a:xfrm>
                       <a:off x="0" y="0"/>
-                      <a:ext cx="5334000" cy="5128846"/>
+                      <a:ext cx="6858000" cy="6201941"/>
                     </a:xfrm>
                     <a:prstGeom prst="rect">
                       <a:avLst/>
@@ -11611,7 +11614,7 @@
         <w:lastRenderedPageBreak/>
         <w:drawing>
           <wp:inline distT="0" distB="0" distL="0" distR="0">
-            <wp:extent cx="5334000" cy="5522162"/>
+            <wp:extent cx="6858000" cy="6695359"/>
             <wp:effectExtent l="0" t="0" r="0" b="0"/>
             <wp:docPr id="59" name="Picture" descr="Диаграмма 5b. Проверка, модель исполнения, композиция"/>
             <wp:cNvGraphicFramePr/>
@@ -11633,7 +11636,7 @@
                   <pic:spPr bwMode="auto">
                     <a:xfrm>
                       <a:off x="0" y="0"/>
-                      <a:ext cx="5334000" cy="5522162"/>
+                      <a:ext cx="6858000" cy="6695359"/>
                     </a:xfrm>
                     <a:prstGeom prst="rect">
                       <a:avLst/>
@@ -11694,7 +11697,7 @@
         <w:pStyle w:val="Heading2"/>
       </w:pPr>
       <w:bookmarkStart w:id="51" w:name="_158afdf9d458c7fb50ee9b21cf943e9e2d0a51d"/>
-      <w:bookmarkStart w:id="52" w:name="_Toc243064310"/>
+      <w:bookmarkStart w:id="52" w:name="_Toc243065238"/>
       <w:r>
         <w:t>7.2 Стадии конвейера</w:t>
       </w:r>
@@ -11709,10 +11712,10 @@
         <w:tblLook w:val="0020" w:firstRow="1" w:lastRow="0" w:firstColumn="0" w:lastColumn="0" w:noHBand="0" w:noVBand="0"/>
       </w:tblPr>
       <w:tblGrid>
-        <w:gridCol w:w="724"/>
-        <w:gridCol w:w="1933"/>
-        <w:gridCol w:w="3865"/>
-        <w:gridCol w:w="3383"/>
+        <w:gridCol w:w="806"/>
+        <w:gridCol w:w="2149"/>
+        <w:gridCol w:w="4299"/>
+        <w:gridCol w:w="3762"/>
       </w:tblGrid>
       <w:tr>
         <w:trPr>
@@ -11910,6 +11913,7 @@
               <w:pStyle w:val="Compact"/>
             </w:pPr>
             <w:r>
+              <w:lastRenderedPageBreak/>
               <w:t>3</w:t>
             </w:r>
           </w:p>
@@ -11985,15 +11989,65 @@
                 <w:b/>
                 <w:bCs/>
               </w:rPr>
-              <w:t>Синтаксическ</w:t>
-            </w:r>
+              <w:t>Синтаксический разбор</w:t>
+            </w:r>
+          </w:p>
+        </w:tc>
+        <w:tc>
+          <w:tcPr>
+            <w:tcW w:w="3090" w:type="dxa"/>
+          </w:tcPr>
+          <w:p>
+            <w:pPr>
+              <w:pStyle w:val="Compact"/>
+            </w:pPr>
+            <w:r>
+              <w:t>Токены превращаются в структуру; у каждого вида единицы свой парсер</w:t>
+            </w:r>
+          </w:p>
+        </w:tc>
+        <w:tc>
+          <w:tcPr>
+            <w:tcW w:w="2704" w:type="dxa"/>
+          </w:tcPr>
+          <w:p>
+            <w:pPr>
+              <w:pStyle w:val="Compact"/>
+            </w:pPr>
+            <w:r>
+              <w:t>Парсеры (F#)</w:t>
+            </w:r>
+          </w:p>
+        </w:tc>
+      </w:tr>
+      <w:tr>
+        <w:tc>
+          <w:tcPr>
+            <w:tcW w:w="579" w:type="dxa"/>
+          </w:tcPr>
+          <w:p>
+            <w:pPr>
+              <w:pStyle w:val="Compact"/>
+            </w:pPr>
+            <w:r>
+              <w:t>5</w:t>
+            </w:r>
+          </w:p>
+        </w:tc>
+        <w:tc>
+          <w:tcPr>
+            <w:tcW w:w="1545" w:type="dxa"/>
+          </w:tcPr>
+          <w:p>
+            <w:pPr>
+              <w:pStyle w:val="Compact"/>
+            </w:pPr>
             <w:r>
               <w:rPr>
                 <w:b/>
                 <w:bCs/>
               </w:rPr>
-              <w:lastRenderedPageBreak/>
-              <w:t>ий разбор</w:t>
+              <w:t>Построение IR</w:t>
             </w:r>
           </w:p>
         </w:tc>
@@ -12006,12 +12060,10 @@
               <w:pStyle w:val="Compact"/>
             </w:pPr>
             <w:r>
-              <w:lastRenderedPageBreak/>
-              <w:t xml:space="preserve">Токены превращаются в </w:t>
-            </w:r>
-            <w:r>
-              <w:lastRenderedPageBreak/>
-              <w:t>структуру; у каждого вида единицы свой парсер</w:t>
+              <w:t>Собирается единый документ: отчёт, связанные диаграм</w:t>
+            </w:r>
+            <w:r>
+              <w:t>мы, палитра, типы, графы</w:t>
             </w:r>
           </w:p>
         </w:tc>
@@ -12024,8 +12076,7 @@
               <w:pStyle w:val="Compact"/>
             </w:pPr>
             <w:r>
-              <w:lastRenderedPageBreak/>
-              <w:t>Парсеры (F#)</w:t>
+              <w:t>IR (F#)</w:t>
             </w:r>
           </w:p>
         </w:tc>
@@ -12040,7 +12091,7 @@
               <w:pStyle w:val="Compact"/>
             </w:pPr>
             <w:r>
-              <w:t>5</w:t>
+              <w:t>6</w:t>
             </w:r>
           </w:p>
         </w:tc>
@@ -12057,7 +12108,7 @@
                 <w:b/>
                 <w:bCs/>
               </w:rPr>
-              <w:t>Построение IR</w:t>
+              <w:t>Конвейер компиляции документа</w:t>
             </w:r>
           </w:p>
         </w:tc>
@@ -12070,10 +12121,7 @@
               <w:pStyle w:val="Compact"/>
             </w:pPr>
             <w:r>
-              <w:t>Собирается единый документ: отчёт, связанные диаграм</w:t>
-            </w:r>
-            <w:r>
-              <w:t>мы, палитра, типы, графы</w:t>
+              <w:t>Единый оркестратор применяет фазы (см. ниже)</w:t>
             </w:r>
           </w:p>
         </w:tc>
@@ -12086,7 +12134,13 @@
               <w:pStyle w:val="Compact"/>
             </w:pPr>
             <w:r>
-              <w:t>IR (F#)</w:t>
+              <w:rPr>
+                <w:rStyle w:val="VerbatimChar"/>
+              </w:rPr>
+              <w:t>DocumentCompilePipeline</w:t>
+            </w:r>
+            <w:r>
+              <w:t xml:space="preserve"> (F#)</w:t>
             </w:r>
           </w:p>
         </w:tc>
@@ -12101,7 +12155,7 @@
               <w:pStyle w:val="Compact"/>
             </w:pPr>
             <w:r>
-              <w:t>6</w:t>
+              <w:t>6.1</w:t>
             </w:r>
           </w:p>
         </w:tc>
@@ -12113,12 +12167,15 @@
             <w:pPr>
               <w:pStyle w:val="Compact"/>
             </w:pPr>
+            <w:r>
+              <w:t xml:space="preserve">→ </w:t>
+            </w:r>
             <w:r>
               <w:rPr>
                 <w:b/>
                 <w:bCs/>
               </w:rPr>
-              <w:t>Конвейер компиляции документа</w:t>
+              <w:t>data flow</w:t>
             </w:r>
           </w:p>
         </w:tc>
@@ -12131,7 +12188,17 @@
               <w:pStyle w:val="Compact"/>
             </w:pPr>
             <w:r>
-              <w:t>Единый оркестратор применяет фазы (см. ниже)</w:t>
+              <w:t xml:space="preserve">Потоки данных отчёта и страницы направляются в </w:t>
+            </w:r>
+            <w:r>
+              <w:rPr>
+                <w:b/>
+                <w:bCs/>
+              </w:rPr>
+              <w:t>слоты</w:t>
+            </w:r>
+            <w:r>
+              <w:t xml:space="preserve"> карточек</w:t>
             </w:r>
           </w:p>
         </w:tc>
@@ -12147,10 +12214,7 @@
               <w:rPr>
                 <w:rStyle w:val="VerbatimChar"/>
               </w:rPr>
-              <w:t>DocumentCompilePipeline</w:t>
-            </w:r>
-            <w:r>
-              <w:t xml:space="preserve"> (F#)</w:t>
+              <w:t>ReportScopeDataFlowApplicator</w:t>
             </w:r>
           </w:p>
         </w:tc>
@@ -12165,7 +12229,7 @@
               <w:pStyle w:val="Compact"/>
             </w:pPr>
             <w:r>
-              <w:t>6.1</w:t>
+              <w:t>6.2</w:t>
             </w:r>
           </w:p>
         </w:tc>
@@ -12185,7 +12249,7 @@
                 <w:b/>
                 <w:bCs/>
               </w:rPr>
-              <w:t>data flow</w:t>
+              <w:t>placement flow</w:t>
             </w:r>
           </w:p>
         </w:tc>
@@ -12198,17 +12262,71 @@
               <w:pStyle w:val="Compact"/>
             </w:pPr>
             <w:r>
-              <w:t xml:space="preserve">Потоки данных отчёта и страницы направляются в </w:t>
+              <w:t>Определяется, где появляются виджеты фильтров (отчёт, страница, карточка)</w:t>
+            </w:r>
+          </w:p>
+        </w:tc>
+        <w:tc>
+          <w:tcPr>
+            <w:tcW w:w="2704" w:type="dxa"/>
+          </w:tcPr>
+          <w:p>
+            <w:pPr>
+              <w:pStyle w:val="Compact"/>
+            </w:pPr>
+            <w:r>
+              <w:rPr>
+                <w:rStyle w:val="VerbatimChar"/>
+              </w:rPr>
+              <w:t>ReportScopePlacementApplicator</w:t>
+            </w:r>
+          </w:p>
+        </w:tc>
+      </w:tr>
+      <w:tr>
+        <w:tc>
+          <w:tcPr>
+            <w:tcW w:w="579" w:type="dxa"/>
+          </w:tcPr>
+          <w:p>
+            <w:pPr>
+              <w:pStyle w:val="Compact"/>
+            </w:pPr>
+            <w:r>
+              <w:t>6.3</w:t>
+            </w:r>
+          </w:p>
+        </w:tc>
+        <w:tc>
+          <w:tcPr>
+            <w:tcW w:w="1545" w:type="dxa"/>
+          </w:tcPr>
+          <w:p>
+            <w:pPr>
+              <w:pStyle w:val="Compact"/>
+            </w:pPr>
+            <w:r>
+              <w:t xml:space="preserve">→ </w:t>
             </w:r>
             <w:r>
               <w:rPr>
                 <w:b/>
                 <w:bCs/>
               </w:rPr>
-              <w:t>слоты</w:t>
-            </w:r>
-            <w:r>
-              <w:t xml:space="preserve"> карточек</w:t>
+              <w:t>show / wire / action</w:t>
+            </w:r>
+          </w:p>
+        </w:tc>
+        <w:tc>
+          <w:tcPr>
+            <w:tcW w:w="3090" w:type="dxa"/>
+          </w:tcPr>
+          <w:p>
+            <w:pPr>
+              <w:pStyle w:val="Compact"/>
+            </w:pPr>
+            <w:r>
+              <w:t>Оформление (chrome), события, привязки</w:t>
             </w:r>
           </w:p>
         </w:tc>
@@ -12224,7 +12342,7 @@
               <w:rPr>
                 <w:rStyle w:val="VerbatimChar"/>
               </w:rPr>
-              <w:t>ReportScopeDataFlowApplicator</w:t>
+              <w:t>ReportScopeFlowApplicator</w:t>
             </w:r>
           </w:p>
         </w:tc>
@@ -12239,7 +12357,7 @@
               <w:pStyle w:val="Compact"/>
             </w:pPr>
             <w:r>
-              <w:t>6.2</w:t>
+              <w:t>7</w:t>
             </w:r>
           </w:p>
         </w:tc>
@@ -12251,15 +12369,12 @@
             <w:pPr>
               <w:pStyle w:val="Compact"/>
             </w:pPr>
-            <w:r>
-              <w:t xml:space="preserve">→ </w:t>
-            </w:r>
             <w:r>
               <w:rPr>
                 <w:b/>
                 <w:bCs/>
               </w:rPr>
-              <w:t>placement flow</w:t>
+              <w:t>Материализация потока</w:t>
             </w:r>
           </w:p>
         </w:tc>
@@ -12272,7 +12387,10 @@
               <w:pStyle w:val="Compact"/>
             </w:pPr>
             <w:r>
-              <w:t>Определяется, где появляются виджеты фильтров (отчёт, страница, карточка)</w:t>
+              <w:t>Узел потока данных</w:t>
+            </w:r>
+            <w:r>
+              <w:t xml:space="preserve"> превращается в источник данных конкретной карточки</w:t>
             </w:r>
           </w:p>
         </w:tc>
@@ -12288,7 +12406,7 @@
               <w:rPr>
                 <w:rStyle w:val="VerbatimChar"/>
               </w:rPr>
-              <w:t>ReportScopePlacementApplicator</w:t>
+              <w:t>DocumentFlowMaterializer</w:t>
             </w:r>
           </w:p>
         </w:tc>
@@ -12303,7 +12421,7 @@
               <w:pStyle w:val="Compact"/>
             </w:pPr>
             <w:r>
-              <w:t>6.3</w:t>
+              <w:t>8</w:t>
             </w:r>
           </w:p>
         </w:tc>
@@ -12315,15 +12433,12 @@
             <w:pPr>
               <w:pStyle w:val="Compact"/>
             </w:pPr>
-            <w:r>
-              <w:t xml:space="preserve">→ </w:t>
-            </w:r>
             <w:r>
               <w:rPr>
                 <w:b/>
                 <w:bCs/>
               </w:rPr>
-              <w:t>show / wire / action</w:t>
+              <w:t>Граф проводки</w:t>
             </w:r>
           </w:p>
         </w:tc>
@@ -12336,7 +12451,7 @@
               <w:pStyle w:val="Compact"/>
             </w:pPr>
             <w:r>
-              <w:t>Оформление (chrome), события, привязки</w:t>
+              <w:t>Строится единый граф «кто на что влияет» — для студии и отладки</w:t>
             </w:r>
           </w:p>
         </w:tc>
@@ -12352,7 +12467,7 @@
               <w:rPr>
                 <w:rStyle w:val="VerbatimChar"/>
               </w:rPr>
-              <w:t>ReportScopeFlowApplicator</w:t>
+              <w:t>DocumentWiringGraphBuilder</w:t>
             </w:r>
           </w:p>
         </w:tc>
@@ -12367,7 +12482,7 @@
               <w:pStyle w:val="Compact"/>
             </w:pPr>
             <w:r>
-              <w:t>7</w:t>
+              <w:t>9</w:t>
             </w:r>
           </w:p>
         </w:tc>
@@ -12384,7 +12499,7 @@
                 <w:b/>
                 <w:bCs/>
               </w:rPr>
-              <w:t>Материализация потока</w:t>
+              <w:t>Проверки</w:t>
             </w:r>
           </w:p>
         </w:tc>
@@ -12397,10 +12512,7 @@
               <w:pStyle w:val="Compact"/>
             </w:pPr>
             <w:r>
-              <w:t>Узел потока данных</w:t>
-            </w:r>
-            <w:r>
-              <w:t xml:space="preserve"> превращается в источник данных конкретной карточки</w:t>
+              <w:t>Правила совместимости, полноты, времени, раскладки</w:t>
             </w:r>
           </w:p>
         </w:tc>
@@ -12416,7 +12528,10 @@
               <w:rPr>
                 <w:rStyle w:val="VerbatimChar"/>
               </w:rPr>
-              <w:t>DocumentFlowMaterializer</w:t>
+              <w:t>DashboardValidator</w:t>
+            </w:r>
+            <w:r>
+              <w:t xml:space="preserve"> + мост валидации</w:t>
             </w:r>
           </w:p>
         </w:tc>
@@ -12431,7 +12546,7 @@
               <w:pStyle w:val="Compact"/>
             </w:pPr>
             <w:r>
-              <w:t>8</w:t>
+              <w:t>10</w:t>
             </w:r>
           </w:p>
         </w:tc>
@@ -12448,7 +12563,7 @@
                 <w:b/>
                 <w:bCs/>
               </w:rPr>
-              <w:t>Граф проводки</w:t>
+              <w:t>Модель для исполнения</w:t>
             </w:r>
           </w:p>
         </w:tc>
@@ -12461,7 +12576,7 @@
               <w:pStyle w:val="Compact"/>
             </w:pPr>
             <w:r>
-              <w:t>Строится единый граф «кто на что влияет» — для студии и отладки</w:t>
+              <w:t>Результат передаётся в C#-модель</w:t>
             </w:r>
           </w:p>
         </w:tc>
@@ -12477,7 +12592,7 @@
               <w:rPr>
                 <w:rStyle w:val="VerbatimChar"/>
               </w:rPr>
-              <w:t>DocumentWiringGraphBuilder</w:t>
+              <w:t>Execution.Core</w:t>
             </w:r>
           </w:p>
         </w:tc>
@@ -12492,7 +12607,7 @@
               <w:pStyle w:val="Compact"/>
             </w:pPr>
             <w:r>
-              <w:t>9</w:t>
+              <w:t>11</w:t>
             </w:r>
           </w:p>
         </w:tc>
@@ -12509,7 +12624,7 @@
                 <w:b/>
                 <w:bCs/>
               </w:rPr>
-              <w:t>Проверки</w:t>
+              <w:t>Композиция</w:t>
             </w:r>
           </w:p>
         </w:tc>
@@ -12522,7 +12637,23 @@
               <w:pStyle w:val="Compact"/>
             </w:pPr>
             <w:r>
-              <w:t>Правила совместимости, полноты, времени, раскладки</w:t>
+              <w:t xml:space="preserve">Строится </w:t>
+            </w:r>
+            <w:r>
+              <w:rPr>
+                <w:rStyle w:val="VerbatimChar"/>
+              </w:rPr>
+              <w:t>ComposedDashboardView</w:t>
+            </w:r>
+            <w:r>
+              <w:t xml:space="preserve">: навигация, начальный маршрут, слоты, панели — </w:t>
+            </w:r>
+            <w:r>
+              <w:rPr>
+                <w:b/>
+                <w:bCs/>
+              </w:rPr>
+              <w:t>явно</w:t>
             </w:r>
           </w:p>
         </w:tc>
@@ -12535,13 +12666,7 @@
               <w:pStyle w:val="Compact"/>
             </w:pPr>
             <w:r>
-              <w:rPr>
-                <w:rStyle w:val="VerbatimChar"/>
-              </w:rPr>
-              <w:t>DashboardValidator</w:t>
-            </w:r>
-            <w:r>
-              <w:t xml:space="preserve"> + мост валидации</w:t>
+              <w:t>Composer</w:t>
             </w:r>
           </w:p>
         </w:tc>
@@ -12556,7 +12681,7 @@
               <w:pStyle w:val="Compact"/>
             </w:pPr>
             <w:r>
-              <w:t>10</w:t>
+              <w:t>12</w:t>
             </w:r>
           </w:p>
         </w:tc>
@@ -12573,141 +12698,6 @@
                 <w:b/>
                 <w:bCs/>
               </w:rPr>
-              <w:t>Модель для исполнения</w:t>
-            </w:r>
-          </w:p>
-        </w:tc>
-        <w:tc>
-          <w:tcPr>
-            <w:tcW w:w="3090" w:type="dxa"/>
-          </w:tcPr>
-          <w:p>
-            <w:pPr>
-              <w:pStyle w:val="Compact"/>
-            </w:pPr>
-            <w:r>
-              <w:t>Результат передаётся в C#-модель</w:t>
-            </w:r>
-          </w:p>
-        </w:tc>
-        <w:tc>
-          <w:tcPr>
-            <w:tcW w:w="2704" w:type="dxa"/>
-          </w:tcPr>
-          <w:p>
-            <w:pPr>
-              <w:pStyle w:val="Compact"/>
-            </w:pPr>
-            <w:r>
-              <w:rPr>
-                <w:rStyle w:val="VerbatimChar"/>
-              </w:rPr>
-              <w:t>Execution.Core</w:t>
-            </w:r>
-          </w:p>
-        </w:tc>
-      </w:tr>
-      <w:tr>
-        <w:tc>
-          <w:tcPr>
-            <w:tcW w:w="579" w:type="dxa"/>
-          </w:tcPr>
-          <w:p>
-            <w:pPr>
-              <w:pStyle w:val="Compact"/>
-            </w:pPr>
-            <w:r>
-              <w:t>11</w:t>
-            </w:r>
-          </w:p>
-        </w:tc>
-        <w:tc>
-          <w:tcPr>
-            <w:tcW w:w="1545" w:type="dxa"/>
-          </w:tcPr>
-          <w:p>
-            <w:pPr>
-              <w:pStyle w:val="Compact"/>
-            </w:pPr>
-            <w:r>
-              <w:rPr>
-                <w:b/>
-                <w:bCs/>
-              </w:rPr>
-              <w:t>Композиция</w:t>
-            </w:r>
-          </w:p>
-        </w:tc>
-        <w:tc>
-          <w:tcPr>
-            <w:tcW w:w="3090" w:type="dxa"/>
-          </w:tcPr>
-          <w:p>
-            <w:pPr>
-              <w:pStyle w:val="Compact"/>
-            </w:pPr>
-            <w:r>
-              <w:t xml:space="preserve">Строится </w:t>
-            </w:r>
-            <w:r>
-              <w:rPr>
-                <w:rStyle w:val="VerbatimChar"/>
-              </w:rPr>
-              <w:t>ComposedDashboardView</w:t>
-            </w:r>
-            <w:r>
-              <w:t xml:space="preserve">: навигация, начальный маршрут, слоты, панели — </w:t>
-            </w:r>
-            <w:r>
-              <w:rPr>
-                <w:b/>
-                <w:bCs/>
-              </w:rPr>
-              <w:t>явно</w:t>
-            </w:r>
-          </w:p>
-        </w:tc>
-        <w:tc>
-          <w:tcPr>
-            <w:tcW w:w="2704" w:type="dxa"/>
-          </w:tcPr>
-          <w:p>
-            <w:pPr>
-              <w:pStyle w:val="Compact"/>
-            </w:pPr>
-            <w:r>
-              <w:t>Composer</w:t>
-            </w:r>
-          </w:p>
-        </w:tc>
-      </w:tr>
-      <w:tr>
-        <w:tc>
-          <w:tcPr>
-            <w:tcW w:w="579" w:type="dxa"/>
-          </w:tcPr>
-          <w:p>
-            <w:pPr>
-              <w:pStyle w:val="Compact"/>
-            </w:pPr>
-            <w:r>
-              <w:t>12</w:t>
-            </w:r>
-          </w:p>
-        </w:tc>
-        <w:tc>
-          <w:tcPr>
-            <w:tcW w:w="1545" w:type="dxa"/>
-          </w:tcPr>
-          <w:p>
-            <w:pPr>
-              <w:pStyle w:val="Compact"/>
-            </w:pPr>
-            <w:r>
-              <w:rPr>
-                <w:b/>
-                <w:bCs/>
-              </w:rPr>
               <w:t>Рендер</w:t>
             </w:r>
           </w:p>
@@ -12776,7 +12766,7 @@
         <w:pStyle w:val="Heading2"/>
       </w:pPr>
       <w:bookmarkStart w:id="53" w:name="_4e64a30ea1997cddd3b479f10bd248331d3f749"/>
-      <w:bookmarkStart w:id="54" w:name="_Toc243064311"/>
+      <w:bookmarkStart w:id="54" w:name="_Toc243065239"/>
       <w:r>
         <w:t>7.3 «Хост как оболочка»: явность вместо магии</w:t>
       </w:r>
@@ -12799,11 +12789,7 @@
         <w:t>Плохо, когда вьюер решает за автора: «если вкладка одн</w:t>
       </w:r>
       <w:r>
-        <w:t xml:space="preserve">а — скрою навигацию», «если страница одна — выберу её автоматически», «если фильтр не встречается на </w:t>
-      </w:r>
-      <w:r>
-        <w:lastRenderedPageBreak/>
-        <w:t>карточках — не покажу его». Такое поведение невозможно предсказать, а значит невозможно и протестировать.</w:t>
+        <w:t>а — скрою навигацию», «если страница одна — выберу её автоматически», «если фильтр не встречается на карточках — не покажу его». Такое поведение невозможно предсказать, а значит невозможно и протестировать.</w:t>
       </w:r>
     </w:p>
     <w:p>
@@ -12839,6 +12825,7 @@
         <w:rPr>
           <w:rStyle w:val="VerbatimChar"/>
         </w:rPr>
+        <w:lastRenderedPageBreak/>
         <w:t>ComposedDashboardView</w:t>
       </w:r>
       <w:r>
@@ -12928,7 +12915,7 @@
         <w:pStyle w:val="Heading2"/>
       </w:pPr>
       <w:bookmarkStart w:id="55" w:name="_2abd563c29a2f30c9303113183a976bc2c57bd1"/>
-      <w:bookmarkStart w:id="56" w:name="_Toc243064312"/>
+      <w:bookmarkStart w:id="56" w:name="_Toc243065240"/>
       <w:r>
         <w:t>7.4 Реестр разрешений: кто «побеждает»</w:t>
       </w:r>
@@ -12946,7 +12933,7 @@
         </w:rPr>
         <w:drawing>
           <wp:inline distT="0" distB="0" distL="0" distR="0">
-            <wp:extent cx="5334000" cy="700767"/>
+            <wp:extent cx="6858000" cy="839755"/>
             <wp:effectExtent l="0" t="0" r="0" b="0"/>
             <wp:docPr id="66" name="Picture" descr="Диаграмма 10. Реестр разрешений"/>
             <wp:cNvGraphicFramePr/>
@@ -12968,7 +12955,7 @@
                   <pic:spPr bwMode="auto">
                     <a:xfrm>
                       <a:off x="0" y="0"/>
-                      <a:ext cx="5334000" cy="700767"/>
+                      <a:ext cx="6858000" cy="839755"/>
                     </a:xfrm>
                     <a:prstGeom prst="rect">
                       <a:avLst/>
@@ -13055,7 +13042,7 @@
         <w:pStyle w:val="Compact"/>
         <w:numPr>
           <w:ilvl w:val="0"/>
-          <w:numId w:val="9"/>
+          <w:numId w:val="10"/>
         </w:numPr>
       </w:pPr>
       <w:r>
@@ -13077,7 +13064,7 @@
         <w:pStyle w:val="Compact"/>
         <w:numPr>
           <w:ilvl w:val="0"/>
-          <w:numId w:val="9"/>
+          <w:numId w:val="10"/>
         </w:numPr>
       </w:pPr>
       <w:r>
@@ -13099,7 +13086,7 @@
         <w:pStyle w:val="Compact"/>
         <w:numPr>
           <w:ilvl w:val="0"/>
-          <w:numId w:val="9"/>
+          <w:numId w:val="10"/>
         </w:numPr>
       </w:pPr>
       <w:r>
@@ -13121,7 +13108,7 @@
         <w:pStyle w:val="Compact"/>
         <w:numPr>
           <w:ilvl w:val="0"/>
-          <w:numId w:val="9"/>
+          <w:numId w:val="10"/>
         </w:numPr>
       </w:pPr>
       <w:r>
@@ -13338,9 +13325,8 @@
         <w:pStyle w:val="Heading1"/>
       </w:pPr>
       <w:bookmarkStart w:id="57" w:name="_5c5f81a602f5c43762ca5a1fbb7d9a4384f03c4"/>
-      <w:bookmarkStart w:id="58" w:name="_Toc243064313"/>
-      <w:r>
-        <w:lastRenderedPageBreak/>
+      <w:bookmarkStart w:id="58" w:name="_Toc243065241"/>
+      <w:r>
         <w:t>8. Данные: три плоскости</w:t>
       </w:r>
       <w:bookmarkEnd w:id="57"/>
@@ -13357,7 +13343,7 @@
         </w:rPr>
         <w:drawing>
           <wp:inline distT="0" distB="0" distL="0" distR="0">
-            <wp:extent cx="5334000" cy="544285"/>
+            <wp:extent cx="6858000" cy="717290"/>
             <wp:effectExtent l="0" t="0" r="0" b="0"/>
             <wp:docPr id="71" name="Picture" descr="Диаграмма 6. Три плоскости работы с данными"/>
             <wp:cNvGraphicFramePr/>
@@ -13379,7 +13365,7 @@
                   <pic:spPr bwMode="auto">
                     <a:xfrm>
                       <a:off x="0" y="0"/>
-                      <a:ext cx="5334000" cy="544285"/>
+                      <a:ext cx="6858000" cy="717290"/>
                     </a:xfrm>
                     <a:prstGeom prst="rect">
                       <a:avLst/>
@@ -13440,8 +13426,9 @@
         <w:pStyle w:val="Heading2"/>
       </w:pPr>
       <w:bookmarkStart w:id="59" w:name="_b684480083fe6e1adf7ad46c46332f4d1e02916"/>
-      <w:bookmarkStart w:id="60" w:name="_Toc243064314"/>
-      <w:r>
+      <w:bookmarkStart w:id="60" w:name="_Toc243065242"/>
+      <w:r>
+        <w:lastRenderedPageBreak/>
         <w:t>8.1 Разделение обязанност</w:t>
       </w:r>
       <w:r>
@@ -13458,9 +13445,9 @@
         <w:tblLook w:val="0020" w:firstRow="1" w:lastRow="0" w:firstColumn="0" w:lastColumn="0" w:noHBand="0" w:noVBand="0"/>
       </w:tblPr>
       <w:tblGrid>
-        <w:gridCol w:w="2867"/>
-        <w:gridCol w:w="2867"/>
-        <w:gridCol w:w="4171"/>
+        <w:gridCol w:w="3189"/>
+        <w:gridCol w:w="3189"/>
+        <w:gridCol w:w="4638"/>
       </w:tblGrid>
       <w:tr>
         <w:trPr>
@@ -13672,7 +13659,7 @@
         <w:pStyle w:val="Heading2"/>
       </w:pPr>
       <w:bookmarkStart w:id="61" w:name="_5163ac544e88f3a14d7ebd0a5609cbcaa529eeb"/>
-      <w:bookmarkStart w:id="62" w:name="_Toc243064315"/>
+      <w:bookmarkStart w:id="62" w:name="_Toc243065243"/>
       <w:r>
         <w:t>8.2 Типизированные строки вместо «словарей»</w:t>
       </w:r>
@@ -13713,7 +13700,7 @@
         <w:pStyle w:val="Compact"/>
         <w:numPr>
           <w:ilvl w:val="0"/>
-          <w:numId w:val="10"/>
+          <w:numId w:val="11"/>
         </w:numPr>
       </w:pPr>
       <w:r>
@@ -13771,7 +13758,7 @@
         <w:pStyle w:val="Compact"/>
         <w:numPr>
           <w:ilvl w:val="0"/>
-          <w:numId w:val="10"/>
+          <w:numId w:val="11"/>
         </w:numPr>
       </w:pPr>
       <w:r>
@@ -13799,7 +13786,7 @@
         <w:pStyle w:val="Compact"/>
         <w:numPr>
           <w:ilvl w:val="0"/>
-          <w:numId w:val="10"/>
+          <w:numId w:val="11"/>
         </w:numPr>
       </w:pPr>
       <w:r>
@@ -13857,9 +13844,8 @@
         <w:pStyle w:val="Heading2"/>
       </w:pPr>
       <w:bookmarkStart w:id="63" w:name="_0b15312e4f5c63ea33b2618114faf58736a9c33"/>
-      <w:bookmarkStart w:id="64" w:name="_Toc243064316"/>
-      <w:r>
-        <w:lastRenderedPageBreak/>
+      <w:bookmarkStart w:id="64" w:name="_Toc243065244"/>
+      <w:r>
         <w:t>8.3 Поток данных на примере</w:t>
       </w:r>
       <w:bookmarkEnd w:id="63"/>
@@ -13876,7 +13862,7 @@
         </w:rPr>
         <w:drawing>
           <wp:inline distT="0" distB="0" distL="0" distR="0">
-            <wp:extent cx="5334000" cy="782410"/>
+            <wp:extent cx="6858000" cy="1040946"/>
             <wp:effectExtent l="0" t="0" r="0" b="0"/>
             <wp:docPr id="78" name="Picture" descr="Диаграмма 7. Пример графа потока данных"/>
             <wp:cNvGraphicFramePr/>
@@ -13898,7 +13884,7 @@
                   <pic:spPr bwMode="auto">
                     <a:xfrm>
                       <a:off x="0" y="0"/>
-                      <a:ext cx="5334000" cy="782410"/>
+                      <a:ext cx="6858000" cy="1040946"/>
                     </a:xfrm>
                     <a:prstGeom prst="rect">
                       <a:avLst/>
@@ -13974,7 +13960,7 @@
         <w:pStyle w:val="Compact"/>
         <w:numPr>
           <w:ilvl w:val="0"/>
-          <w:numId w:val="11"/>
+          <w:numId w:val="12"/>
         </w:numPr>
       </w:pPr>
       <w:r>
@@ -13995,10 +13981,11 @@
         <w:pStyle w:val="Compact"/>
         <w:numPr>
           <w:ilvl w:val="0"/>
-          <w:numId w:val="11"/>
+          <w:numId w:val="12"/>
         </w:numPr>
       </w:pPr>
       <w:r>
+        <w:lastRenderedPageBreak/>
         <w:t xml:space="preserve">Спецификация объявляет </w:t>
       </w:r>
       <w:r>
@@ -14026,7 +14013,7 @@
         <w:pStyle w:val="Compact"/>
         <w:numPr>
           <w:ilvl w:val="0"/>
-          <w:numId w:val="11"/>
+          <w:numId w:val="12"/>
         </w:numPr>
       </w:pPr>
       <w:r>
@@ -14054,7 +14041,7 @@
         <w:pStyle w:val="Compact"/>
         <w:numPr>
           <w:ilvl w:val="0"/>
-          <w:numId w:val="11"/>
+          <w:numId w:val="12"/>
         </w:numPr>
       </w:pPr>
       <w:r>
@@ -14082,7 +14069,7 @@
         <w:pStyle w:val="Compact"/>
         <w:numPr>
           <w:ilvl w:val="0"/>
-          <w:numId w:val="11"/>
+          <w:numId w:val="12"/>
         </w:numPr>
       </w:pPr>
       <w:r>
@@ -14124,7 +14111,7 @@
         <w:pStyle w:val="Heading2"/>
       </w:pPr>
       <w:bookmarkStart w:id="65" w:name="_5d7fdafd3ffeb512c7683d3ac8011d75820ebb7"/>
-      <w:bookmarkStart w:id="66" w:name="_Toc243064317"/>
+      <w:bookmarkStart w:id="66" w:name="_Toc243065245"/>
       <w:r>
         <w:t>8.4 Как объявление фильтра становится SQL</w:t>
       </w:r>
@@ -14160,9 +14147,9 @@
         <w:tblLook w:val="0020" w:firstRow="1" w:lastRow="0" w:firstColumn="0" w:lastColumn="0" w:noHBand="0" w:noVBand="0"/>
       </w:tblPr>
       <w:tblGrid>
-        <w:gridCol w:w="1905"/>
-        <w:gridCol w:w="1905"/>
-        <w:gridCol w:w="6095"/>
+        <w:gridCol w:w="2118"/>
+        <w:gridCol w:w="2119"/>
+        <w:gridCol w:w="6779"/>
       </w:tblGrid>
       <w:tr>
         <w:trPr>
@@ -14472,7 +14459,7 @@
         <w:pStyle w:val="Heading2"/>
       </w:pPr>
       <w:bookmarkStart w:id="67" w:name="_f9d9e5cb9e8b11b61ec3334b4270d4e1f0eed1a"/>
-      <w:bookmarkStart w:id="68" w:name="_Toc243064318"/>
+      <w:bookmarkStart w:id="68" w:name="_Toc243065246"/>
       <w:r>
         <w:lastRenderedPageBreak/>
         <w:t>8.5 Сценарий: зритель меняет фильтр</w:t>
@@ -14491,7 +14478,7 @@
         </w:rPr>
         <w:drawing>
           <wp:inline distT="0" distB="0" distL="0" distR="0">
-            <wp:extent cx="5334000" cy="2809875"/>
+            <wp:extent cx="6858000" cy="3612696"/>
             <wp:effectExtent l="0" t="0" r="0" b="0"/>
             <wp:docPr id="84" name="Picture" descr="Диаграмма 8. Последовательность обновления"/>
             <wp:cNvGraphicFramePr/>
@@ -14513,7 +14500,7 @@
                   <pic:spPr bwMode="auto">
                     <a:xfrm>
                       <a:off x="0" y="0"/>
-                      <a:ext cx="5334000" cy="2809875"/>
+                      <a:ext cx="6858000" cy="3612696"/>
                     </a:xfrm>
                     <a:prstGeom prst="rect">
                       <a:avLst/>
@@ -14603,7 +14590,7 @@
         <w:pStyle w:val="Heading1"/>
       </w:pPr>
       <w:bookmarkStart w:id="69" w:name="_1e48441e45db47b6828a0f20464a2ebf3209aba"/>
-      <w:bookmarkStart w:id="70" w:name="_Toc243064319"/>
+      <w:bookmarkStart w:id="70" w:name="_Toc243065247"/>
       <w:r>
         <w:t>9. Отображение и интерактивность</w:t>
       </w:r>
@@ -14618,8 +14605,8 @@
         <w:tblLook w:val="0020" w:firstRow="1" w:lastRow="0" w:firstColumn="0" w:lastColumn="0" w:noHBand="0" w:noVBand="0"/>
       </w:tblPr>
       <w:tblGrid>
-        <w:gridCol w:w="5826"/>
-        <w:gridCol w:w="4079"/>
+        <w:gridCol w:w="6480"/>
+        <w:gridCol w:w="4536"/>
       </w:tblGrid>
       <w:tr>
         <w:trPr>
@@ -14827,11 +14814,7 @@
               <w:pStyle w:val="Compact"/>
             </w:pPr>
             <w:r>
-              <w:t xml:space="preserve">Ограниченный набор действий: задать значение фильтра, </w:t>
-            </w:r>
-            <w:r>
-              <w:lastRenderedPageBreak/>
-              <w:t>перейти на другую страницу, вызвать действие плагина</w:t>
+              <w:t>Ограниченный набор действий: задать значение фильтра, перейти на другую страницу, вызвать действие плагина</w:t>
             </w:r>
           </w:p>
         </w:tc>
@@ -14928,7 +14911,7 @@
         <w:pStyle w:val="Heading1"/>
       </w:pPr>
       <w:bookmarkStart w:id="71" w:name="_8a7850a836ac3968be4e535b62cffe7b1c4434c"/>
-      <w:bookmarkStart w:id="72" w:name="_Toc243064320"/>
+      <w:bookmarkStart w:id="72" w:name="_Toc243065248"/>
       <w:r>
         <w:t>10. Плагинная архитектура</w:t>
       </w:r>
@@ -14946,7 +14929,7 @@
         </w:rPr>
         <w:drawing>
           <wp:inline distT="0" distB="0" distL="0" distR="0">
-            <wp:extent cx="5334000" cy="1272267"/>
+            <wp:extent cx="6858000" cy="1565793"/>
             <wp:effectExtent l="0" t="0" r="0" b="0"/>
             <wp:docPr id="90" name="Picture" descr="Диаграмма 9. Семейства плагинов"/>
             <wp:cNvGraphicFramePr/>
@@ -14968,7 +14951,7 @@
                   <pic:spPr bwMode="auto">
                     <a:xfrm>
                       <a:off x="0" y="0"/>
-                      <a:ext cx="5334000" cy="1272267"/>
+                      <a:ext cx="6858000" cy="1565793"/>
                     </a:xfrm>
                     <a:prstGeom prst="rect">
                       <a:avLst/>
@@ -15029,7 +15012,7 @@
         <w:pStyle w:val="Heading2"/>
       </w:pPr>
       <w:bookmarkStart w:id="73" w:name="_28880ce74ac670030a89aff2875c4f2150e21d5"/>
-      <w:bookmarkStart w:id="74" w:name="_Toc243064321"/>
+      <w:bookmarkStart w:id="74" w:name="_Toc243065249"/>
       <w:r>
         <w:t>10.1 Микроядро и семейства</w:t>
       </w:r>
@@ -15075,9 +15058,9 @@
         <w:tblLook w:val="0020" w:firstRow="1" w:lastRow="0" w:firstColumn="0" w:lastColumn="0" w:noHBand="0" w:noVBand="0"/>
       </w:tblPr>
       <w:tblGrid>
-        <w:gridCol w:w="3631"/>
-        <w:gridCol w:w="3302"/>
-        <w:gridCol w:w="2972"/>
+        <w:gridCol w:w="4039"/>
+        <w:gridCol w:w="3672"/>
+        <w:gridCol w:w="3305"/>
       </w:tblGrid>
       <w:tr>
         <w:trPr>
@@ -15284,7 +15267,6 @@
               <w:pStyle w:val="Compact"/>
             </w:pPr>
             <w:r>
-              <w:lastRenderedPageBreak/>
               <w:t>Виджеты фильтров</w:t>
             </w:r>
           </w:p>
@@ -15473,6 +15455,7 @@
               <w:pStyle w:val="Compact"/>
             </w:pPr>
             <w:r>
+              <w:lastRenderedPageBreak/>
               <w:t>Преобразования и типы</w:t>
             </w:r>
           </w:p>
@@ -15510,7 +15493,7 @@
         <w:pStyle w:val="Heading2"/>
       </w:pPr>
       <w:bookmarkStart w:id="75" w:name="_8a63aad99f0ecc7c1008d1231814a03880b6a1a"/>
-      <w:bookmarkStart w:id="76" w:name="_Toc243064322"/>
+      <w:bookmarkStart w:id="76" w:name="_Toc243065250"/>
       <w:r>
         <w:t>10.2 Три уровня доверия</w:t>
       </w:r>
@@ -15525,9 +15508,9 @@
         <w:tblLook w:val="0020" w:firstRow="1" w:lastRow="0" w:firstColumn="0" w:lastColumn="0" w:noHBand="0" w:noVBand="0"/>
       </w:tblPr>
       <w:tblGrid>
-        <w:gridCol w:w="2785"/>
-        <w:gridCol w:w="2786"/>
-        <w:gridCol w:w="4334"/>
+        <w:gridCol w:w="3098"/>
+        <w:gridCol w:w="3098"/>
+        <w:gridCol w:w="4820"/>
       </w:tblGrid>
       <w:tr>
         <w:trPr>
@@ -15743,7 +15726,7 @@
         <w:pStyle w:val="Heading2"/>
       </w:pPr>
       <w:bookmarkStart w:id="77" w:name="_e4fb2141dd0147a26630fbc6d2c032df1b0b36b"/>
-      <w:bookmarkStart w:id="78" w:name="_Toc243064323"/>
+      <w:bookmarkStart w:id="78" w:name="_Toc243065251"/>
       <w:r>
         <w:t>10.3 Загрузка и включение — разные вещи</w:t>
       </w:r>
@@ -15758,9 +15741,9 @@
         <w:tblLook w:val="0020" w:firstRow="1" w:lastRow="0" w:firstColumn="0" w:lastColumn="0" w:noHBand="0" w:noVBand="0"/>
       </w:tblPr>
       <w:tblGrid>
-        <w:gridCol w:w="3302"/>
-        <w:gridCol w:w="2751"/>
-        <w:gridCol w:w="3852"/>
+        <w:gridCol w:w="3672"/>
+        <w:gridCol w:w="3060"/>
+        <w:gridCol w:w="4284"/>
       </w:tblGrid>
       <w:tr>
         <w:trPr>
@@ -15992,9 +15975,8 @@
         <w:pStyle w:val="Heading2"/>
       </w:pPr>
       <w:bookmarkStart w:id="79" w:name="_65dc6ba9fe751e49fb4ed6b31775242c5232ad9"/>
-      <w:bookmarkStart w:id="80" w:name="_Toc243064324"/>
-      <w:r>
-        <w:lastRenderedPageBreak/>
+      <w:bookmarkStart w:id="80" w:name="_Toc243065252"/>
+      <w:r>
         <w:t>10.4 Контракт для внешних авторов (SDK)</w:t>
       </w:r>
       <w:bookmarkEnd w:id="79"/>
@@ -16026,7 +16008,7 @@
         <w:pStyle w:val="Compact"/>
         <w:numPr>
           <w:ilvl w:val="0"/>
-          <w:numId w:val="12"/>
+          <w:numId w:val="13"/>
         </w:numPr>
       </w:pPr>
       <w:r>
@@ -16047,7 +16029,7 @@
         <w:pStyle w:val="Compact"/>
         <w:numPr>
           <w:ilvl w:val="0"/>
-          <w:numId w:val="12"/>
+          <w:numId w:val="13"/>
         </w:numPr>
       </w:pPr>
       <w:r>
@@ -16059,7 +16041,7 @@
         <w:pStyle w:val="Compact"/>
         <w:numPr>
           <w:ilvl w:val="0"/>
-          <w:numId w:val="12"/>
+          <w:numId w:val="13"/>
         </w:numPr>
       </w:pPr>
       <w:r>
@@ -16074,8 +16056,9 @@
         <w:pStyle w:val="Heading1"/>
       </w:pPr>
       <w:bookmarkStart w:id="81" w:name="_bf278630237ad09ba6047022a0e395f0d1b148d"/>
-      <w:bookmarkStart w:id="82" w:name="_Toc243064325"/>
-      <w:r>
+      <w:bookmarkStart w:id="82" w:name="_Toc243065253"/>
+      <w:r>
+        <w:lastRenderedPageBreak/>
         <w:t>11. Развёртывание и эксплуатация</w:t>
       </w:r>
       <w:bookmarkEnd w:id="81"/>
@@ -16092,7 +16075,7 @@
         </w:rPr>
         <w:drawing>
           <wp:inline distT="0" distB="0" distL="0" distR="0">
-            <wp:extent cx="5334000" cy="5524500"/>
+            <wp:extent cx="6858000" cy="6884242"/>
             <wp:effectExtent l="0" t="0" r="0" b="0"/>
             <wp:docPr id="99" name="Picture" descr="Диаграмма 11. Развёртывание"/>
             <wp:cNvGraphicFramePr/>
@@ -16114,7 +16097,7 @@
                   <pic:spPr bwMode="auto">
                     <a:xfrm>
                       <a:off x="0" y="0"/>
-                      <a:ext cx="5334000" cy="5524500"/>
+                      <a:ext cx="6858000" cy="6884242"/>
                     </a:xfrm>
                     <a:prstGeom prst="rect">
                       <a:avLst/>
@@ -16175,9 +16158,8 @@
         <w:pStyle w:val="Heading2"/>
       </w:pPr>
       <w:bookmarkStart w:id="83" w:name="_06631acb17461205324c97aa011cf526c04f45a"/>
-      <w:bookmarkStart w:id="84" w:name="_Toc243064326"/>
-      <w:r>
-        <w:lastRenderedPageBreak/>
+      <w:bookmarkStart w:id="84" w:name="_Toc243065254"/>
+      <w:r>
         <w:t>11.1 Цепочка запуска</w:t>
       </w:r>
       <w:bookmarkEnd w:id="83"/>
@@ -16188,7 +16170,7 @@
         <w:pStyle w:val="Compact"/>
         <w:numPr>
           <w:ilvl w:val="0"/>
-          <w:numId w:val="13"/>
+          <w:numId w:val="14"/>
         </w:numPr>
       </w:pPr>
       <w:r>
@@ -16212,7 +16194,7 @@
         <w:pStyle w:val="Compact"/>
         <w:numPr>
           <w:ilvl w:val="0"/>
-          <w:numId w:val="13"/>
+          <w:numId w:val="14"/>
         </w:numPr>
       </w:pPr>
       <w:r>
@@ -16233,7 +16215,7 @@
         <w:pStyle w:val="Compact"/>
         <w:numPr>
           <w:ilvl w:val="0"/>
-          <w:numId w:val="13"/>
+          <w:numId w:val="14"/>
         </w:numPr>
       </w:pPr>
       <w:r>
@@ -16264,10 +16246,11 @@
         <w:pStyle w:val="Compact"/>
         <w:numPr>
           <w:ilvl w:val="0"/>
-          <w:numId w:val="13"/>
+          <w:numId w:val="14"/>
         </w:numPr>
       </w:pPr>
       <w:r>
+        <w:lastRenderedPageBreak/>
         <w:t>Публикуется точка входа; запускается веб-служба.</w:t>
       </w:r>
     </w:p>
@@ -16276,7 +16259,7 @@
         <w:pStyle w:val="Compact"/>
         <w:numPr>
           <w:ilvl w:val="0"/>
-          <w:numId w:val="13"/>
+          <w:numId w:val="14"/>
         </w:numPr>
       </w:pPr>
       <w:r>
@@ -16288,7 +16271,7 @@
         <w:pStyle w:val="Compact"/>
         <w:numPr>
           <w:ilvl w:val="0"/>
-          <w:numId w:val="13"/>
+          <w:numId w:val="14"/>
         </w:numPr>
       </w:pPr>
       <w:r>
@@ -16300,7 +16283,7 @@
         <w:pStyle w:val="Heading2"/>
       </w:pPr>
       <w:bookmarkStart w:id="85" w:name="_доступ"/>
-      <w:bookmarkStart w:id="86" w:name="_Toc243064327"/>
+      <w:bookmarkStart w:id="86" w:name="_Toc243065255"/>
       <w:r>
         <w:t>11.2 Доступ</w:t>
       </w:r>
@@ -16315,8 +16298,8 @@
         <w:tblLook w:val="0020" w:firstRow="1" w:lastRow="0" w:firstColumn="0" w:lastColumn="0" w:noHBand="0" w:noVBand="0"/>
       </w:tblPr>
       <w:tblGrid>
-        <w:gridCol w:w="6095"/>
-        <w:gridCol w:w="3810"/>
+        <w:gridCol w:w="6779"/>
+        <w:gridCol w:w="4237"/>
       </w:tblGrid>
       <w:tr>
         <w:trPr>
@@ -16479,7 +16462,7 @@
         <w:pStyle w:val="Heading2"/>
       </w:pPr>
       <w:bookmarkStart w:id="87" w:name="_d6b500161ea7fb7b9f439307f8306558aac7791"/>
-      <w:bookmarkStart w:id="88" w:name="_Toc243064328"/>
+      <w:bookmarkStart w:id="88" w:name="_Toc243065256"/>
       <w:r>
         <w:t>11.3 Синхронизация каталога</w:t>
       </w:r>
@@ -16522,7 +16505,7 @@
         <w:pStyle w:val="Heading2"/>
       </w:pPr>
       <w:bookmarkStart w:id="89" w:name="_5fb9b7e0f10bfa23d86607c7365756e10820dc6"/>
-      <w:bookmarkStart w:id="90" w:name="_Toc243064329"/>
+      <w:bookmarkStart w:id="90" w:name="_Toc243065257"/>
       <w:r>
         <w:t>11.4 Настройки хоста</w:t>
       </w:r>
@@ -16555,7 +16538,7 @@
         <w:pStyle w:val="Heading1"/>
       </w:pPr>
       <w:bookmarkStart w:id="91" w:name="_6441204593a6b9da4bba7f741952906acaddac2"/>
-      <w:bookmarkStart w:id="92" w:name="_Toc243064330"/>
+      <w:bookmarkStart w:id="92" w:name="_Toc243065258"/>
       <w:r>
         <w:t>12. Контур качества</w:t>
       </w:r>
@@ -16573,7 +16556,7 @@
         </w:rPr>
         <w:drawing>
           <wp:inline distT="0" distB="0" distL="0" distR="0">
-            <wp:extent cx="5334000" cy="768803"/>
+            <wp:extent cx="6858000" cy="944724"/>
             <wp:effectExtent l="0" t="0" r="0" b="0"/>
             <wp:docPr id="108" name="Picture" descr="Диаграмма 12. Контур качества"/>
             <wp:cNvGraphicFramePr/>
@@ -16595,7 +16578,7 @@
                   <pic:spPr bwMode="auto">
                     <a:xfrm>
                       <a:off x="0" y="0"/>
-                      <a:ext cx="5334000" cy="768803"/>
+                      <a:ext cx="6858000" cy="944724"/>
                     </a:xfrm>
                     <a:prstGeom prst="rect">
                       <a:avLst/>
@@ -16656,9 +16639,8 @@
         <w:pStyle w:val="Heading2"/>
       </w:pPr>
       <w:bookmarkStart w:id="93" w:name="_d73115408c4e873b7b1699da230b2ee898c40c0"/>
-      <w:bookmarkStart w:id="94" w:name="_Toc243064331"/>
-      <w:r>
-        <w:lastRenderedPageBreak/>
+      <w:bookmarkStart w:id="94" w:name="_Toc243065259"/>
+      <w:r>
         <w:t>12.1 Проверки архитектуры</w:t>
       </w:r>
       <w:bookmarkEnd w:id="93"/>
@@ -16672,8 +16654,8 @@
         <w:tblLook w:val="0020" w:firstRow="1" w:lastRow="0" w:firstColumn="0" w:lastColumn="0" w:noHBand="0" w:noVBand="0"/>
       </w:tblPr>
       <w:tblGrid>
-        <w:gridCol w:w="4358"/>
-        <w:gridCol w:w="5547"/>
+        <w:gridCol w:w="4847"/>
+        <w:gridCol w:w="6169"/>
       </w:tblGrid>
       <w:tr>
         <w:trPr>
@@ -16820,6 +16802,7 @@
                 <w:b/>
                 <w:bCs/>
               </w:rPr>
+              <w:lastRenderedPageBreak/>
               <w:t>Предупреждения как ошибки</w:t>
             </w:r>
           </w:p>
@@ -16876,7 +16859,7 @@
         <w:pStyle w:val="Heading2"/>
       </w:pPr>
       <w:bookmarkStart w:id="95" w:name="_8191d8915958d4e6a711f42828f9e2dcf84cafd"/>
-      <w:bookmarkStart w:id="96" w:name="_Toc243064332"/>
+      <w:bookmarkStart w:id="96" w:name="_Toc243065260"/>
       <w:r>
         <w:t>12.2 Уровни тестирования</w:t>
       </w:r>
@@ -16891,9 +16874,9 @@
         <w:tblLook w:val="0020" w:firstRow="1" w:lastRow="0" w:firstColumn="0" w:lastColumn="0" w:noHBand="0" w:noVBand="0"/>
       </w:tblPr>
       <w:tblGrid>
-        <w:gridCol w:w="1782"/>
-        <w:gridCol w:w="2972"/>
-        <w:gridCol w:w="5151"/>
+        <w:gridCol w:w="1983"/>
+        <w:gridCol w:w="3305"/>
+        <w:gridCol w:w="5728"/>
       </w:tblGrid>
       <w:tr>
         <w:trPr>
@@ -17151,7 +17134,7 @@
         <w:pStyle w:val="Heading1"/>
       </w:pPr>
       <w:bookmarkStart w:id="97" w:name="_acff010694c8e7cefc2d2d7c04b5bf8acd72774"/>
-      <w:bookmarkStart w:id="98" w:name="_Toc243064333"/>
+      <w:bookmarkStart w:id="98" w:name="_Toc243065261"/>
       <w:r>
         <w:t>13. Ключевые архитектурные решения</w:t>
       </w:r>
@@ -17186,9 +17169,9 @@
         <w:tblLook w:val="0020" w:firstRow="1" w:lastRow="0" w:firstColumn="0" w:lastColumn="0" w:noHBand="0" w:noVBand="0"/>
       </w:tblPr>
       <w:tblGrid>
-        <w:gridCol w:w="1650"/>
-        <w:gridCol w:w="4953"/>
-        <w:gridCol w:w="3302"/>
+        <w:gridCol w:w="1836"/>
+        <w:gridCol w:w="5508"/>
+        <w:gridCol w:w="3672"/>
       </w:tblGrid>
       <w:tr>
         <w:trPr>
@@ -17312,11 +17295,7 @@
               <w:pStyle w:val="Compact"/>
             </w:pPr>
             <w:r>
-              <w:t xml:space="preserve">Карточка объявляет, какие </w:t>
-            </w:r>
-            <w:r>
-              <w:lastRenderedPageBreak/>
-              <w:t>фильтры ей нужны; SQL компилируется из этого</w:t>
+              <w:t>Карточка объявляет, какие фильтры ей нужны; SQL компилируется из этого</w:t>
             </w:r>
           </w:p>
         </w:tc>
@@ -17331,7 +17310,6 @@
               <w:pStyle w:val="Compact"/>
             </w:pPr>
             <w:r>
-              <w:lastRenderedPageBreak/>
               <w:t>0017</w:t>
             </w:r>
           </w:p>
@@ -17622,6 +17600,7 @@
               <w:pStyle w:val="Compact"/>
             </w:pPr>
             <w:r>
+              <w:lastRenderedPageBreak/>
               <w:t>0057</w:t>
             </w:r>
           </w:p>
@@ -17917,9 +17896,8 @@
         <w:pStyle w:val="Heading1"/>
       </w:pPr>
       <w:bookmarkStart w:id="99" w:name="_5ae7b978ba03c955d21b15657b068c1c9555a06"/>
-      <w:bookmarkStart w:id="100" w:name="_Toc243064334"/>
-      <w:r>
-        <w:lastRenderedPageBreak/>
+      <w:bookmarkStart w:id="100" w:name="_Toc243065262"/>
+      <w:r>
         <w:t>14. Сильные стороны архитектуры</w:t>
       </w:r>
       <w:bookmarkEnd w:id="99"/>
@@ -17930,7 +17908,7 @@
         <w:pStyle w:val="Heading2"/>
       </w:pPr>
       <w:bookmarkStart w:id="101" w:name="_d6f7f7032ea5c914ebc3835af712899e2538aa5"/>
-      <w:bookmarkStart w:id="102" w:name="_Toc243064335"/>
+      <w:bookmarkStart w:id="102" w:name="_Toc243065263"/>
       <w:r>
         <w:t>14.1 Источник истины — текст, а не база инструмента</w:t>
       </w:r>
@@ -17996,7 +17974,7 @@
         <w:pStyle w:val="Heading2"/>
       </w:pPr>
       <w:bookmarkStart w:id="103" w:name="_8f4c4031705a3310a2b775d5f9041920f5d07c9"/>
-      <w:bookmarkStart w:id="104" w:name="_Toc243064336"/>
+      <w:bookmarkStart w:id="104" w:name="_Toc243065264"/>
       <w:r>
         <w:t>14.2 Чистое разделение «платформа — вьюер»</w:t>
       </w:r>
@@ -18041,7 +18019,7 @@
         <w:pStyle w:val="Heading2"/>
       </w:pPr>
       <w:bookmarkStart w:id="105" w:name="_920305420d33501354e5389209b260532b55c4b"/>
-      <w:bookmarkStart w:id="106" w:name="_Toc243064337"/>
+      <w:bookmarkStart w:id="106" w:name="_Toc243065265"/>
       <w:r>
         <w:t>14.3 Один компилятор языка</w:t>
       </w:r>
@@ -18089,6 +18067,7 @@
           <w:b/>
           <w:bCs/>
         </w:rPr>
+        <w:lastRenderedPageBreak/>
         <w:t>Почему это сильно.</w:t>
       </w:r>
       <w:r>
@@ -18103,7 +18082,7 @@
         <w:pStyle w:val="Heading2"/>
       </w:pPr>
       <w:bookmarkStart w:id="107" w:name="_92b200f586d06934ddf4d3a9853dcd797bfdd0c"/>
-      <w:bookmarkStart w:id="108" w:name="_Toc243064338"/>
+      <w:bookmarkStart w:id="108" w:name="_Toc243065266"/>
       <w:r>
         <w:t>14.4 Архитектурные правила проверяются сборкой</w:t>
       </w:r>
@@ -18161,7 +18140,7 @@
         <w:pStyle w:val="Heading2"/>
       </w:pPr>
       <w:bookmarkStart w:id="109" w:name="_57d9c82fa7007584e677f40600c0dc62f287387"/>
-      <w:bookmarkStart w:id="110" w:name="_Toc243064339"/>
+      <w:bookmarkStart w:id="110" w:name="_Toc243065267"/>
       <w:r>
         <w:t>14.5 Единая модель расширений</w:t>
       </w:r>
@@ -18206,9 +18185,8 @@
         <w:pStyle w:val="Heading2"/>
       </w:pPr>
       <w:bookmarkStart w:id="111" w:name="_f6d8828cf31e44cde60545dcec2a9c1d6222332"/>
-      <w:bookmarkStart w:id="112" w:name="_Toc243064340"/>
-      <w:r>
-        <w:lastRenderedPageBreak/>
+      <w:bookmarkStart w:id="112" w:name="_Toc243065268"/>
+      <w:r>
         <w:t>14.6 Типизация данных до обращения к базе</w:t>
       </w:r>
       <w:bookmarkEnd w:id="111"/>
@@ -18265,7 +18243,7 @@
         <w:pStyle w:val="Heading2"/>
       </w:pPr>
       <w:bookmarkStart w:id="113" w:name="_4c903e2d8195d5d1173ef574a5004881bbc31aa"/>
-      <w:bookmarkStart w:id="114" w:name="_Toc243064341"/>
+      <w:bookmarkStart w:id="114" w:name="_Toc243065269"/>
       <w:r>
         <w:t>14.7 Явность вместо магии</w:t>
       </w:r>
@@ -18317,7 +18295,7 @@
         <w:pStyle w:val="Heading2"/>
       </w:pPr>
       <w:bookmarkStart w:id="115" w:name="_59b8857c8bcd13fd25a51055ccb7f5ee1b5d5e6"/>
-      <w:bookmarkStart w:id="116" w:name="_Toc243064342"/>
+      <w:bookmarkStart w:id="116" w:name="_Toc243065270"/>
       <w:r>
         <w:t>14.8 Разделение</w:t>
       </w:r>
@@ -18365,7 +18343,7 @@
         <w:pStyle w:val="Heading2"/>
       </w:pPr>
       <w:bookmarkStart w:id="117" w:name="_49e2a620b330df644461cf03346fb7572b3480d"/>
-      <w:bookmarkStart w:id="118" w:name="_Toc243064343"/>
+      <w:bookmarkStart w:id="118" w:name="_Toc243065271"/>
       <w:r>
         <w:t>14.9 Готовность к агентам и автоматизации</w:t>
       </w:r>
@@ -18399,6 +18377,7 @@
           <w:b/>
           <w:bCs/>
         </w:rPr>
+        <w:lastRenderedPageBreak/>
         <w:t>Почему это сильно.</w:t>
       </w:r>
       <w:r>
@@ -18410,7 +18389,7 @@
         <w:pStyle w:val="Heading1"/>
       </w:pPr>
       <w:bookmarkStart w:id="119" w:name="_cd38420b35ecc480a8e6f1434c29916ea1b3624"/>
-      <w:bookmarkStart w:id="120" w:name="_Toc243064344"/>
+      <w:bookmarkStart w:id="120" w:name="_Toc243065272"/>
       <w:r>
         <w:t>15. Слабые стороны, риски и технический долг</w:t>
       </w:r>
@@ -18430,7 +18409,7 @@
         <w:pStyle w:val="Heading2"/>
       </w:pPr>
       <w:bookmarkStart w:id="121" w:name="_d105ceca7341496080ec1713db1f59b7d924c63"/>
-      <w:bookmarkStart w:id="122" w:name="_Toc243064345"/>
+      <w:bookmarkStart w:id="122" w:name="_Toc243065273"/>
       <w:r>
         <w:t xml:space="preserve">15.1 Переходный слой </w:t>
       </w:r>
@@ -18500,14 +18479,324 @@
           <w:b/>
           <w:bCs/>
         </w:rPr>
+        <w:t>Почему это плохо.</w:t>
+      </w:r>
+      <w:r>
+        <w:t xml:space="preserve"> Два представления одной модели (F# и C#) требуют синхронизации. Пока оба живы, существует риск </w:t>
+      </w:r>
+      <w:r>
+        <w:t>расхождения и дублирования правил.</w:t>
+      </w:r>
+    </w:p>
+    <w:p>
+      <w:pPr>
+        <w:pStyle w:val="BodyText"/>
+      </w:pPr>
+      <w:r>
+        <w:rPr>
+          <w:b/>
+          <w:bCs/>
+        </w:rPr>
+        <w:t>Что снижает риск.</w:t>
+      </w:r>
+      <w:r>
+        <w:t xml:space="preserve"> Направление зафиксировано, этапы миграции пройдены (парсеры на C# удалены), а тесты уровней L1–L3 держат поведение.</w:t>
+      </w:r>
+    </w:p>
+    <w:p>
+      <w:pPr>
+        <w:pStyle w:val="BodyText"/>
+      </w:pPr>
+      <w:r>
+        <w:rPr>
+          <w:b/>
+          <w:bCs/>
+        </w:rPr>
+        <w:t>Что делать.</w:t>
+      </w:r>
+      <w:r>
+        <w:t xml:space="preserve"> Довести миграцию до конца: F#-IR становится единственным источником истины,</w:t>
+      </w:r>
+      <w:r>
+        <w:t xml:space="preserve"> а C#-модель — проекцией на границе либо генерируемым типом.</w:t>
+      </w:r>
+    </w:p>
+    <w:p>
+      <w:pPr>
+        <w:pStyle w:val="Heading2"/>
+      </w:pPr>
+      <w:bookmarkStart w:id="123" w:name="_18fffaa67fcbaea11c0e478e42812fe98fcb07e"/>
+      <w:bookmarkStart w:id="124" w:name="_Toc243065274"/>
+      <w:r>
+        <w:t>15.2 Ранняя стадия (версия 0.x) и подвижность языка</w:t>
+      </w:r>
+      <w:bookmarkEnd w:id="123"/>
+      <w:bookmarkEnd w:id="124"/>
+    </w:p>
+    <w:p>
+      <w:pPr>
+        <w:pStyle w:val="FirstParagraph"/>
+      </w:pPr>
+      <w:r>
+        <w:rPr>
+          <w:b/>
+          <w:bCs/>
+        </w:rPr>
+        <w:t>Суть.</w:t>
+      </w:r>
+      <w:r>
+        <w:t xml:space="preserve"> Язык и API ядра активно меняются между минорными версиями. Только что произошёл крупный переход: единый вид файлов (</w:t>
+      </w:r>
+      <w:r>
+        <w:rPr>
+          <w:rStyle w:val="VerbatimChar"/>
+        </w:rPr>
+        <w:t>.ds</w:t>
+      </w:r>
+      <w:r>
+        <w:t xml:space="preserve">), </w:t>
+      </w:r>
+      <w:r>
+        <w:rPr>
+          <w:rStyle w:val="VerbatimChar"/>
+        </w:rPr>
+        <w:t>module &lt;вид&gt; &lt;и</w:t>
+      </w:r>
+      <w:r>
+        <w:rPr>
+          <w:rStyle w:val="VerbatimChar"/>
+        </w:rPr>
+        <w:t>дентификатор&gt;</w:t>
+      </w:r>
+      <w:r>
+        <w:t>, отказ от устаревших форм.</w:t>
+      </w:r>
+    </w:p>
+    <w:p>
+      <w:pPr>
+        <w:pStyle w:val="BodyText"/>
+      </w:pPr>
+      <w:r>
+        <w:rPr>
+          <w:b/>
+          <w:bCs/>
+        </w:rPr>
+        <w:t>Почему это плохо.</w:t>
+      </w:r>
+      <w:r>
+        <w:t xml:space="preserve"> Продуктам приходится мигрировать спецификации; внешние интеграции нестабильны; документация местами отстаёт (например, корневой </w:t>
+      </w:r>
+      <w:r>
+        <w:rPr>
+          <w:rStyle w:val="VerbatimChar"/>
+        </w:rPr>
+        <w:t>README</w:t>
+      </w:r>
+      <w:r>
+        <w:t xml:space="preserve"> ещё описывает старые расширения файлов).</w:t>
+      </w:r>
+    </w:p>
+    <w:p>
+      <w:pPr>
+        <w:pStyle w:val="BodyText"/>
+      </w:pPr>
+      <w:r>
+        <w:rPr>
+          <w:b/>
+          <w:bCs/>
+        </w:rPr>
+        <w:t>Что снижает риск.</w:t>
+      </w:r>
+      <w:r>
+        <w:t xml:space="preserve"> При</w:t>
+      </w:r>
+      <w:r>
+        <w:t xml:space="preserve">нцип «один язык» — устаревшие формы </w:t>
+      </w:r>
+      <w:r>
+        <w:rPr>
+          <w:b/>
+          <w:bCs/>
+        </w:rPr>
+        <w:t>удаляются</w:t>
+      </w:r>
+      <w:r>
+        <w:t>, а не поддерживаются вечно. Это уменьшает долг в будущем, но увеличивает стоимость перехода сейчас. Диагностики с позициями делают миграцию механической.</w:t>
+      </w:r>
+    </w:p>
+    <w:p>
+      <w:pPr>
+        <w:pStyle w:val="BodyText"/>
+      </w:pPr>
+      <w:r>
+        <w:rPr>
+          <w:b/>
+          <w:bCs/>
+        </w:rPr>
+        <w:t>Что делать.</w:t>
+      </w:r>
+      <w:r>
+        <w:t xml:space="preserve"> Зафиксировать публичный контракт 1.0 и синхр</w:t>
+      </w:r>
+      <w:r>
+        <w:t>онизировать документацию с фактическим состоянием языка.</w:t>
+      </w:r>
+    </w:p>
+    <w:p>
+      <w:pPr>
+        <w:pStyle w:val="Heading2"/>
+      </w:pPr>
+      <w:bookmarkStart w:id="125" w:name="_dbd8555abc5a629dcbb003141989efd885b8250"/>
+      <w:bookmarkStart w:id="126" w:name="_Toc243065275"/>
+      <w:r>
+        <w:t>15.3 Платформенные файлы вне репозитория (</w:t>
+      </w:r>
+      <w:r>
+        <w:rPr>
+          <w:rStyle w:val="VerbatimChar"/>
+        </w:rPr>
+        <w:t>authoring-toolchain</w:t>
+      </w:r>
+      <w:r>
+        <w:t>)</w:t>
+      </w:r>
+      <w:bookmarkEnd w:id="125"/>
+      <w:bookmarkEnd w:id="126"/>
+    </w:p>
+    <w:p>
+      <w:pPr>
+        <w:pStyle w:val="FirstParagraph"/>
+      </w:pPr>
+      <w:r>
+        <w:rPr>
+          <w:b/>
+          <w:bCs/>
+        </w:rPr>
+        <w:t>Суть.</w:t>
+      </w:r>
+      <w:r>
+        <w:t xml:space="preserve"> Часть проверок (совпадение сгенерированного каталога команд) требует соседнего репозитория с генератором.</w:t>
+      </w:r>
+    </w:p>
+    <w:p>
+      <w:pPr>
+        <w:pStyle w:val="BodyText"/>
+      </w:pPr>
+      <w:r>
+        <w:rPr>
+          <w:b/>
+          <w:bCs/>
+        </w:rPr>
+        <w:t>Почему это плохо.</w:t>
+      </w:r>
+      <w:r>
+        <w:t xml:space="preserve"> Сборка</w:t>
+      </w:r>
+      <w:r>
+        <w:t xml:space="preserve"> зависит от внешнего окружения; для внешнего участника воспроизводимость падает.</w:t>
+      </w:r>
+    </w:p>
+    <w:p>
+      <w:pPr>
+        <w:pStyle w:val="BodyText"/>
+      </w:pPr>
+      <w:r>
+        <w:rPr>
+          <w:b/>
+          <w:bCs/>
+        </w:rPr>
+        <w:t>Что делать.</w:t>
+      </w:r>
+      <w:r>
+        <w:t xml:space="preserve"> Либо вендорить генератор, либо перенести проверку в отдельный необязательный шаг CI с явным сообщением.</w:t>
+      </w:r>
+    </w:p>
+    <w:p>
+      <w:pPr>
+        <w:pStyle w:val="Heading2"/>
+      </w:pPr>
+      <w:bookmarkStart w:id="127" w:name="_17cc8319eff93808968bbe6a7599ce7fb904f23"/>
+      <w:bookmarkStart w:id="128" w:name="_Toc243065276"/>
+      <w:r>
+        <w:t>15.4 Избыточная связность в середине платформы</w:t>
+      </w:r>
+      <w:bookmarkEnd w:id="127"/>
+      <w:bookmarkEnd w:id="128"/>
+    </w:p>
+    <w:p>
+      <w:pPr>
+        <w:pStyle w:val="FirstParagraph"/>
+      </w:pPr>
+      <w:r>
+        <w:rPr>
+          <w:b/>
+          <w:bCs/>
+        </w:rPr>
+        <w:t>Суть.</w:t>
+      </w:r>
+      <w:r>
+        <w:t xml:space="preserve"> </w:t>
+      </w:r>
+      <w:r>
+        <w:rPr>
+          <w:rStyle w:val="VerbatimChar"/>
+        </w:rPr>
+        <w:t>Execut</w:t>
+      </w:r>
+      <w:r>
+        <w:rPr>
+          <w:rStyle w:val="VerbatimChar"/>
+        </w:rPr>
+        <w:t>ion.Compilation</w:t>
+      </w:r>
+      <w:r>
+        <w:t xml:space="preserve"> зависит одновременно от </w:t>
+      </w:r>
+      <w:r>
+        <w:rPr>
+          <w:rStyle w:val="VerbatimChar"/>
+        </w:rPr>
+        <w:t>Execution.Core</w:t>
+      </w:r>
+      <w:r>
+        <w:t xml:space="preserve">, </w:t>
+      </w:r>
+      <w:r>
+        <w:rPr>
+          <w:rStyle w:val="VerbatimChar"/>
+        </w:rPr>
+        <w:t>Execution.Runtime</w:t>
+      </w:r>
+      <w:r>
+        <w:t xml:space="preserve"> и переходного </w:t>
+      </w:r>
+      <w:r>
+        <w:rPr>
+          <w:rStyle w:val="VerbatimChar"/>
+        </w:rPr>
+        <w:t>Core</w:t>
+      </w:r>
+      <w:r>
+        <w:t>. Через него проходит большинство внутренних связей.</w:t>
+      </w:r>
+    </w:p>
+    <w:p>
+      <w:pPr>
+        <w:pStyle w:val="BodyText"/>
+      </w:pPr>
+      <w:r>
+        <w:rPr>
+          <w:b/>
+          <w:bCs/>
+        </w:rPr>
         <w:lastRenderedPageBreak/>
         <w:t>Почему это плохо.</w:t>
       </w:r>
       <w:r>
-        <w:t xml:space="preserve"> Два представления одной модели (F# и C#) требуют синхронизации. Пока оба живы, существует риск </w:t>
-      </w:r>
-      <w:r>
-        <w:t>расхождения и дублирования правил.</w:t>
+        <w:t xml:space="preserve"> </w:t>
+      </w:r>
+      <w:r>
+        <w:t>Такие узлы плохо поддаются параллельной разработке и точечным изменениям: правка в одной ветке часто задевает соседние.</w:t>
       </w:r>
     </w:p>
     <w:p>
@@ -18522,7 +18811,7 @@
         <w:t>Что снижает риск.</w:t>
       </w:r>
       <w:r>
-        <w:t xml:space="preserve"> Направление зафиксировано, этапы миграции пройдены (парсеры на C# удалены), а тесты уровней L1–L3 держат поведение.</w:t>
+        <w:t xml:space="preserve"> Разделение по слоям и наличие контрактов; модульность парсеров.</w:t>
       </w:r>
     </w:p>
     <w:p>
@@ -18537,23 +18826,23 @@
         <w:t>Что делать.</w:t>
       </w:r>
       <w:r>
-        <w:t xml:space="preserve"> Довести миграцию до конца: F#-IR становится единственным источником истины,</w:t>
-      </w:r>
-      <w:r>
-        <w:t xml:space="preserve"> а C#-модель — проекцией на границе либо генерируемым типом.</w:t>
+        <w:t xml:space="preserve"> Разорвать цикл «Compilation → Runtime» выд</w:t>
+      </w:r>
+      <w:r>
+        <w:t>елением общего ядра сборки отчёта; сделать верхний уровень зависимостей явным (диаграмма 4a показывает это узкое место).</w:t>
       </w:r>
     </w:p>
     <w:p>
       <w:pPr>
         <w:pStyle w:val="Heading2"/>
       </w:pPr>
-      <w:bookmarkStart w:id="123" w:name="_18fffaa67fcbaea11c0e478e42812fe98fcb07e"/>
-      <w:bookmarkStart w:id="124" w:name="_Toc243064346"/>
-      <w:r>
-        <w:t>15.2 Ранняя стадия (версия 0.x) и подвижность языка</w:t>
-      </w:r>
-      <w:bookmarkEnd w:id="123"/>
-      <w:bookmarkEnd w:id="124"/>
+      <w:bookmarkStart w:id="129" w:name="_72397310bb07cac1e73f082857b635da90811d3"/>
+      <w:bookmarkStart w:id="130" w:name="_Toc243065277"/>
+      <w:r>
+        <w:t>15.5 Часть деклараций «принята», но не реализована</w:t>
+      </w:r>
+      <w:bookmarkEnd w:id="129"/>
+      <w:bookmarkEnd w:id="130"/>
     </w:p>
     <w:p>
       <w:pPr>
@@ -18567,31 +18856,10 @@
         <w:t>Суть.</w:t>
       </w:r>
       <w:r>
-        <w:t xml:space="preserve"> Язык и API ядра активно меняются между минорными версиями. Только что произошёл крупный переход: единый вид файлов (</w:t>
-      </w:r>
-      <w:r>
-        <w:rPr>
-          <w:rStyle w:val="VerbatimChar"/>
-        </w:rPr>
-        <w:t>.ds</w:t>
-      </w:r>
-      <w:r>
-        <w:t xml:space="preserve">), </w:t>
-      </w:r>
-      <w:r>
-        <w:rPr>
-          <w:rStyle w:val="VerbatimChar"/>
-        </w:rPr>
-        <w:t>module &lt;вид&gt; &lt;и</w:t>
-      </w:r>
-      <w:r>
-        <w:rPr>
-          <w:rStyle w:val="VerbatimChar"/>
-        </w:rPr>
-        <w:t>дентификатор&gt;</w:t>
-      </w:r>
-      <w:r>
-        <w:t>, отказ от устаревших форм.</w:t>
+        <w:t xml:space="preserve"> Ряд решений имеет статус «принято, частично». Например, BFF-поверхность (HTTP/</w:t>
+      </w:r>
+      <w:r>
+        <w:t>OpenAPI), поверхности как плагины, часть шагов dashflow (агрегаты, соединения), внешние DLL визуализаций.</w:t>
       </w:r>
     </w:p>
     <w:p>
@@ -18606,16 +18874,7 @@
         <w:t>Почему это плохо.</w:t>
       </w:r>
       <w:r>
-        <w:t xml:space="preserve"> Продуктам приходится мигрировать спецификации; внешние интеграции нестабильны; документация местами отстаёт (например, корневой </w:t>
-      </w:r>
-      <w:r>
-        <w:rPr>
-          <w:rStyle w:val="VerbatimChar"/>
-        </w:rPr>
-        <w:t>README</w:t>
-      </w:r>
-      <w:r>
-        <w:t xml:space="preserve"> ещё описывает старые расширения файлов).</w:t>
+        <w:t xml:space="preserve"> Документация описывает целевую картину; читатель может принять заложенное за работающее.</w:t>
       </w:r>
     </w:p>
     <w:p>
@@ -18630,74 +18889,70 @@
         <w:t>Что снижает риск.</w:t>
       </w:r>
       <w:r>
-        <w:t xml:space="preserve"> При</w:t>
-      </w:r>
-      <w:r>
-        <w:t xml:space="preserve">нцип «один язык» — устаревшие формы </w:t>
-      </w:r>
+        <w:t xml:space="preserve"> Статусы ADR содержат степ</w:t>
+      </w:r>
+      <w:r>
+        <w:t>ень готовности; в этом документе разделы §10.1 и §11 отмечают проектное состояние явно.</w:t>
+      </w:r>
+    </w:p>
+    <w:p>
+      <w:pPr>
+        <w:pStyle w:val="BodyText"/>
+      </w:pPr>
       <w:r>
         <w:rPr>
           <w:b/>
           <w:bCs/>
         </w:rPr>
-        <w:t>удаляются</w:t>
-      </w:r>
-      <w:r>
-        <w:t>, а не поддерживаются вечно. Это уменьшает долг в будущем, но увеличивает стоимость перехода сейчас. Диагностики с позициями делают миграцию механической.</w:t>
-      </w:r>
-    </w:p>
-    <w:p>
-      <w:pPr>
-        <w:pStyle w:val="BodyText"/>
+        <w:t>Что делать.</w:t>
+      </w:r>
+      <w:r>
+        <w:t xml:space="preserve"> Держать в индексе ADR отметку «реализовано / частично» (уже практикуется) и указывать это в пользовательской документации.</w:t>
+      </w:r>
+    </w:p>
+    <w:p>
+      <w:pPr>
+        <w:pStyle w:val="Heading2"/>
+      </w:pPr>
+      <w:bookmarkStart w:id="131" w:name="_7980efc2c1db6b2d27c63e7533e7e4750fdef0b"/>
+      <w:bookmarkStart w:id="132" w:name="_Toc243065278"/>
+      <w:r>
+        <w:t>15.6 Двуязычие документации и код</w:t>
+      </w:r>
+      <w:r>
+        <w:t>а</w:t>
+      </w:r>
+      <w:bookmarkEnd w:id="131"/>
+      <w:bookmarkEnd w:id="132"/>
+    </w:p>
+    <w:p>
+      <w:pPr>
+        <w:pStyle w:val="FirstParagraph"/>
       </w:pPr>
       <w:r>
         <w:rPr>
           <w:b/>
           <w:bCs/>
         </w:rPr>
-        <w:t>Что делать.</w:t>
-      </w:r>
-      <w:r>
-        <w:t xml:space="preserve"> Зафиксировать публичный контракт 1.0 и синхр</w:t>
-      </w:r>
-      <w:r>
-        <w:t>онизировать документацию с фактическим состоянием языка.</w:t>
-      </w:r>
-    </w:p>
-    <w:p>
-      <w:pPr>
-        <w:pStyle w:val="Heading2"/>
-      </w:pPr>
-      <w:bookmarkStart w:id="125" w:name="_dbd8555abc5a629dcbb003141989efd885b8250"/>
-      <w:bookmarkStart w:id="126" w:name="_Toc243064347"/>
-      <w:r>
-        <w:t>15.3 Платформенные файлы вне репозитория (</w:t>
-      </w:r>
-      <w:r>
-        <w:rPr>
-          <w:rStyle w:val="VerbatimChar"/>
-        </w:rPr>
-        <w:t>authoring-toolchain</w:t>
-      </w:r>
-      <w:r>
-        <w:t>)</w:t>
-      </w:r>
-      <w:bookmarkEnd w:id="125"/>
-      <w:bookmarkEnd w:id="126"/>
-    </w:p>
-    <w:p>
-      <w:pPr>
-        <w:pStyle w:val="FirstParagraph"/>
+        <w:t>Суть.</w:t>
+      </w:r>
+      <w:r>
+        <w:t xml:space="preserve"> ADR и часть документации — на русском, идентификаторы кода — на английском, отдельные документы смешивают языки.</w:t>
+      </w:r>
+    </w:p>
+    <w:p>
+      <w:pPr>
+        <w:pStyle w:val="BodyText"/>
       </w:pPr>
       <w:r>
         <w:rPr>
           <w:b/>
           <w:bCs/>
         </w:rPr>
-        <w:t>Суть.</w:t>
-      </w:r>
-      <w:r>
-        <w:t xml:space="preserve"> Часть проверок (совпадение сгенерированного каталога команд) требует соседнего репозитория с генератором.</w:t>
+        <w:t>Почему это плохо.</w:t>
+      </w:r>
+      <w:r>
+        <w:t xml:space="preserve"> Затрудняет внешнее участие и автоматическую обработку документации.</w:t>
       </w:r>
     </w:p>
     <w:p>
@@ -18709,97 +18964,61 @@
           <w:b/>
           <w:bCs/>
         </w:rPr>
-        <w:t>Почему это плохо.</w:t>
-      </w:r>
-      <w:r>
-        <w:t xml:space="preserve"> Сборка</w:t>
-      </w:r>
-      <w:r>
-        <w:t xml:space="preserve"> зависит от внешнего окружения; для внешнего участника воспроизводимость падает.</w:t>
-      </w:r>
-    </w:p>
-    <w:p>
-      <w:pPr>
-        <w:pStyle w:val="BodyText"/>
+        <w:t>Что делать.</w:t>
+      </w:r>
+      <w:r>
+        <w:t xml:space="preserve"> Разделить: ADR — на английском (или д</w:t>
+      </w:r>
+      <w:r>
+        <w:t>вуязычно), пользовательские руководства — локализованы.</w:t>
+      </w:r>
+    </w:p>
+    <w:p>
+      <w:pPr>
+        <w:pStyle w:val="Heading2"/>
+      </w:pPr>
+      <w:bookmarkStart w:id="133" w:name="_62dccbf057e81868f6bd98f84eb2905dc7c664c"/>
+      <w:bookmarkStart w:id="134" w:name="_Toc243065279"/>
+      <w:r>
+        <w:t>15.7 Широта предметной области как риск размывания</w:t>
+      </w:r>
+      <w:bookmarkEnd w:id="133"/>
+      <w:bookmarkEnd w:id="134"/>
+    </w:p>
+    <w:p>
+      <w:pPr>
+        <w:pStyle w:val="FirstParagraph"/>
       </w:pPr>
       <w:r>
         <w:rPr>
           <w:b/>
           <w:bCs/>
         </w:rPr>
-        <w:t>Что делать.</w:t>
-      </w:r>
-      <w:r>
-        <w:t xml:space="preserve"> Либо вендорить генератор, либо перенести проверку в отдельный необязательный шаг CI с явным сообщением.</w:t>
-      </w:r>
-    </w:p>
-    <w:p>
-      <w:pPr>
-        <w:pStyle w:val="Heading2"/>
-      </w:pPr>
-      <w:bookmarkStart w:id="127" w:name="_17cc8319eff93808968bbe6a7599ce7fb904f23"/>
-      <w:bookmarkStart w:id="128" w:name="_Toc243064348"/>
-      <w:r>
-        <w:t>15.4 Избыточная связность в середине платформы</w:t>
-      </w:r>
-      <w:bookmarkEnd w:id="127"/>
-      <w:bookmarkEnd w:id="128"/>
-    </w:p>
-    <w:p>
-      <w:pPr>
-        <w:pStyle w:val="FirstParagraph"/>
+        <w:t>Суть.</w:t>
+      </w:r>
+      <w:r>
+        <w:t xml:space="preserve"> </w:t>
+      </w:r>
+      <w:r>
+        <w:t>Платформа претендует на роль «git-native BI»: язык, движок, семантический слой, каталог, вьюеры, плагины, студия. Это большая поверхность для небольшой команды.</w:t>
+      </w:r>
+    </w:p>
+    <w:p>
+      <w:pPr>
+        <w:pStyle w:val="BodyText"/>
       </w:pPr>
       <w:r>
         <w:rPr>
           <w:b/>
           <w:bCs/>
         </w:rPr>
-        <w:t>Суть.</w:t>
-      </w:r>
-      <w:r>
-        <w:t xml:space="preserve"> </w:t>
-      </w:r>
-      <w:r>
-        <w:rPr>
-          <w:rStyle w:val="VerbatimChar"/>
-        </w:rPr>
-        <w:t>Execut</w:t>
-      </w:r>
-      <w:r>
-        <w:rPr>
-          <w:rStyle w:val="VerbatimChar"/>
-        </w:rPr>
-        <w:t>ion.Compilation</w:t>
-      </w:r>
-      <w:r>
-        <w:t xml:space="preserve"> зависит одновременно от </w:t>
-      </w:r>
-      <w:r>
-        <w:rPr>
-          <w:rStyle w:val="VerbatimChar"/>
-        </w:rPr>
-        <w:t>Execution.Core</w:t>
-      </w:r>
-      <w:r>
-        <w:t xml:space="preserve">, </w:t>
-      </w:r>
-      <w:r>
-        <w:rPr>
-          <w:rStyle w:val="VerbatimChar"/>
-        </w:rPr>
-        <w:t>Execution.Runtime</w:t>
-      </w:r>
-      <w:r>
-        <w:t xml:space="preserve"> и переходного </w:t>
-      </w:r>
-      <w:r>
-        <w:rPr>
-          <w:rStyle w:val="VerbatimChar"/>
-        </w:rPr>
-        <w:t>Core</w:t>
-      </w:r>
-      <w:r>
-        <w:t>. Через него проходит большинство внутренних связей.</w:t>
+        <w:t>Почему это плохо.</w:t>
+      </w:r>
+      <w:r>
+        <w:t xml:space="preserve"> Риск «широко, но неглубоко»: много начатого, мало доведённого до продуктового</w:t>
+      </w:r>
+      <w:r>
+        <w:t xml:space="preserve"> качества (например, полноценный внешний язык запросов отсутствует, а платформенные проверки живут вне репозитория).</w:t>
       </w:r>
     </w:p>
     <w:p>
@@ -18811,13 +19030,13 @@
           <w:b/>
           <w:bCs/>
         </w:rPr>
-        <w:t>Почему это плохо.</w:t>
-      </w:r>
-      <w:r>
-        <w:t xml:space="preserve"> </w:t>
-      </w:r>
-      <w:r>
-        <w:t>Такие узлы плохо поддаются параллельной разработке и точечным изменениям: правка в одной ветке часто задевает соседние.</w:t>
+        <w:t>Что снижает риск.</w:t>
+      </w:r>
+      <w:r>
+        <w:t xml:space="preserve"> Чёткое разделение «платформа — продукт — вьюер» и правило «проверяем вторым вьюером»: возможность объявляется доказанной </w:t>
+      </w:r>
+      <w:r>
+        <w:t>только когда её переиспользует вторая поверхность.</w:t>
       </w:r>
     </w:p>
     <w:p>
@@ -18829,59 +19048,55 @@
           <w:b/>
           <w:bCs/>
         </w:rPr>
-        <w:t>Что снижает риск.</w:t>
-      </w:r>
-      <w:r>
-        <w:t xml:space="preserve"> Разделение по слоям и наличие контрактов; модульность парсеров.</w:t>
-      </w:r>
-    </w:p>
-    <w:p>
-      <w:pPr>
-        <w:pStyle w:val="BodyText"/>
+        <w:t>Что делать.</w:t>
+      </w:r>
+      <w:r>
+        <w:t xml:space="preserve"> Последовательно закрывать по одной вертикали целиком (от спецификации до теста и документации), а не расширять число вертикалей.</w:t>
+      </w:r>
+    </w:p>
+    <w:p>
+      <w:pPr>
+        <w:pStyle w:val="Heading2"/>
+      </w:pPr>
+      <w:bookmarkStart w:id="135" w:name="_895623c836218391d8c5fbbf3c28e5083ec5fe1"/>
+      <w:bookmarkStart w:id="136" w:name="_Toc243065280"/>
+      <w:r>
+        <w:t>15.8 Стоимость явности</w:t>
+      </w:r>
+      <w:bookmarkEnd w:id="135"/>
+      <w:bookmarkEnd w:id="136"/>
+    </w:p>
+    <w:p>
+      <w:pPr>
+        <w:pStyle w:val="FirstParagraph"/>
       </w:pPr>
       <w:r>
         <w:rPr>
           <w:b/>
           <w:bCs/>
         </w:rPr>
-        <w:t>Что делать.</w:t>
-      </w:r>
-      <w:r>
-        <w:t xml:space="preserve"> Разорвать цикл «Compilation → Runtime» выд</w:t>
-      </w:r>
-      <w:r>
-        <w:t>елением общего ядра сборки отчёта; сделать верхний уровень зависимостей явным (диаграмма 4a показывает это узкое место).</w:t>
-      </w:r>
-    </w:p>
-    <w:p>
-      <w:pPr>
-        <w:pStyle w:val="Heading2"/>
-      </w:pPr>
-      <w:bookmarkStart w:id="129" w:name="_72397310bb07cac1e73f082857b635da90811d3"/>
-      <w:bookmarkStart w:id="130" w:name="_Toc243064349"/>
-      <w:r>
-        <w:lastRenderedPageBreak/>
-        <w:t>15.5 Часть деклараций «принята», но не реализована</w:t>
-      </w:r>
-      <w:bookmarkEnd w:id="129"/>
-      <w:bookmarkEnd w:id="130"/>
-    </w:p>
-    <w:p>
-      <w:pPr>
-        <w:pStyle w:val="FirstParagraph"/>
+        <w:t>Суть.</w:t>
+      </w:r>
+      <w:r>
+        <w:t xml:space="preserve"> Отказ от неявных правил («скрыть на</w:t>
+      </w:r>
+      <w:r>
+        <w:t>вигацию, если один элемент») увеличивает объём спецификаций и требует от автора больше решений.</w:t>
+      </w:r>
+    </w:p>
+    <w:p>
+      <w:pPr>
+        <w:pStyle w:val="BodyText"/>
       </w:pPr>
       <w:r>
         <w:rPr>
           <w:b/>
           <w:bCs/>
         </w:rPr>
-        <w:t>Суть.</w:t>
-      </w:r>
-      <w:r>
-        <w:t xml:space="preserve"> Ряд решений имеет статус «принято, частично». Например, BFF-поверхность (HTTP/</w:t>
-      </w:r>
-      <w:r>
-        <w:t>OpenAPI), поверхности как плагины, часть шагов dashflow (агрегаты, соединения), внешние DLL визуализаций.</w:t>
+        <w:t>Почему это плохо.</w:t>
+      </w:r>
+      <w:r>
+        <w:t xml:space="preserve"> Порог входа растёт; простые отчёты выглядят многословно.</w:t>
       </w:r>
     </w:p>
     <w:p>
@@ -18893,10 +19108,14 @@
           <w:b/>
           <w:bCs/>
         </w:rPr>
-        <w:t>Почему это плохо.</w:t>
-      </w:r>
-      <w:r>
-        <w:t xml:space="preserve"> Документация описывает целевую картину; читатель может принять заложенное за работающее.</w:t>
+        <w:lastRenderedPageBreak/>
+        <w:t>Что снижает риск.</w:t>
+      </w:r>
+      <w:r>
+        <w:t xml:space="preserve"> Возможность задать общие значения по умолчанию на уровне отчёта (на</w:t>
+      </w:r>
+      <w:r>
+        <w:t>пример, диапазоны фильтров) и пресеты оформления.</w:t>
       </w:r>
     </w:p>
     <w:p>
@@ -18908,58 +19127,55 @@
           <w:b/>
           <w:bCs/>
         </w:rPr>
-        <w:t>Что снижает риск.</w:t>
-      </w:r>
-      <w:r>
-        <w:t xml:space="preserve"> Статусы ADR содержат степ</w:t>
-      </w:r>
-      <w:r>
-        <w:t>ень готовности; в этом документе разделы §10.1 и §11 отмечают проектное состояние явно.</w:t>
-      </w:r>
-    </w:p>
-    <w:p>
-      <w:pPr>
-        <w:pStyle w:val="BodyText"/>
+        <w:t>Что делать.</w:t>
+      </w:r>
+      <w:r>
+        <w:t xml:space="preserve"> Развивать «разумные, но записанные в артефакт» умолчания: значение по умолчанию допустимо, если оно попадает в скомпонованное представление явно.</w:t>
+      </w:r>
+    </w:p>
+    <w:p>
+      <w:pPr>
+        <w:pStyle w:val="Heading2"/>
+      </w:pPr>
+      <w:bookmarkStart w:id="137" w:name="_13f054eb71a72637f95cff046cab29a20d18cbc"/>
+      <w:bookmarkStart w:id="138" w:name="_Toc243065281"/>
+      <w:r>
+        <w:t>15.9 Производительность и объём данных</w:t>
+      </w:r>
+      <w:bookmarkEnd w:id="137"/>
+      <w:bookmarkEnd w:id="138"/>
+    </w:p>
+    <w:p>
+      <w:pPr>
+        <w:pStyle w:val="FirstParagraph"/>
       </w:pPr>
       <w:r>
         <w:rPr>
           <w:b/>
           <w:bCs/>
         </w:rPr>
-        <w:t>Что делать.</w:t>
-      </w:r>
-      <w:r>
-        <w:t xml:space="preserve"> Держать в индексе ADR отметку «реализовано / частично» (уже практикуется) и указывать это в пользовательской документации.</w:t>
-      </w:r>
-    </w:p>
-    <w:p>
-      <w:pPr>
-        <w:pStyle w:val="Heading2"/>
-      </w:pPr>
-      <w:bookmarkStart w:id="131" w:name="_7980efc2c1db6b2d27c63e7533e7e4750fdef0b"/>
-      <w:bookmarkStart w:id="132" w:name="_Toc243064350"/>
-      <w:r>
-        <w:t>15.6 Двуязычие документации и код</w:t>
-      </w:r>
-      <w:r>
-        <w:t>а</w:t>
-      </w:r>
-      <w:bookmarkEnd w:id="131"/>
-      <w:bookmarkEnd w:id="132"/>
-    </w:p>
-    <w:p>
-      <w:pPr>
-        <w:pStyle w:val="FirstParagraph"/>
+        <w:t>Суть.</w:t>
+      </w:r>
+      <w:r>
+        <w:t xml:space="preserve"> Ест</w:t>
+      </w:r>
+      <w:r>
+        <w:t>ь ограничения на число строк и таймауты запроса; тяжёлые преобразования выполняются после получения данных.</w:t>
+      </w:r>
+    </w:p>
+    <w:p>
+      <w:pPr>
+        <w:pStyle w:val="BodyText"/>
       </w:pPr>
       <w:r>
         <w:rPr>
           <w:b/>
           <w:bCs/>
         </w:rPr>
-        <w:t>Суть.</w:t>
-      </w:r>
-      <w:r>
-        <w:t xml:space="preserve"> ADR и часть документации — на русском, идентификаторы кода — на английском, отдельные документы смешивают языки.</w:t>
+        <w:t>Почему это плохо.</w:t>
+      </w:r>
+      <w:r>
+        <w:t xml:space="preserve"> Отчёт «на миллионы строк» требует, чтобы агрегация была выполнена в базе. Это архитектурное ограничение, а не ошибка.</w:t>
       </w:r>
     </w:p>
     <w:p>
@@ -18971,76 +19187,119 @@
           <w:b/>
           <w:bCs/>
         </w:rPr>
-        <w:t>Почему это плохо.</w:t>
-      </w:r>
-      <w:r>
-        <w:t xml:space="preserve"> Затрудняет внешнее участие и автоматическую обработку документации.</w:t>
-      </w:r>
-    </w:p>
-    <w:p>
-      <w:pPr>
-        <w:pStyle w:val="BodyText"/>
+        <w:t>Что делать.</w:t>
+      </w:r>
+      <w:r>
+        <w:t xml:space="preserve"> </w:t>
+      </w:r>
+      <w:r>
+        <w:t>Правило уже сформулировано: стабильная тяжёлая логика — в представлениях базы; преобразование — только для специфичных для отчёта задач. Нужно довести это правило до авторов как обязательную практику.</w:t>
+      </w:r>
+    </w:p>
+    <w:p>
+      <w:pPr>
+        <w:pStyle w:val="Heading2"/>
+      </w:pPr>
+      <w:bookmarkStart w:id="139" w:name="_53b42e690d540146356eaf421d7cd05535d4f7f"/>
+      <w:bookmarkStart w:id="140" w:name="_Toc243065282"/>
+      <w:r>
+        <w:t>15.10 Унаследованные артефакты и «двойные» имена</w:t>
+      </w:r>
+      <w:bookmarkEnd w:id="139"/>
+      <w:bookmarkEnd w:id="140"/>
+    </w:p>
+    <w:p>
+      <w:pPr>
+        <w:pStyle w:val="FirstParagraph"/>
       </w:pPr>
       <w:r>
         <w:rPr>
           <w:b/>
           <w:bCs/>
         </w:rPr>
-        <w:t>Что делать.</w:t>
-      </w:r>
-      <w:r>
-        <w:t xml:space="preserve"> Разделить: ADR — на английском (или д</w:t>
-      </w:r>
-      <w:r>
-        <w:t>вуязычно), пользовательские руководства — локализованы.</w:t>
-      </w:r>
-    </w:p>
-    <w:p>
-      <w:pPr>
-        <w:pStyle w:val="Heading2"/>
-      </w:pPr>
-      <w:bookmarkStart w:id="133" w:name="_62dccbf057e81868f6bd98f84eb2905dc7c664c"/>
-      <w:bookmarkStart w:id="134" w:name="_Toc243064351"/>
-      <w:r>
-        <w:t>15.7 Широта предметной области как риск размывания</w:t>
-      </w:r>
-      <w:bookmarkEnd w:id="133"/>
-      <w:bookmarkEnd w:id="134"/>
-    </w:p>
-    <w:p>
-      <w:pPr>
-        <w:pStyle w:val="FirstParagraph"/>
+        <w:t>Суть.</w:t>
+      </w:r>
+      <w:r>
+        <w:t xml:space="preserve"> </w:t>
+      </w:r>
+      <w:r>
+        <w:t>В репозитории сосуществуют новые и старые имена (</w:t>
+      </w:r>
+      <w:r>
+        <w:rPr>
+          <w:rStyle w:val="VerbatimChar"/>
+        </w:rPr>
+        <w:t>.ds</w:t>
+      </w:r>
+      <w:r>
+        <w:t xml:space="preserve"> и легаси-расширения, старые и новые формы блоков), переходные типы (</w:t>
+      </w:r>
+      <w:r>
+        <w:rPr>
+          <w:rStyle w:val="VerbatimChar"/>
+        </w:rPr>
+        <w:t>IReportSession</w:t>
+      </w:r>
+      <w:r>
+        <w:t xml:space="preserve"> и </w:t>
+      </w:r>
+      <w:r>
+        <w:rPr>
+          <w:rStyle w:val="VerbatimChar"/>
+        </w:rPr>
+        <w:t>IReportPreviewSession</w:t>
+      </w:r>
+      <w:r>
+        <w:t xml:space="preserve">), частично перекрывающиеся реестры (визуализации и виджеты фильтров в </w:t>
+      </w:r>
+      <w:r>
+        <w:rPr>
+          <w:rStyle w:val="VerbatimChar"/>
+        </w:rPr>
+        <w:t>Viz</w:t>
+      </w:r>
+      <w:r>
+        <w:t>/</w:t>
+      </w:r>
+      <w:r>
+        <w:rPr>
+          <w:rStyle w:val="VerbatimChar"/>
+        </w:rPr>
+        <w:t>Filters</w:t>
+      </w:r>
+      <w:r>
+        <w:t>/</w:t>
+      </w:r>
+      <w:r>
+        <w:rPr>
+          <w:rStyle w:val="VerbatimChar"/>
+        </w:rPr>
+        <w:t>Viewer</w:t>
+      </w:r>
+      <w:r>
+        <w:t>).</w:t>
+      </w:r>
+    </w:p>
+    <w:p>
+      <w:pPr>
+        <w:pStyle w:val="BodyText"/>
       </w:pPr>
       <w:r>
         <w:rPr>
           <w:b/>
           <w:bCs/>
         </w:rPr>
-        <w:t>Суть.</w:t>
-      </w:r>
-      <w:r>
-        <w:t xml:space="preserve"> </w:t>
-      </w:r>
-      <w:r>
-        <w:t>Платформа претендует на роль «git-native BI»: язык, движок, семантический слой, каталог, вьюеры, плагины, студия. Это большая поверхность для небольшой команды.</w:t>
-      </w:r>
-    </w:p>
-    <w:p>
-      <w:pPr>
-        <w:pStyle w:val="BodyText"/>
-      </w:pPr>
+        <w:t>Почем</w:t>
+      </w:r>
       <w:r>
         <w:rPr>
           <w:b/>
           <w:bCs/>
         </w:rPr>
-        <w:t>Почему это плохо.</w:t>
-      </w:r>
-      <w:r>
-        <w:t xml:space="preserve"> Риск «широко, но неглубоко»: много начатого, мало доведённого до продуктового</w:t>
-      </w:r>
-      <w:r>
-        <w:t xml:space="preserve"> качества (например, полноценный внешний язык запросов отсутствует, а платформенные проверки живут вне репозитория).</w:t>
+        <w:t>у это плохо.</w:t>
+      </w:r>
+      <w:r>
+        <w:t xml:space="preserve"> Затрудняет понимание «где что лежит» и увеличивает риск, что новый участник возьмёт устаревший путь.</w:t>
       </w:r>
     </w:p>
     <w:p>
@@ -19052,290 +19311,9 @@
           <w:b/>
           <w:bCs/>
         </w:rPr>
-        <w:t>Что снижает риск.</w:t>
-      </w:r>
-      <w:r>
-        <w:t xml:space="preserve"> Чёткое разделение «платформа — продукт — вьюер» и правило «проверяем вторым вьюером»: возможность объявляется доказанной </w:t>
-      </w:r>
-      <w:r>
-        <w:t>только когда её переиспользует вторая поверхность.</w:t>
-      </w:r>
-    </w:p>
-    <w:p>
-      <w:pPr>
-        <w:pStyle w:val="BodyText"/>
-      </w:pPr>
-      <w:r>
-        <w:rPr>
-          <w:b/>
-          <w:bCs/>
-        </w:rPr>
         <w:t>Что делать.</w:t>
       </w:r>
       <w:r>
-        <w:t xml:space="preserve"> Последовательно закрывать по одной вертикали целиком (от спецификации до теста и документации), а не расширять число вертикалей.</w:t>
-      </w:r>
-    </w:p>
-    <w:p>
-      <w:pPr>
-        <w:pStyle w:val="Heading2"/>
-      </w:pPr>
-      <w:bookmarkStart w:id="135" w:name="_895623c836218391d8c5fbbf3c28e5083ec5fe1"/>
-      <w:bookmarkStart w:id="136" w:name="_Toc243064352"/>
-      <w:r>
-        <w:t>15.8 Стоимость явности</w:t>
-      </w:r>
-      <w:bookmarkEnd w:id="135"/>
-      <w:bookmarkEnd w:id="136"/>
-    </w:p>
-    <w:p>
-      <w:pPr>
-        <w:pStyle w:val="FirstParagraph"/>
-      </w:pPr>
-      <w:r>
-        <w:rPr>
-          <w:b/>
-          <w:bCs/>
-        </w:rPr>
-        <w:t>Суть.</w:t>
-      </w:r>
-      <w:r>
-        <w:t xml:space="preserve"> Отказ от неявных правил («скрыть на</w:t>
-      </w:r>
-      <w:r>
-        <w:t>вигацию, если один элемент») увеличивает объём спецификаций и требует от автора больше решений.</w:t>
-      </w:r>
-    </w:p>
-    <w:p>
-      <w:pPr>
-        <w:pStyle w:val="BodyText"/>
-      </w:pPr>
-      <w:r>
-        <w:rPr>
-          <w:b/>
-          <w:bCs/>
-        </w:rPr>
-        <w:t>Почему это плохо.</w:t>
-      </w:r>
-      <w:r>
-        <w:t xml:space="preserve"> Порог входа растёт; простые отчёты выглядят многословно.</w:t>
-      </w:r>
-    </w:p>
-    <w:p>
-      <w:pPr>
-        <w:pStyle w:val="BodyText"/>
-      </w:pPr>
-      <w:r>
-        <w:rPr>
-          <w:b/>
-          <w:bCs/>
-        </w:rPr>
-        <w:t>Что снижает риск.</w:t>
-      </w:r>
-      <w:r>
-        <w:t xml:space="preserve"> Возможность задать общие значения по умолчанию на уровне отчёта (на</w:t>
-      </w:r>
-      <w:r>
-        <w:t>пример, диапазоны фильтров) и пресеты оформления.</w:t>
-      </w:r>
-    </w:p>
-    <w:p>
-      <w:pPr>
-        <w:pStyle w:val="BodyText"/>
-      </w:pPr>
-      <w:r>
-        <w:rPr>
-          <w:b/>
-          <w:bCs/>
-        </w:rPr>
-        <w:lastRenderedPageBreak/>
-        <w:t>Что делать.</w:t>
-      </w:r>
-      <w:r>
-        <w:t xml:space="preserve"> Развивать «разумные, но записанные в артефакт» умолчания: значение по умолчанию допустимо, если оно попадает в скомпонованное представление явно.</w:t>
-      </w:r>
-    </w:p>
-    <w:p>
-      <w:pPr>
-        <w:pStyle w:val="Heading2"/>
-      </w:pPr>
-      <w:bookmarkStart w:id="137" w:name="_13f054eb71a72637f95cff046cab29a20d18cbc"/>
-      <w:bookmarkStart w:id="138" w:name="_Toc243064353"/>
-      <w:r>
-        <w:t>15.9 Производительность и объём данных</w:t>
-      </w:r>
-      <w:bookmarkEnd w:id="137"/>
-      <w:bookmarkEnd w:id="138"/>
-    </w:p>
-    <w:p>
-      <w:pPr>
-        <w:pStyle w:val="FirstParagraph"/>
-      </w:pPr>
-      <w:r>
-        <w:rPr>
-          <w:b/>
-          <w:bCs/>
-        </w:rPr>
-        <w:t>Суть.</w:t>
-      </w:r>
-      <w:r>
-        <w:t xml:space="preserve"> Ест</w:t>
-      </w:r>
-      <w:r>
-        <w:t>ь ограничения на число строк и таймауты запроса; тяжёлые преобразования выполняются после получения данных.</w:t>
-      </w:r>
-    </w:p>
-    <w:p>
-      <w:pPr>
-        <w:pStyle w:val="BodyText"/>
-      </w:pPr>
-      <w:r>
-        <w:rPr>
-          <w:b/>
-          <w:bCs/>
-        </w:rPr>
-        <w:t>Почему это плохо.</w:t>
-      </w:r>
-      <w:r>
-        <w:t xml:space="preserve"> Отчёт «на миллионы строк» требует, чтобы агрегация была выполнена в базе. Это архитектурное ограничение, а не ошибка.</w:t>
-      </w:r>
-    </w:p>
-    <w:p>
-      <w:pPr>
-        <w:pStyle w:val="BodyText"/>
-      </w:pPr>
-      <w:r>
-        <w:rPr>
-          <w:b/>
-          <w:bCs/>
-        </w:rPr>
-        <w:t>Что делать.</w:t>
-      </w:r>
-      <w:r>
-        <w:t xml:space="preserve"> </w:t>
-      </w:r>
-      <w:r>
-        <w:t>Правило уже сформулировано: стабильная тяжёлая логика — в представлениях базы; преобразование — только для специфичных для отчёта задач. Нужно довести это правило до авторов как обязательную практику.</w:t>
-      </w:r>
-    </w:p>
-    <w:p>
-      <w:pPr>
-        <w:pStyle w:val="Heading2"/>
-      </w:pPr>
-      <w:bookmarkStart w:id="139" w:name="_53b42e690d540146356eaf421d7cd05535d4f7f"/>
-      <w:bookmarkStart w:id="140" w:name="_Toc243064354"/>
-      <w:r>
-        <w:t>15.10 Унаследованные артефакты и «двойные» имена</w:t>
-      </w:r>
-      <w:bookmarkEnd w:id="139"/>
-      <w:bookmarkEnd w:id="140"/>
-    </w:p>
-    <w:p>
-      <w:pPr>
-        <w:pStyle w:val="FirstParagraph"/>
-      </w:pPr>
-      <w:r>
-        <w:rPr>
-          <w:b/>
-          <w:bCs/>
-        </w:rPr>
-        <w:t>Суть.</w:t>
-      </w:r>
-      <w:r>
-        <w:t xml:space="preserve"> </w:t>
-      </w:r>
-      <w:r>
-        <w:t>В репозитории сосуществуют новые и старые имена (</w:t>
-      </w:r>
-      <w:r>
-        <w:rPr>
-          <w:rStyle w:val="VerbatimChar"/>
-        </w:rPr>
-        <w:t>.ds</w:t>
-      </w:r>
-      <w:r>
-        <w:t xml:space="preserve"> и легаси-расширения, старые и новые формы блоков), переходные типы (</w:t>
-      </w:r>
-      <w:r>
-        <w:rPr>
-          <w:rStyle w:val="VerbatimChar"/>
-        </w:rPr>
-        <w:t>IReportSession</w:t>
-      </w:r>
-      <w:r>
-        <w:t xml:space="preserve"> и </w:t>
-      </w:r>
-      <w:r>
-        <w:rPr>
-          <w:rStyle w:val="VerbatimChar"/>
-        </w:rPr>
-        <w:t>IReportPreviewSession</w:t>
-      </w:r>
-      <w:r>
-        <w:t xml:space="preserve">), частично перекрывающиеся реестры (визуализации и виджеты фильтров в </w:t>
-      </w:r>
-      <w:r>
-        <w:rPr>
-          <w:rStyle w:val="VerbatimChar"/>
-        </w:rPr>
-        <w:t>Viz</w:t>
-      </w:r>
-      <w:r>
-        <w:t>/</w:t>
-      </w:r>
-      <w:r>
-        <w:rPr>
-          <w:rStyle w:val="VerbatimChar"/>
-        </w:rPr>
-        <w:t>Filters</w:t>
-      </w:r>
-      <w:r>
-        <w:t>/</w:t>
-      </w:r>
-      <w:r>
-        <w:rPr>
-          <w:rStyle w:val="VerbatimChar"/>
-        </w:rPr>
-        <w:t>Viewer</w:t>
-      </w:r>
-      <w:r>
-        <w:t>).</w:t>
-      </w:r>
-    </w:p>
-    <w:p>
-      <w:pPr>
-        <w:pStyle w:val="BodyText"/>
-      </w:pPr>
-      <w:r>
-        <w:rPr>
-          <w:b/>
-          <w:bCs/>
-        </w:rPr>
-        <w:t>Почем</w:t>
-      </w:r>
-      <w:r>
-        <w:rPr>
-          <w:b/>
-          <w:bCs/>
-        </w:rPr>
-        <w:t>у это плохо.</w:t>
-      </w:r>
-      <w:r>
-        <w:t xml:space="preserve"> Затрудняет понимание «где что лежит» и увеличивает риск, что новый участник возьмёт устаревший путь.</w:t>
-      </w:r>
-    </w:p>
-    <w:p>
-      <w:pPr>
-        <w:pStyle w:val="BodyText"/>
-      </w:pPr>
-      <w:r>
-        <w:rPr>
-          <w:b/>
-          <w:bCs/>
-        </w:rPr>
-        <w:t>Что делать.</w:t>
-      </w:r>
-      <w:r>
         <w:t xml:space="preserve"> Завершить удаление устаревших форм (заявлено в ADR-0102), убрать переходные типы после миграции продуктов.</w:t>
       </w:r>
     </w:p>
@@ -19344,7 +19322,7 @@
         <w:pStyle w:val="Heading1"/>
       </w:pPr>
       <w:bookmarkStart w:id="141" w:name="_ac5aafc37d9a79e104f200d08fd8dd336b9c718"/>
-      <w:bookmarkStart w:id="142" w:name="_Toc243064355"/>
+      <w:bookmarkStart w:id="142" w:name="_Toc243065283"/>
       <w:r>
         <w:t>16. Куда развивается архитектура</w:t>
       </w:r>
@@ -19359,9 +19337,9 @@
         <w:tblLook w:val="0020" w:firstRow="1" w:lastRow="0" w:firstColumn="0" w:lastColumn="0" w:noHBand="0" w:noVBand="0"/>
       </w:tblPr>
       <w:tblGrid>
-        <w:gridCol w:w="1486"/>
-        <w:gridCol w:w="3962"/>
-        <w:gridCol w:w="4457"/>
+        <w:gridCol w:w="1653"/>
+        <w:gridCol w:w="4406"/>
+        <w:gridCol w:w="4957"/>
       </w:tblGrid>
       <w:tr>
         <w:trPr>
@@ -19716,7 +19694,7 @@
         <w:pStyle w:val="Heading1"/>
       </w:pPr>
       <w:bookmarkStart w:id="143" w:name="_875ec83af6a028e17ae6b2775de091bad544674"/>
-      <w:bookmarkStart w:id="144" w:name="_Toc243064356"/>
+      <w:bookmarkStart w:id="144" w:name="_Toc243065284"/>
       <w:r>
         <w:t>17. Итоговая оценка</w:t>
       </w:r>
@@ -19731,9 +19709,9 @@
         <w:tblLook w:val="0020" w:firstRow="1" w:lastRow="0" w:firstColumn="0" w:lastColumn="0" w:noHBand="0" w:noVBand="0"/>
       </w:tblPr>
       <w:tblGrid>
-        <w:gridCol w:w="2732"/>
-        <w:gridCol w:w="2732"/>
-        <w:gridCol w:w="4441"/>
+        <w:gridCol w:w="3038"/>
+        <w:gridCol w:w="3039"/>
+        <w:gridCol w:w="4939"/>
       </w:tblGrid>
       <w:tr>
         <w:trPr>
@@ -20282,7 +20260,7 @@
         <w:pStyle w:val="Heading1"/>
       </w:pPr>
       <w:bookmarkStart w:id="145" w:name="_глоссарий"/>
-      <w:bookmarkStart w:id="146" w:name="_Toc243064357"/>
+      <w:bookmarkStart w:id="146" w:name="_Toc243065285"/>
       <w:r>
         <w:t>18. Глоссарий</w:t>
       </w:r>
@@ -20297,8 +20275,8 @@
         <w:tblLook w:val="0020" w:firstRow="1" w:lastRow="0" w:firstColumn="0" w:lastColumn="0" w:noHBand="0" w:noVBand="0"/>
       </w:tblPr>
       <w:tblGrid>
-        <w:gridCol w:w="2031"/>
-        <w:gridCol w:w="7874"/>
+        <w:gridCol w:w="2259"/>
+        <w:gridCol w:w="8757"/>
       </w:tblGrid>
       <w:tr>
         <w:trPr>
@@ -20381,15 +20359,42 @@
                 <w:b/>
                 <w:bCs/>
               </w:rPr>
-              <w:t xml:space="preserve">Payload (полезная </w:t>
-            </w:r>
+              <w:t>Payload (полезная нагрузка)</w:t>
+            </w:r>
+          </w:p>
+        </w:tc>
+        <w:tc>
+          <w:tcPr>
+            <w:tcW w:w="6295" w:type="dxa"/>
+          </w:tcPr>
+          <w:p>
+            <w:pPr>
+              <w:pStyle w:val="Compact"/>
+            </w:pPr>
+            <w:r>
+              <w:t>Готовые данные для одной карточки: числа, подписи, серии — в форме, которую понимает моду</w:t>
+            </w:r>
+            <w:r>
+              <w:t>ль отображения</w:t>
+            </w:r>
+          </w:p>
+        </w:tc>
+      </w:tr>
+      <w:tr>
+        <w:tc>
+          <w:tcPr>
+            <w:tcW w:w="1624" w:type="dxa"/>
+          </w:tcPr>
+          <w:p>
+            <w:pPr>
+              <w:pStyle w:val="Compact"/>
+            </w:pPr>
             <w:r>
               <w:rPr>
                 <w:b/>
                 <w:bCs/>
               </w:rPr>
-              <w:lastRenderedPageBreak/>
-              <w:t>нагрузка)</w:t>
+              <w:t>IR (промежуточное представление)</w:t>
             </w:r>
           </w:p>
         </w:tc>
@@ -20402,11 +20407,7 @@
               <w:pStyle w:val="Compact"/>
             </w:pPr>
             <w:r>
-              <w:lastRenderedPageBreak/>
-              <w:t>Готовые данные для одной карточки: числа, подписи, серии — в форме, которую понимает моду</w:t>
-            </w:r>
-            <w:r>
-              <w:t>ль отображения</w:t>
+              <w:t>Внутренняя структура, описывающая разобранный текст: «документ, у него вкладки, у вкладки карточки…»</w:t>
             </w:r>
           </w:p>
         </w:tc>
@@ -20425,38 +20426,7 @@
                 <w:b/>
                 <w:bCs/>
               </w:rPr>
-              <w:t>IR (промежуточное представление)</w:t>
-            </w:r>
-          </w:p>
-        </w:tc>
-        <w:tc>
-          <w:tcPr>
-            <w:tcW w:w="6295" w:type="dxa"/>
-          </w:tcPr>
-          <w:p>
-            <w:pPr>
-              <w:pStyle w:val="Compact"/>
-            </w:pPr>
-            <w:r>
-              <w:t>Внутренняя структура, описывающая разобранный текст: «документ, у него вкладки, у вкладки карточки…»</w:t>
-            </w:r>
-          </w:p>
-        </w:tc>
-      </w:tr>
-      <w:tr>
-        <w:tc>
-          <w:tcPr>
-            <w:tcW w:w="1624" w:type="dxa"/>
-          </w:tcPr>
-          <w:p>
-            <w:pPr>
-              <w:pStyle w:val="Compact"/>
-            </w:pPr>
-            <w:r>
-              <w:rPr>
-                <w:b/>
-                <w:bCs/>
-              </w:rPr>
+              <w:lastRenderedPageBreak/>
               <w:t>Модуль / единица компиляции</w:t>
             </w:r>
           </w:p>
@@ -21000,7 +20970,7 @@
         <w:pStyle w:val="Heading1"/>
       </w:pPr>
       <w:bookmarkStart w:id="147" w:name="_e81022ef236c94fe5ce36ec6bcc53850ed4c093"/>
-      <w:bookmarkStart w:id="148" w:name="_Toc243064358"/>
+      <w:bookmarkStart w:id="148" w:name="_Toc243065286"/>
       <w:r>
         <w:t>19. Как пересобрать диаграммы и DOCX</w:t>
       </w:r>
@@ -21090,7 +21060,6 @@
         <w:rPr>
           <w:rStyle w:val="CommentTok"/>
         </w:rPr>
-        <w:lastRenderedPageBreak/>
         <w:t># 2. Документ: Markdown → DOCX с нативным оглавлением Word</w:t>
       </w:r>
       <w:r>
@@ -21204,8 +21173,9 @@
         <w:numRestart w:val="eachSect"/>
       </w:footnotePr>
       <w:pgSz w:w="12240" w:h="15840"/>
-      <w:pgMar w:top="1134" w:right="850" w:bottom="1134" w:left="1701" w:header="720" w:footer="720" w:gutter="0"/>
+      <w:pgMar w:top="720" w:right="720" w:bottom="720" w:left="720" w:header="720" w:footer="720" w:gutter="0"/>
       <w:cols w:space="720"/>
+      <w:docGrid w:linePitch="326"/>
     </w:sectPr>
   </w:body>
 </w:document>
@@ -21216,7 +21186,7 @@
   <w:abstractNum w:abstractNumId="0" w15:restartNumberingAfterBreak="0">
     <w:nsid w:val="0000A990"/>
     <w:multiLevelType w:val="multilevel"/>
-    <w:tmpl w:val="512C909C"/>
+    <w:tmpl w:val="D8F852F2"/>
     <w:lvl w:ilvl="0">
       <w:numFmt w:val="bullet"/>
       <w:lvlText w:val=" "/>
@@ -21293,7 +21263,7 @@
   <w:abstractNum w:abstractNumId="1" w15:restartNumberingAfterBreak="0">
     <w:nsid w:val="0000A991"/>
     <w:multiLevelType w:val="multilevel"/>
-    <w:tmpl w:val="528E7524"/>
+    <w:tmpl w:val="6D6072BE"/>
     <w:lvl w:ilvl="0">
       <w:numFmt w:val="bullet"/>
       <w:lvlText w:val=""/>
@@ -21397,7 +21367,7 @@
   <w:abstractNum w:abstractNumId="2" w15:restartNumberingAfterBreak="0">
     <w:nsid w:val="00A99411"/>
     <w:multiLevelType w:val="multilevel"/>
-    <w:tmpl w:val="56661094"/>
+    <w:tmpl w:val="77FED5F4"/>
     <w:lvl w:ilvl="0">
       <w:start w:val="1"/>
       <w:numFmt w:val="decimal"/>
@@ -21480,13 +21450,120 @@
       </w:pPr>
     </w:lvl>
   </w:abstractNum>
+  <w:abstractNum w:abstractNumId="3" w15:restartNumberingAfterBreak="0">
+    <w:nsid w:val="170CD2DE"/>
+    <w:multiLevelType w:val="multilevel"/>
+    <w:tmpl w:val="6BFAC4B8"/>
+    <w:lvl w:ilvl="0">
+      <w:numFmt w:val="bullet"/>
+      <w:lvlText w:val=" "/>
+      <w:lvlJc w:val="left"/>
+      <w:pPr>
+        <w:tabs>
+          <w:tab w:val="num" w:pos="0"/>
+        </w:tabs>
+        <w:ind w:left="480" w:hanging="480"/>
+      </w:pPr>
+    </w:lvl>
+    <w:lvl w:ilvl="1">
+      <w:numFmt w:val="bullet"/>
+      <w:lvlText w:val=" "/>
+      <w:lvlJc w:val="left"/>
+      <w:pPr>
+        <w:tabs>
+          <w:tab w:val="num" w:pos="720"/>
+        </w:tabs>
+        <w:ind w:left="1200" w:hanging="480"/>
+      </w:pPr>
+    </w:lvl>
+    <w:lvl w:ilvl="2">
+      <w:numFmt w:val="bullet"/>
+      <w:lvlText w:val=" "/>
+      <w:lvlJc w:val="left"/>
+      <w:pPr>
+        <w:tabs>
+          <w:tab w:val="num" w:pos="1440"/>
+        </w:tabs>
+        <w:ind w:left="1920" w:hanging="480"/>
+      </w:pPr>
+    </w:lvl>
+    <w:lvl w:ilvl="3">
+      <w:numFmt w:val="bullet"/>
+      <w:lvlText w:val=" "/>
+      <w:lvlJc w:val="left"/>
+      <w:pPr>
+        <w:tabs>
+          <w:tab w:val="num" w:pos="2160"/>
+        </w:tabs>
+        <w:ind w:left="2640" w:hanging="480"/>
+      </w:pPr>
+    </w:lvl>
+    <w:lvl w:ilvl="4">
+      <w:numFmt w:val="bullet"/>
+      <w:lvlText w:val=" "/>
+      <w:lvlJc w:val="left"/>
+      <w:pPr>
+        <w:tabs>
+          <w:tab w:val="num" w:pos="2880"/>
+        </w:tabs>
+        <w:ind w:left="3360" w:hanging="480"/>
+      </w:pPr>
+    </w:lvl>
+    <w:lvl w:ilvl="5">
+      <w:numFmt w:val="bullet"/>
+      <w:lvlText w:val=" "/>
+      <w:lvlJc w:val="left"/>
+      <w:pPr>
+        <w:tabs>
+          <w:tab w:val="num" w:pos="3600"/>
+        </w:tabs>
+        <w:ind w:left="4080" w:hanging="480"/>
+      </w:pPr>
+    </w:lvl>
+    <w:lvl w:ilvl="6">
+      <w:numFmt w:val="bullet"/>
+      <w:lvlText w:val=" "/>
+      <w:lvlJc w:val="left"/>
+      <w:pPr>
+        <w:tabs>
+          <w:tab w:val="num" w:pos="4320"/>
+        </w:tabs>
+        <w:ind w:left="4800" w:hanging="480"/>
+      </w:pPr>
+    </w:lvl>
+    <w:lvl w:ilvl="7">
+      <w:numFmt w:val="bullet"/>
+      <w:lvlText w:val=" "/>
+      <w:lvlJc w:val="left"/>
+      <w:pPr>
+        <w:tabs>
+          <w:tab w:val="num" w:pos="5040"/>
+        </w:tabs>
+        <w:ind w:left="5520" w:hanging="480"/>
+      </w:pPr>
+    </w:lvl>
+    <w:lvl w:ilvl="8">
+      <w:numFmt w:val="bullet"/>
+      <w:lvlText w:val=" "/>
+      <w:lvlJc w:val="left"/>
+      <w:pPr>
+        <w:tabs>
+          <w:tab w:val="num" w:pos="5760"/>
+        </w:tabs>
+        <w:ind w:left="6240" w:hanging="480"/>
+      </w:pPr>
+    </w:lvl>
+  </w:abstractNum>
   <w:num w:numId="1">
+    <w:abstractNumId w:val="3"/>
+  </w:num>
+  <w:num w:numId="2">
     <w:abstractNumId w:val="0"/>
   </w:num>
-  <w:num w:numId="2">
+  <w:num w:numId="3">
     <w:abstractNumId w:val="1"/>
   </w:num>
-  <w:num w:numId="3">
+  <w:num w:numId="4">
     <w:abstractNumId w:val="2"/>
     <w:lvlOverride w:ilvl="0">
       <w:startOverride w:val="1"/>
@@ -21516,13 +21593,13 @@
       <w:startOverride w:val="1"/>
     </w:lvlOverride>
   </w:num>
-  <w:num w:numId="4">
-    <w:abstractNumId w:val="1"/>
-  </w:num>
   <w:num w:numId="5">
     <w:abstractNumId w:val="1"/>
   </w:num>
   <w:num w:numId="6">
+    <w:abstractNumId w:val="1"/>
+  </w:num>
+  <w:num w:numId="7">
     <w:abstractNumId w:val="2"/>
     <w:lvlOverride w:ilvl="0">
       <w:startOverride w:val="1"/>
@@ -21552,10 +21629,10 @@
       <w:startOverride w:val="1"/>
     </w:lvlOverride>
   </w:num>
-  <w:num w:numId="7">
+  <w:num w:numId="8">
     <w:abstractNumId w:val="1"/>
   </w:num>
-  <w:num w:numId="8">
+  <w:num w:numId="9">
     <w:abstractNumId w:val="2"/>
     <w:lvlOverride w:ilvl="0">
       <w:startOverride w:val="1"/>
@@ -21585,13 +21662,13 @@
       <w:startOverride w:val="1"/>
     </w:lvlOverride>
   </w:num>
-  <w:num w:numId="9">
-    <w:abstractNumId w:val="1"/>
-  </w:num>
   <w:num w:numId="10">
     <w:abstractNumId w:val="1"/>
   </w:num>
   <w:num w:numId="11">
+    <w:abstractNumId w:val="1"/>
+  </w:num>
+  <w:num w:numId="12">
     <w:abstractNumId w:val="2"/>
     <w:lvlOverride w:ilvl="0">
       <w:startOverride w:val="1"/>
@@ -21621,10 +21698,10 @@
       <w:startOverride w:val="1"/>
     </w:lvlOverride>
   </w:num>
-  <w:num w:numId="12">
+  <w:num w:numId="13">
     <w:abstractNumId w:val="1"/>
   </w:num>
-  <w:num w:numId="13">
+  <w:num w:numId="14">
     <w:abstractNumId w:val="2"/>
     <w:lvlOverride w:ilvl="0">
       <w:startOverride w:val="1"/>
@@ -21813,6 +21890,13 @@
     <w:lsdException w:name="Medium Shading 2"/>
     <w:lsdException w:name="Medium List 1"/>
     <w:lsdException w:name="Medium List 2"/>
+    <w:lsdException w:name="Medium Grid 1"/>
+    <w:lsdException w:name="Medium Grid 2"/>
+    <w:lsdException w:name="Medium Grid 3"/>
+    <w:lsdException w:name="Dark List"/>
+    <w:lsdException w:name="Colorful Shading"/>
+    <w:lsdException w:name="Colorful List"/>
+    <w:lsdException w:name="Colorful Grid"/>
     <w:lsdException w:name="Light Shading Accent 1"/>
     <w:lsdException w:name="Light List Accent 1"/>
     <w:lsdException w:name="Light Grid Accent 1"/>
@@ -22949,7 +23033,7 @@
     <w:autoRedefine/>
     <w:uiPriority w:val="39"/>
     <w:unhideWhenUsed/>
-    <w:rsid w:val="003B6C35"/>
+    <w:rsid w:val="00A575E2"/>
     <w:pPr>
       <w:spacing w:after="100"/>
     </w:pPr>
@@ -22961,7 +23045,7 @@
     <w:autoRedefine/>
     <w:uiPriority w:val="39"/>
     <w:unhideWhenUsed/>
-    <w:rsid w:val="003B6C35"/>
+    <w:rsid w:val="00A575E2"/>
     <w:pPr>
       <w:spacing w:after="100"/>
       <w:ind w:left="240"/>
